--- a/a7/build/out/u3/A7 Unit 3 Exponents and Scientific Notation - Test - Key.docx
+++ b/a7/build/out/u3/A7 Unit 3 Exponents and Scientific Notation - Test - Key.docx
@@ -70,7 +70,7 @@
                 <w:color w:val="6B6B6B"/>
                 <w:sz w:val="19"/>
               </w:rPr>
-              <w:t>41 points  ·  two periods; students continue the same paper</w:t>
+              <w:t>40 points  ·  two periods; students continue the same paper</w:t>
             </w:r>
             <w:r>
               <w:rPr>
@@ -6477,7 +6477,7 @@
           <w:color w:val="6B6B6B"/>
           <w:sz w:val="19"/>
         </w:rPr>
-        <w:t>12 points</w:t>
+        <w:t>11 points</w:t>
       </w:r>
     </w:p>
     <w:tbl>
@@ -8463,309 +8463,6 @@
         </w:rPr>
       </w:r>
     </w:p>
-    <w:tbl>
-      <w:tblPr>
-        <w:tblLayout w:type="fixed"/>
-        <w:tblLook w:firstColumn="1" w:firstRow="1" w:lastColumn="0" w:lastRow="0" w:noHBand="0" w:noVBand="1" w:val="04A0"/>
-        <w:tblLayout w:type="fixed"/>
-        <w:tblW w:w="9360" w:type="dxa"/>
-      </w:tblPr>
-      <w:tblGrid>
-        <w:gridCol w:w="9360"/>
-      </w:tblGrid>
-      <w:tr>
-        <w:trPr>
-          <w:cantSplit/>
-        </w:trPr>
-        <w:tc>
-          <w:tcPr>
-            <w:tcW w:type="dxa" w:w="9360"/>
-            <w:tcBorders>
-              <w:top w:val="nil"/>
-              <w:left w:val="nil"/>
-              <w:bottom w:val="nil"/>
-              <w:right w:val="nil"/>
-            </w:tcBorders>
-            <w:tcMar>
-              <w:top w:w="0" w:type="dxa"/>
-              <w:left w:w="0" w:type="dxa"/>
-              <w:bottom w:w="0" w:type="dxa"/>
-              <w:right w:w="0" w:type="dxa"/>
-            </w:tcMar>
-          </w:tcPr>
-          <w:p>
-            <w:pPr>
-              <w:spacing w:before="200" w:after="120"/>
-              <w:ind w:left="420" w:hanging="420"/>
-              <w:tabs>
-                <w:tab w:val="right" w:pos="9360"/>
-              </w:tabs>
-            </w:pPr>
-            <w:r>
-              <w:rPr>
-                <w:b/>
-                <w:i w:val="0"/>
-                <w:color w:val="1A1A1A"/>
-                <w:sz w:val="22"/>
-              </w:rPr>
-              <w:t xml:space="preserve">21.   </w:t>
-            </w:r>
-            <w:r>
-              <w:rPr>
-                <w:b w:val="0"/>
-                <w:i w:val="0"/>
-                <w:color w:val="1A1A1A"/>
-                <w:sz w:val="22"/>
-              </w:rPr>
-              <w:t xml:space="preserve">Between which two consecutive powers of 10 does  </w:t>
-            </w:r>
-            <w:r>
-              <w:drawing>
-                <wp:inline xmlns:a="http://schemas.openxmlformats.org/drawingml/2006/main" xmlns:pic="http://schemas.openxmlformats.org/drawingml/2006/picture">
-                  <wp:extent cx="655320" cy="146304"/>
-                  <wp:docPr id="99" name="Picture 99"/>
-                  <wp:cNvGraphicFramePr>
-                    <a:graphicFrameLocks noChangeAspect="1"/>
-                  </wp:cNvGraphicFramePr>
-                  <a:graphic>
-                    <a:graphicData uri="http://schemas.openxmlformats.org/drawingml/2006/picture">
-                      <pic:pic>
-                        <pic:nvPicPr>
-                          <pic:cNvPr id="0" name="0f2de37ba51fb35e.png"/>
-                          <pic:cNvPicPr/>
-                        </pic:nvPicPr>
-                        <pic:blipFill>
-                          <a:blip r:embed="rId106"/>
-                          <a:stretch>
-                            <a:fillRect/>
-                          </a:stretch>
-                        </pic:blipFill>
-                        <pic:spPr>
-                          <a:xfrm>
-                            <a:off x="0" y="0"/>
-                            <a:ext cx="655320" cy="146304"/>
-                          </a:xfrm>
-                          <a:prstGeom prst="rect"/>
-                        </pic:spPr>
-                      </pic:pic>
-                    </a:graphicData>
-                  </a:graphic>
-                </wp:inline>
-              </w:drawing>
-            </w:r>
-            <w:r>
-              <w:rPr>
-                <w:b w:val="0"/>
-                <w:i w:val="0"/>
-                <w:color w:val="1A1A1A"/>
-                <w:sz w:val="22"/>
-              </w:rPr>
-              <w:t xml:space="preserve">  lie?</w:t>
-            </w:r>
-            <w:r>
-              <w:tab/>
-            </w:r>
-            <w:r>
-              <w:rPr>
-                <w:b w:val="0"/>
-                <w:i/>
-                <w:color w:val="6B6B6B"/>
-                <w:sz w:val="19"/>
-              </w:rPr>
-              <w:t>1 pt</w:t>
-            </w:r>
-          </w:p>
-          <w:p>
-            <w:pPr>
-              <w:spacing w:before="40" w:after="60"/>
-              <w:ind w:left="420"/>
-            </w:pPr>
-            <w:r>
-              <w:rPr>
-                <w:b/>
-                <w:i/>
-                <w:color w:val="9E1B32"/>
-                <w:sz w:val="22"/>
-              </w:rPr>
-              <w:t xml:space="preserve">Between </w:t>
-            </w:r>
-            <w:r>
-              <w:drawing>
-                <wp:inline xmlns:a="http://schemas.openxmlformats.org/drawingml/2006/main" xmlns:pic="http://schemas.openxmlformats.org/drawingml/2006/picture">
-                  <wp:extent cx="277368" cy="143256"/>
-                  <wp:docPr id="100" name="Picture 100"/>
-                  <wp:cNvGraphicFramePr>
-                    <a:graphicFrameLocks noChangeAspect="1"/>
-                  </wp:cNvGraphicFramePr>
-                  <a:graphic>
-                    <a:graphicData uri="http://schemas.openxmlformats.org/drawingml/2006/picture">
-                      <pic:pic>
-                        <pic:nvPicPr>
-                          <pic:cNvPr id="0" name="e1eb27eff9ab3c20.png"/>
-                          <pic:cNvPicPr/>
-                        </pic:nvPicPr>
-                        <pic:blipFill>
-                          <a:blip r:embed="rId107"/>
-                          <a:stretch>
-                            <a:fillRect/>
-                          </a:stretch>
-                        </pic:blipFill>
-                        <pic:spPr>
-                          <a:xfrm>
-                            <a:off x="0" y="0"/>
-                            <a:ext cx="277368" cy="143256"/>
-                          </a:xfrm>
-                          <a:prstGeom prst="rect"/>
-                        </pic:spPr>
-                      </pic:pic>
-                    </a:graphicData>
-                  </a:graphic>
-                </wp:inline>
-              </w:drawing>
-            </w:r>
-            <w:r>
-              <w:rPr>
-                <w:b/>
-                <w:i/>
-                <w:color w:val="9E1B32"/>
-                <w:sz w:val="22"/>
-              </w:rPr>
-              <w:t xml:space="preserve"> and </w:t>
-            </w:r>
-            <w:r>
-              <w:drawing>
-                <wp:inline xmlns:a="http://schemas.openxmlformats.org/drawingml/2006/main" xmlns:pic="http://schemas.openxmlformats.org/drawingml/2006/picture">
-                  <wp:extent cx="280416" cy="143256"/>
-                  <wp:docPr id="101" name="Picture 101"/>
-                  <wp:cNvGraphicFramePr>
-                    <a:graphicFrameLocks noChangeAspect="1"/>
-                  </wp:cNvGraphicFramePr>
-                  <a:graphic>
-                    <a:graphicData uri="http://schemas.openxmlformats.org/drawingml/2006/picture">
-                      <pic:pic>
-                        <pic:nvPicPr>
-                          <pic:cNvPr id="0" name="80122f8883244372.png"/>
-                          <pic:cNvPicPr/>
-                        </pic:nvPicPr>
-                        <pic:blipFill>
-                          <a:blip r:embed="rId108"/>
-                          <a:stretch>
-                            <a:fillRect/>
-                          </a:stretch>
-                        </pic:blipFill>
-                        <pic:spPr>
-                          <a:xfrm>
-                            <a:off x="0" y="0"/>
-                            <a:ext cx="280416" cy="143256"/>
-                          </a:xfrm>
-                          <a:prstGeom prst="rect"/>
-                        </pic:spPr>
-                      </pic:pic>
-                    </a:graphicData>
-                  </a:graphic>
-                </wp:inline>
-              </w:drawing>
-            </w:r>
-            <w:r>
-              <w:rPr>
-                <w:b/>
-                <w:i/>
-                <w:color w:val="9E1B32"/>
-                <w:sz w:val="22"/>
-              </w:rPr>
-              <w:t>.</w:t>
-            </w:r>
-          </w:p>
-          <w:p>
-            <w:pPr>
-              <w:spacing w:before="0" w:after="120"/>
-              <w:ind w:left="420"/>
-            </w:pPr>
-            <w:r>
-              <w:rPr>
-                <w:b w:val="0"/>
-                <w:i/>
-                <w:color w:val="6B6B6B"/>
-                <w:sz w:val="19"/>
-              </w:rPr>
-              <w:t>4.7 is between 1 and 10, so the number is between 1×10</w:t>
-            </w:r>
-            <w:r>
-              <w:rPr>
-                <w:b w:val="0"/>
-                <w:i/>
-                <w:color w:val="6B6B6B"/>
-                <w:sz w:val="19"/>
-                <w:vertAlign w:val="superscript"/>
-              </w:rPr>
-              <w:t>-5</w:t>
-            </w:r>
-            <w:r>
-              <w:rPr>
-                <w:b w:val="0"/>
-                <w:i/>
-                <w:color w:val="6B6B6B"/>
-                <w:sz w:val="19"/>
-              </w:rPr>
-              <w:t xml:space="preserve"> and 1×10</w:t>
-            </w:r>
-            <w:r>
-              <w:rPr>
-                <w:b w:val="0"/>
-                <w:i/>
-                <w:color w:val="6B6B6B"/>
-                <w:sz w:val="19"/>
-                <w:vertAlign w:val="superscript"/>
-              </w:rPr>
-              <w:t>-4</w:t>
-            </w:r>
-            <w:r>
-              <w:rPr>
-                <w:b w:val="0"/>
-                <w:i/>
-                <w:color w:val="6B6B6B"/>
-                <w:sz w:val="19"/>
-              </w:rPr>
-              <w:t xml:space="preserve">. Both powers are needed for the point.  </w:t>
-            </w:r>
-            <w:r>
-              <w:rPr>
-                <w:b/>
-                <w:i/>
-                <w:color w:val="6B6B6B"/>
-                <w:sz w:val="19"/>
-              </w:rPr>
-              <w:t>TRANSFER ITEM — not on the practice test. Same benchmark, a surface nobody rehearsed.</w:t>
-            </w:r>
-          </w:p>
-          <w:p>
-            <w:pPr>
-              <w:spacing w:before="40" w:after="120"/>
-              <w:ind w:left="420"/>
-            </w:pPr>
-            <w:r>
-              <w:rPr>
-                <w:b w:val="0"/>
-                <w:i/>
-                <w:color w:val="6B6B6B"/>
-                <w:sz w:val="19"/>
-              </w:rPr>
-              <w:t>Scoring: 1 point.</w:t>
-            </w:r>
-          </w:p>
-        </w:tc>
-      </w:tr>
-    </w:tbl>
-    <w:p>
-      <w:pPr>
-        <w:spacing w:after="0" w:before="0" w:line="20" w:lineRule="exact"/>
-      </w:pPr>
-      <w:r>
-        <w:rPr>
-          <w:sz w:val="2"/>
-        </w:rPr>
-      </w:r>
-    </w:p>
     <w:p>
       <w:pPr>
         <w:keepNext/>
@@ -8795,7 +8492,7 @@
           <w:color w:val="1A1A1A"/>
           <w:sz w:val="20"/>
         </w:rPr>
-        <w:t>41 points, one point per lettered part.  Section 1 — 9  ·  Section 2 — 11  ·  Section 3 — 9  ·  Section 4 — 12</w:t>
+        <w:t>40 points, one point per lettered part.  Section 1 — 9  ·  Section 2 — 11  ·  Section 3 — 9  ·  Section 4 — 11</w:t>
       </w:r>
     </w:p>
     <w:tbl>
@@ -9375,7 +9072,7 @@
                 <w:color w:val="1A1A1A"/>
                 <w:sz w:val="21"/>
               </w:rPr>
-              <w:t>15,  16,  17,  18,  19,  20,  21</w:t>
+              <w:t>15,  16,  17,  18,  19,  20</w:t>
             </w:r>
           </w:p>
         </w:tc>
@@ -9406,7 +9103,7 @@
                 <w:color w:val="1A1A1A"/>
                 <w:sz w:val="21"/>
               </w:rPr>
-              <w:t>12</w:t>
+              <w:t>11</w:t>
             </w:r>
           </w:p>
         </w:tc>
@@ -9517,7 +9214,7 @@
                 <w:color w:val="1A1A1A"/>
                 <w:sz w:val="21"/>
               </w:rPr>
-              <w:t>41</w:t>
+              <w:t>40</w:t>
             </w:r>
           </w:p>
         </w:tc>
@@ -9580,7 +9277,7 @@
           <w:color w:val="6B6B6B"/>
           <w:sz w:val="19"/>
         </w:rPr>
-        <w:t>Transfer items (ruling 18): questions 10 and 21. Neither surface appears on the review or in any question bank.</w:t>
+        <w:t>Transfer item (ruling 18): question 10. Its surface appears on neither the review nor any question bank. A second transfer item was cut from this paper: Croix, 7 October 2026 — the old question 21 (between which two consecutive powers of 10 a number lies) needed a step the unit does not teach.</w:t>
       </w:r>
     </w:p>
     <w:sectPr>

--- a/a7/build/out/u3/A7 Unit 3 Exponents and Scientific Notation - Test - Key.docx
+++ b/a7/build/out/u3/A7 Unit 3 Exponents and Scientific Notation - Test - Key.docx
@@ -70,7 +70,7 @@
                 <w:color w:val="6B6B6B"/>
                 <w:sz w:val="19"/>
               </w:rPr>
-              <w:t>40 points  ·  two periods; students continue the same paper</w:t>
+              <w:t>36 points  ·  two periods; students continue the same paper</w:t>
             </w:r>
             <w:r>
               <w:rPr>
@@ -1891,7 +1891,7 @@
           <w:color w:val="6B6B6B"/>
           <w:sz w:val="19"/>
         </w:rPr>
-        <w:t>11 points</w:t>
+        <w:t>9 points</w:t>
       </w:r>
     </w:p>
     <w:tbl>
@@ -3745,6 +3745,39 @@
         </w:rPr>
       </w:r>
     </w:p>
+    <w:p>
+      <w:pPr>
+        <w:keepNext/>
+        <w:spacing w:before="200" w:after="120"/>
+        <w:tabs>
+          <w:tab w:val="right" w:pos="9360"/>
+        </w:tabs>
+        <w:pBdr>
+          <w:bottom w:val="single" w:sz="8" w:space="2" w:color="1A1A1A"/>
+        </w:pBdr>
+      </w:pPr>
+      <w:r>
+        <w:rPr>
+          <w:b/>
+          <w:i w:val="0"/>
+          <w:color w:val="1A1A1A"/>
+          <w:sz w:val="24"/>
+        </w:rPr>
+        <w:t>3.  Variable Bases</w:t>
+      </w:r>
+      <w:r>
+        <w:tab/>
+      </w:r>
+      <w:r>
+        <w:rPr>
+          <w:b w:val="0"/>
+          <w:i/>
+          <w:color w:val="6B6B6B"/>
+          <w:sz w:val="19"/>
+        </w:rPr>
+        <w:t>8 points</w:t>
+      </w:r>
+    </w:p>
     <w:tbl>
       <w:tblPr>
         <w:tblLayout w:type="fixed"/>
@@ -3779,9 +3812,6 @@
             <w:pPr>
               <w:spacing w:before="200" w:after="120"/>
               <w:ind w:left="420" w:hanging="420"/>
-              <w:tabs>
-                <w:tab w:val="right" w:pos="9360"/>
-              </w:tabs>
             </w:pPr>
             <w:r>
               <w:rPr>
@@ -3799,12 +3829,30 @@
                 <w:color w:val="1A1A1A"/>
                 <w:sz w:val="22"/>
               </w:rPr>
-              <w:t xml:space="preserve">Marco says the value of  </w:t>
+              <w:t>Write each expression as a single monomial.</w:t>
+            </w:r>
+          </w:p>
+          <w:p>
+            <w:pPr>
+              <w:spacing w:before="80" w:after="80"/>
+              <w:ind w:left="900" w:hanging="380"/>
+              <w:tabs>
+                <w:tab w:val="right" w:pos="9360"/>
+              </w:tabs>
+            </w:pPr>
+            <w:r>
+              <w:rPr>
+                <w:b/>
+                <w:i w:val="0"/>
+                <w:color w:val="1A1A1A"/>
+                <w:sz w:val="22"/>
+              </w:rPr>
+              <w:t xml:space="preserve">a.  </w:t>
             </w:r>
             <w:r>
               <w:drawing>
                 <wp:inline xmlns:a="http://schemas.openxmlformats.org/drawingml/2006/main" xmlns:pic="http://schemas.openxmlformats.org/drawingml/2006/picture">
-                  <wp:extent cx="210312" cy="143256"/>
+                  <wp:extent cx="387096" cy="143256"/>
                   <wp:docPr id="43" name="Picture 43"/>
                   <wp:cNvGraphicFramePr>
                     <a:graphicFrameLocks noChangeAspect="1"/>
@@ -3813,7 +3861,7 @@
                     <a:graphicData uri="http://schemas.openxmlformats.org/drawingml/2006/picture">
                       <pic:pic>
                         <pic:nvPicPr>
-                          <pic:cNvPr id="0" name="caa3c22aa57edce6.png"/>
+                          <pic:cNvPr id="0" name="ebb8a1c1203d8c45.png"/>
                           <pic:cNvPicPr/>
                         </pic:nvPicPr>
                         <pic:blipFill>
@@ -3825,7 +3873,7 @@
                         <pic:spPr>
                           <a:xfrm>
                             <a:off x="0" y="0"/>
-                            <a:ext cx="210312" cy="143256"/>
+                            <a:ext cx="387096" cy="143256"/>
                           </a:xfrm>
                           <a:prstGeom prst="rect"/>
                         </pic:spPr>
@@ -3836,18 +3884,27 @@
               </w:drawing>
             </w:r>
             <w:r>
+              <w:tab/>
+            </w:r>
+            <w:r>
               <w:rPr>
                 <w:b w:val="0"/>
-                <w:i w:val="0"/>
-                <w:color w:val="1A1A1A"/>
-                <w:sz w:val="22"/>
+                <w:i/>
+                <w:color w:val="6B6B6B"/>
+                <w:sz w:val="19"/>
               </w:rPr>
-              <w:t xml:space="preserve">  is  </w:t>
-            </w:r>
+              <w:t>1 pt</w:t>
+            </w:r>
+          </w:p>
+          <w:p>
+            <w:pPr>
+              <w:spacing w:before="40" w:after="60"/>
+              <w:ind w:left="900"/>
+            </w:pPr>
             <w:r>
               <w:drawing>
                 <wp:inline xmlns:a="http://schemas.openxmlformats.org/drawingml/2006/main" xmlns:pic="http://schemas.openxmlformats.org/drawingml/2006/picture">
-                  <wp:extent cx="179832" cy="118872"/>
+                  <wp:extent cx="201168" cy="143256"/>
                   <wp:docPr id="44" name="Picture 44"/>
                   <wp:cNvGraphicFramePr>
                     <a:graphicFrameLocks noChangeAspect="1"/>
@@ -3856,7 +3913,7 @@
                     <a:graphicData uri="http://schemas.openxmlformats.org/drawingml/2006/picture">
                       <pic:pic>
                         <pic:nvPicPr>
-                          <pic:cNvPr id="0" name="e350934bdbb06339.png"/>
+                          <pic:cNvPr id="0" name="6f791476c32b46d1.png"/>
                           <pic:cNvPicPr/>
                         </pic:nvPicPr>
                         <pic:blipFill>
@@ -3868,7 +3925,7 @@
                         <pic:spPr>
                           <a:xfrm>
                             <a:off x="0" y="0"/>
-                            <a:ext cx="179832" cy="118872"/>
+                            <a:ext cx="201168" cy="143256"/>
                           </a:xfrm>
                           <a:prstGeom prst="rect"/>
                         </pic:spPr>
@@ -3878,46 +3935,28 @@
                 </wp:inline>
               </w:drawing>
             </w:r>
+          </w:p>
+          <w:p>
+            <w:pPr>
+              <w:spacing w:before="80" w:after="80"/>
+              <w:ind w:left="900" w:hanging="380"/>
+              <w:tabs>
+                <w:tab w:val="right" w:pos="9360"/>
+              </w:tabs>
+            </w:pPr>
             <w:r>
               <w:rPr>
-                <w:b w:val="0"/>
+                <w:b/>
                 <w:i w:val="0"/>
                 <w:color w:val="1A1A1A"/>
                 <w:sz w:val="22"/>
               </w:rPr>
-              <w:t>.  Explain why he is wrong, and give the correct value.</w:t>
-            </w:r>
-            <w:r>
-              <w:tab/>
-            </w:r>
-            <w:r>
-              <w:rPr>
-                <w:b w:val="0"/>
-                <w:i/>
-                <w:color w:val="6B6B6B"/>
-                <w:sz w:val="19"/>
-              </w:rPr>
-              <w:t>1 pt</w:t>
-            </w:r>
-          </w:p>
-          <w:p>
-            <w:pPr>
-              <w:spacing w:before="40" w:after="60"/>
-              <w:ind w:left="420"/>
-            </w:pPr>
-            <w:r>
-              <w:rPr>
-                <w:b/>
-                <w:i/>
-                <w:color w:val="9E1B32"/>
-                <w:sz w:val="22"/>
-              </w:rPr>
-              <w:t xml:space="preserve">A negative exponent means the reciprocal of the power, not a negative number. </w:t>
+              <w:t xml:space="preserve">b.  </w:t>
             </w:r>
             <w:r>
               <w:drawing>
                 <wp:inline xmlns:a="http://schemas.openxmlformats.org/drawingml/2006/main" xmlns:pic="http://schemas.openxmlformats.org/drawingml/2006/picture">
-                  <wp:extent cx="731520" cy="231648"/>
+                  <wp:extent cx="304800" cy="173736"/>
                   <wp:docPr id="45" name="Picture 45"/>
                   <wp:cNvGraphicFramePr>
                     <a:graphicFrameLocks noChangeAspect="1"/>
@@ -3926,7 +3965,7 @@
                     <a:graphicData uri="http://schemas.openxmlformats.org/drawingml/2006/picture">
                       <pic:pic>
                         <pic:nvPicPr>
-                          <pic:cNvPr id="0" name="076947f7d6c01e7a.png"/>
+                          <pic:cNvPr id="0" name="09a8210b503084f7.png"/>
                           <pic:cNvPicPr/>
                         </pic:nvPicPr>
                         <pic:blipFill>
@@ -3938,7 +3977,7 @@
                         <pic:spPr>
                           <a:xfrm>
                             <a:off x="0" y="0"/>
-                            <a:ext cx="731520" cy="231648"/>
+                            <a:ext cx="304800" cy="173736"/>
                           </a:xfrm>
                           <a:prstGeom prst="rect"/>
                         </pic:spPr>
@@ -3949,20 +3988,8 @@
               </w:drawing>
             </w:r>
             <w:r>
-              <w:rPr>
-                <w:b/>
-                <w:i/>
-                <w:color w:val="9E1B32"/>
-                <w:sz w:val="22"/>
-              </w:rPr>
-              <w:t>.</w:t>
-            </w:r>
-          </w:p>
-          <w:p>
-            <w:pPr>
-              <w:spacing w:before="0" w:after="120"/>
-              <w:ind w:left="420"/>
-            </w:pPr>
+              <w:tab/>
+            </w:r>
             <w:r>
               <w:rPr>
                 <w:b w:val="0"/>
@@ -3970,7 +3997,628 @@
                 <w:color w:val="6B6B6B"/>
                 <w:sz w:val="19"/>
               </w:rPr>
-              <w:t>The point needs the correct value AND the reason (reciprocal, not opposite). 'He forgot parentheses' is about (−3)</w:t>
+              <w:t>1 pt</w:t>
+            </w:r>
+          </w:p>
+          <w:p>
+            <w:pPr>
+              <w:spacing w:before="40" w:after="60"/>
+              <w:ind w:left="900"/>
+            </w:pPr>
+            <w:r>
+              <w:drawing>
+                <wp:inline xmlns:a="http://schemas.openxmlformats.org/drawingml/2006/main" xmlns:pic="http://schemas.openxmlformats.org/drawingml/2006/picture">
+                  <wp:extent cx="198120" cy="173736"/>
+                  <wp:docPr id="46" name="Picture 46"/>
+                  <wp:cNvGraphicFramePr>
+                    <a:graphicFrameLocks noChangeAspect="1"/>
+                  </wp:cNvGraphicFramePr>
+                  <a:graphic>
+                    <a:graphicData uri="http://schemas.openxmlformats.org/drawingml/2006/picture">
+                      <pic:pic>
+                        <pic:nvPicPr>
+                          <pic:cNvPr id="0" name="c3fb6e06f007a080.png"/>
+                          <pic:cNvPicPr/>
+                        </pic:nvPicPr>
+                        <pic:blipFill>
+                          <a:blip r:embed="rId54"/>
+                          <a:stretch>
+                            <a:fillRect/>
+                          </a:stretch>
+                        </pic:blipFill>
+                        <pic:spPr>
+                          <a:xfrm>
+                            <a:off x="0" y="0"/>
+                            <a:ext cx="198120" cy="173736"/>
+                          </a:xfrm>
+                          <a:prstGeom prst="rect"/>
+                        </pic:spPr>
+                      </pic:pic>
+                    </a:graphicData>
+                  </a:graphic>
+                </wp:inline>
+              </w:drawing>
+            </w:r>
+          </w:p>
+          <w:p>
+            <w:pPr>
+              <w:spacing w:before="80" w:after="80"/>
+              <w:ind w:left="900" w:hanging="380"/>
+              <w:tabs>
+                <w:tab w:val="right" w:pos="9360"/>
+              </w:tabs>
+            </w:pPr>
+            <w:r>
+              <w:rPr>
+                <w:b/>
+                <w:i w:val="0"/>
+                <w:color w:val="1A1A1A"/>
+                <w:sz w:val="22"/>
+              </w:rPr>
+              <w:t xml:space="preserve">c.  </w:t>
+            </w:r>
+            <w:r>
+              <w:drawing>
+                <wp:inline xmlns:a="http://schemas.openxmlformats.org/drawingml/2006/main" xmlns:pic="http://schemas.openxmlformats.org/drawingml/2006/picture">
+                  <wp:extent cx="396240" cy="170688"/>
+                  <wp:docPr id="47" name="Picture 47"/>
+                  <wp:cNvGraphicFramePr>
+                    <a:graphicFrameLocks noChangeAspect="1"/>
+                  </wp:cNvGraphicFramePr>
+                  <a:graphic>
+                    <a:graphicData uri="http://schemas.openxmlformats.org/drawingml/2006/picture">
+                      <pic:pic>
+                        <pic:nvPicPr>
+                          <pic:cNvPr id="0" name="593d2baf35a2e897.png"/>
+                          <pic:cNvPicPr/>
+                        </pic:nvPicPr>
+                        <pic:blipFill>
+                          <a:blip r:embed="rId55"/>
+                          <a:stretch>
+                            <a:fillRect/>
+                          </a:stretch>
+                        </pic:blipFill>
+                        <pic:spPr>
+                          <a:xfrm>
+                            <a:off x="0" y="0"/>
+                            <a:ext cx="396240" cy="170688"/>
+                          </a:xfrm>
+                          <a:prstGeom prst="rect"/>
+                        </pic:spPr>
+                      </pic:pic>
+                    </a:graphicData>
+                  </a:graphic>
+                </wp:inline>
+              </w:drawing>
+            </w:r>
+            <w:r>
+              <w:tab/>
+            </w:r>
+            <w:r>
+              <w:rPr>
+                <w:b w:val="0"/>
+                <w:i/>
+                <w:color w:val="6B6B6B"/>
+                <w:sz w:val="19"/>
+              </w:rPr>
+              <w:t>1 pt</w:t>
+            </w:r>
+          </w:p>
+          <w:p>
+            <w:pPr>
+              <w:spacing w:before="40" w:after="60"/>
+              <w:ind w:left="900"/>
+            </w:pPr>
+            <w:r>
+              <w:drawing>
+                <wp:inline xmlns:a="http://schemas.openxmlformats.org/drawingml/2006/main" xmlns:pic="http://schemas.openxmlformats.org/drawingml/2006/picture">
+                  <wp:extent cx="307848" cy="146304"/>
+                  <wp:docPr id="48" name="Picture 48"/>
+                  <wp:cNvGraphicFramePr>
+                    <a:graphicFrameLocks noChangeAspect="1"/>
+                  </wp:cNvGraphicFramePr>
+                  <a:graphic>
+                    <a:graphicData uri="http://schemas.openxmlformats.org/drawingml/2006/picture">
+                      <pic:pic>
+                        <pic:nvPicPr>
+                          <pic:cNvPr id="0" name="0b4a586213fe5f64.png"/>
+                          <pic:cNvPicPr/>
+                        </pic:nvPicPr>
+                        <pic:blipFill>
+                          <a:blip r:embed="rId56"/>
+                          <a:stretch>
+                            <a:fillRect/>
+                          </a:stretch>
+                        </pic:blipFill>
+                        <pic:spPr>
+                          <a:xfrm>
+                            <a:off x="0" y="0"/>
+                            <a:ext cx="307848" cy="146304"/>
+                          </a:xfrm>
+                          <a:prstGeom prst="rect"/>
+                        </pic:spPr>
+                      </pic:pic>
+                    </a:graphicData>
+                  </a:graphic>
+                </wp:inline>
+              </w:drawing>
+            </w:r>
+          </w:p>
+          <w:p>
+            <w:pPr>
+              <w:spacing w:before="0" w:after="120"/>
+              <w:ind w:left="900"/>
+            </w:pPr>
+            <w:r>
+              <w:rPr>
+                <w:b w:val="0"/>
+                <w:i/>
+                <w:color w:val="6B6B6B"/>
+                <w:sz w:val="19"/>
+              </w:rPr>
+              <w:t>The 3 is cubed as well. 3a</w:t>
+            </w:r>
+            <w:r>
+              <w:rPr>
+                <w:b w:val="0"/>
+                <w:i/>
+                <w:color w:val="6B6B6B"/>
+                <w:sz w:val="19"/>
+                <w:vertAlign w:val="superscript"/>
+              </w:rPr>
+              <w:t>6</w:t>
+            </w:r>
+            <w:r>
+              <w:rPr>
+                <w:b w:val="0"/>
+                <w:i/>
+                <w:color w:val="6B6B6B"/>
+                <w:sz w:val="19"/>
+              </w:rPr>
+              <w:t xml:space="preserve"> and 9a</w:t>
+            </w:r>
+            <w:r>
+              <w:rPr>
+                <w:b w:val="0"/>
+                <w:i/>
+                <w:color w:val="6B6B6B"/>
+                <w:sz w:val="19"/>
+                <w:vertAlign w:val="superscript"/>
+              </w:rPr>
+              <w:t>6</w:t>
+            </w:r>
+            <w:r>
+              <w:rPr>
+                <w:b w:val="0"/>
+                <w:i/>
+                <w:color w:val="6B6B6B"/>
+                <w:sz w:val="19"/>
+              </w:rPr>
+              <w:t xml:space="preserve"> are the two coefficient errors.</w:t>
+            </w:r>
+          </w:p>
+          <w:p>
+            <w:pPr>
+              <w:spacing w:before="80" w:after="80"/>
+              <w:ind w:left="900" w:hanging="380"/>
+              <w:tabs>
+                <w:tab w:val="right" w:pos="9360"/>
+              </w:tabs>
+            </w:pPr>
+            <w:r>
+              <w:rPr>
+                <w:b/>
+                <w:i w:val="0"/>
+                <w:color w:val="1A1A1A"/>
+                <w:sz w:val="22"/>
+              </w:rPr>
+              <w:t xml:space="preserve">d.  </w:t>
+            </w:r>
+            <w:r>
+              <w:drawing>
+                <wp:inline xmlns:a="http://schemas.openxmlformats.org/drawingml/2006/main" xmlns:pic="http://schemas.openxmlformats.org/drawingml/2006/picture">
+                  <wp:extent cx="256032" cy="249935"/>
+                  <wp:docPr id="49" name="Picture 49"/>
+                  <wp:cNvGraphicFramePr>
+                    <a:graphicFrameLocks noChangeAspect="1"/>
+                  </wp:cNvGraphicFramePr>
+                  <a:graphic>
+                    <a:graphicData uri="http://schemas.openxmlformats.org/drawingml/2006/picture">
+                      <pic:pic>
+                        <pic:nvPicPr>
+                          <pic:cNvPr id="0" name="88704ec36abf961f.png"/>
+                          <pic:cNvPicPr/>
+                        </pic:nvPicPr>
+                        <pic:blipFill>
+                          <a:blip r:embed="rId57"/>
+                          <a:stretch>
+                            <a:fillRect/>
+                          </a:stretch>
+                        </pic:blipFill>
+                        <pic:spPr>
+                          <a:xfrm>
+                            <a:off x="0" y="0"/>
+                            <a:ext cx="256032" cy="249935"/>
+                          </a:xfrm>
+                          <a:prstGeom prst="rect"/>
+                        </pic:spPr>
+                      </pic:pic>
+                    </a:graphicData>
+                  </a:graphic>
+                </wp:inline>
+              </w:drawing>
+            </w:r>
+            <w:r>
+              <w:tab/>
+            </w:r>
+            <w:r>
+              <w:rPr>
+                <w:b w:val="0"/>
+                <w:i/>
+                <w:color w:val="6B6B6B"/>
+                <w:sz w:val="19"/>
+              </w:rPr>
+              <w:t>1 pt</w:t>
+            </w:r>
+          </w:p>
+          <w:p>
+            <w:pPr>
+              <w:spacing w:before="40" w:after="60"/>
+              <w:ind w:left="900"/>
+            </w:pPr>
+            <w:r>
+              <w:drawing>
+                <wp:inline xmlns:a="http://schemas.openxmlformats.org/drawingml/2006/main" xmlns:pic="http://schemas.openxmlformats.org/drawingml/2006/picture">
+                  <wp:extent cx="256032" cy="143256"/>
+                  <wp:docPr id="50" name="Picture 50"/>
+                  <wp:cNvGraphicFramePr>
+                    <a:graphicFrameLocks noChangeAspect="1"/>
+                  </wp:cNvGraphicFramePr>
+                  <a:graphic>
+                    <a:graphicData uri="http://schemas.openxmlformats.org/drawingml/2006/picture">
+                      <pic:pic>
+                        <pic:nvPicPr>
+                          <pic:cNvPr id="0" name="8e718a2f54da2c68.png"/>
+                          <pic:cNvPicPr/>
+                        </pic:nvPicPr>
+                        <pic:blipFill>
+                          <a:blip r:embed="rId58"/>
+                          <a:stretch>
+                            <a:fillRect/>
+                          </a:stretch>
+                        </pic:blipFill>
+                        <pic:spPr>
+                          <a:xfrm>
+                            <a:off x="0" y="0"/>
+                            <a:ext cx="256032" cy="143256"/>
+                          </a:xfrm>
+                          <a:prstGeom prst="rect"/>
+                        </pic:spPr>
+                      </pic:pic>
+                    </a:graphicData>
+                  </a:graphic>
+                </wp:inline>
+              </w:drawing>
+            </w:r>
+          </w:p>
+          <w:p>
+            <w:pPr>
+              <w:spacing w:before="0" w:after="120"/>
+              <w:ind w:left="900"/>
+            </w:pPr>
+            <w:r>
+              <w:rPr>
+                <w:b w:val="0"/>
+                <w:i/>
+                <w:color w:val="6B6B6B"/>
+                <w:sz w:val="19"/>
+              </w:rPr>
+              <w:t>Coefficients divide; exponents subtract.</w:t>
+            </w:r>
+          </w:p>
+          <w:p>
+            <w:pPr>
+              <w:spacing w:before="40" w:after="120"/>
+              <w:ind w:left="420"/>
+            </w:pPr>
+            <w:r>
+              <w:rPr>
+                <w:b w:val="0"/>
+                <w:i/>
+                <w:color w:val="6B6B6B"/>
+                <w:sz w:val="19"/>
+              </w:rPr>
+              <w:t>Scoring: a 1 · b 1 · c 1 · d 1 = 4 points.</w:t>
+            </w:r>
+          </w:p>
+        </w:tc>
+      </w:tr>
+    </w:tbl>
+    <w:p>
+      <w:pPr>
+        <w:spacing w:after="0" w:before="0" w:line="20" w:lineRule="exact"/>
+      </w:pPr>
+      <w:r>
+        <w:rPr>
+          <w:sz w:val="2"/>
+        </w:rPr>
+      </w:r>
+    </w:p>
+    <w:tbl>
+      <w:tblPr>
+        <w:tblLayout w:type="fixed"/>
+        <w:tblLook w:firstColumn="1" w:firstRow="1" w:lastColumn="0" w:lastRow="0" w:noHBand="0" w:noVBand="1" w:val="04A0"/>
+        <w:tblLayout w:type="fixed"/>
+        <w:tblW w:w="9360" w:type="dxa"/>
+      </w:tblPr>
+      <w:tblGrid>
+        <w:gridCol w:w="9360"/>
+      </w:tblGrid>
+      <w:tr>
+        <w:trPr>
+          <w:cantSplit/>
+        </w:trPr>
+        <w:tc>
+          <w:tcPr>
+            <w:tcW w:type="dxa" w:w="9360"/>
+            <w:tcBorders>
+              <w:top w:val="nil"/>
+              <w:left w:val="nil"/>
+              <w:bottom w:val="nil"/>
+              <w:right w:val="nil"/>
+            </w:tcBorders>
+            <w:tcMar>
+              <w:top w:w="0" w:type="dxa"/>
+              <w:left w:w="0" w:type="dxa"/>
+              <w:bottom w:w="0" w:type="dxa"/>
+              <w:right w:w="0" w:type="dxa"/>
+            </w:tcMar>
+          </w:tcPr>
+          <w:p>
+            <w:pPr>
+              <w:spacing w:before="200" w:after="120"/>
+              <w:ind w:left="420" w:hanging="420"/>
+            </w:pPr>
+            <w:r>
+              <w:rPr>
+                <w:b/>
+                <w:i w:val="0"/>
+                <w:color w:val="1A1A1A"/>
+                <w:sz w:val="22"/>
+              </w:rPr>
+              <w:t xml:space="preserve">10.   </w:t>
+            </w:r>
+            <w:r>
+              <w:rPr>
+                <w:b w:val="0"/>
+                <w:i w:val="0"/>
+                <w:color w:val="1A1A1A"/>
+                <w:sz w:val="22"/>
+              </w:rPr>
+              <w:t>Rewrite each expression using only positive exponents.</w:t>
+            </w:r>
+          </w:p>
+          <w:p>
+            <w:pPr>
+              <w:spacing w:before="80" w:after="80"/>
+              <w:ind w:left="900" w:hanging="380"/>
+              <w:tabs>
+                <w:tab w:val="right" w:pos="9360"/>
+              </w:tabs>
+            </w:pPr>
+            <w:r>
+              <w:rPr>
+                <w:b/>
+                <w:i w:val="0"/>
+                <w:color w:val="1A1A1A"/>
+                <w:sz w:val="22"/>
+              </w:rPr>
+              <w:t xml:space="preserve">a.  </w:t>
+            </w:r>
+            <w:r>
+              <w:drawing>
+                <wp:inline xmlns:a="http://schemas.openxmlformats.org/drawingml/2006/main" xmlns:pic="http://schemas.openxmlformats.org/drawingml/2006/picture">
+                  <wp:extent cx="231648" cy="143256"/>
+                  <wp:docPr id="51" name="Picture 51"/>
+                  <wp:cNvGraphicFramePr>
+                    <a:graphicFrameLocks noChangeAspect="1"/>
+                  </wp:cNvGraphicFramePr>
+                  <a:graphic>
+                    <a:graphicData uri="http://schemas.openxmlformats.org/drawingml/2006/picture">
+                      <pic:pic>
+                        <pic:nvPicPr>
+                          <pic:cNvPr id="0" name="ecfaeda568c01a5d.png"/>
+                          <pic:cNvPicPr/>
+                        </pic:nvPicPr>
+                        <pic:blipFill>
+                          <a:blip r:embed="rId59"/>
+                          <a:stretch>
+                            <a:fillRect/>
+                          </a:stretch>
+                        </pic:blipFill>
+                        <pic:spPr>
+                          <a:xfrm>
+                            <a:off x="0" y="0"/>
+                            <a:ext cx="231648" cy="143256"/>
+                          </a:xfrm>
+                          <a:prstGeom prst="rect"/>
+                        </pic:spPr>
+                      </pic:pic>
+                    </a:graphicData>
+                  </a:graphic>
+                </wp:inline>
+              </w:drawing>
+            </w:r>
+            <w:r>
+              <w:tab/>
+            </w:r>
+            <w:r>
+              <w:rPr>
+                <w:b w:val="0"/>
+                <w:i/>
+                <w:color w:val="6B6B6B"/>
+                <w:sz w:val="19"/>
+              </w:rPr>
+              <w:t>1 pt</w:t>
+            </w:r>
+          </w:p>
+          <w:p>
+            <w:pPr>
+              <w:spacing w:before="40" w:after="60"/>
+              <w:ind w:left="900"/>
+            </w:pPr>
+            <w:r>
+              <w:drawing>
+                <wp:inline xmlns:a="http://schemas.openxmlformats.org/drawingml/2006/main" xmlns:pic="http://schemas.openxmlformats.org/drawingml/2006/picture">
+                  <wp:extent cx="121920" cy="228600"/>
+                  <wp:docPr id="52" name="Picture 52"/>
+                  <wp:cNvGraphicFramePr>
+                    <a:graphicFrameLocks noChangeAspect="1"/>
+                  </wp:cNvGraphicFramePr>
+                  <a:graphic>
+                    <a:graphicData uri="http://schemas.openxmlformats.org/drawingml/2006/picture">
+                      <pic:pic>
+                        <pic:nvPicPr>
+                          <pic:cNvPr id="0" name="8c07a359d9e0a54c.png"/>
+                          <pic:cNvPicPr/>
+                        </pic:nvPicPr>
+                        <pic:blipFill>
+                          <a:blip r:embed="rId60"/>
+                          <a:stretch>
+                            <a:fillRect/>
+                          </a:stretch>
+                        </pic:blipFill>
+                        <pic:spPr>
+                          <a:xfrm>
+                            <a:off x="0" y="0"/>
+                            <a:ext cx="121920" cy="228600"/>
+                          </a:xfrm>
+                          <a:prstGeom prst="rect"/>
+                        </pic:spPr>
+                      </pic:pic>
+                    </a:graphicData>
+                  </a:graphic>
+                </wp:inline>
+              </w:drawing>
+            </w:r>
+          </w:p>
+          <w:p>
+            <w:pPr>
+              <w:spacing w:before="80" w:after="80"/>
+              <w:ind w:left="900" w:hanging="380"/>
+              <w:tabs>
+                <w:tab w:val="right" w:pos="9360"/>
+              </w:tabs>
+            </w:pPr>
+            <w:r>
+              <w:rPr>
+                <w:b/>
+                <w:i w:val="0"/>
+                <w:color w:val="1A1A1A"/>
+                <w:sz w:val="22"/>
+              </w:rPr>
+              <w:t xml:space="preserve">b.  </w:t>
+            </w:r>
+            <w:r>
+              <w:drawing>
+                <wp:inline xmlns:a="http://schemas.openxmlformats.org/drawingml/2006/main" xmlns:pic="http://schemas.openxmlformats.org/drawingml/2006/picture">
+                  <wp:extent cx="295656" cy="143256"/>
+                  <wp:docPr id="53" name="Picture 53"/>
+                  <wp:cNvGraphicFramePr>
+                    <a:graphicFrameLocks noChangeAspect="1"/>
+                  </wp:cNvGraphicFramePr>
+                  <a:graphic>
+                    <a:graphicData uri="http://schemas.openxmlformats.org/drawingml/2006/picture">
+                      <pic:pic>
+                        <pic:nvPicPr>
+                          <pic:cNvPr id="0" name="88e0f5aca1590247.png"/>
+                          <pic:cNvPicPr/>
+                        </pic:nvPicPr>
+                        <pic:blipFill>
+                          <a:blip r:embed="rId61"/>
+                          <a:stretch>
+                            <a:fillRect/>
+                          </a:stretch>
+                        </pic:blipFill>
+                        <pic:spPr>
+                          <a:xfrm>
+                            <a:off x="0" y="0"/>
+                            <a:ext cx="295656" cy="143256"/>
+                          </a:xfrm>
+                          <a:prstGeom prst="rect"/>
+                        </pic:spPr>
+                      </pic:pic>
+                    </a:graphicData>
+                  </a:graphic>
+                </wp:inline>
+              </w:drawing>
+            </w:r>
+            <w:r>
+              <w:tab/>
+            </w:r>
+            <w:r>
+              <w:rPr>
+                <w:b w:val="0"/>
+                <w:i/>
+                <w:color w:val="6B6B6B"/>
+                <w:sz w:val="19"/>
+              </w:rPr>
+              <w:t>1 pt</w:t>
+            </w:r>
+          </w:p>
+          <w:p>
+            <w:pPr>
+              <w:spacing w:before="40" w:after="60"/>
+              <w:ind w:left="900"/>
+            </w:pPr>
+            <w:r>
+              <w:drawing>
+                <wp:inline xmlns:a="http://schemas.openxmlformats.org/drawingml/2006/main" xmlns:pic="http://schemas.openxmlformats.org/drawingml/2006/picture">
+                  <wp:extent cx="115824" cy="231648"/>
+                  <wp:docPr id="54" name="Picture 54"/>
+                  <wp:cNvGraphicFramePr>
+                    <a:graphicFrameLocks noChangeAspect="1"/>
+                  </wp:cNvGraphicFramePr>
+                  <a:graphic>
+                    <a:graphicData uri="http://schemas.openxmlformats.org/drawingml/2006/picture">
+                      <pic:pic>
+                        <pic:nvPicPr>
+                          <pic:cNvPr id="0" name="6f5fea0d3ef04dfa.png"/>
+                          <pic:cNvPicPr/>
+                        </pic:nvPicPr>
+                        <pic:blipFill>
+                          <a:blip r:embed="rId62"/>
+                          <a:stretch>
+                            <a:fillRect/>
+                          </a:stretch>
+                        </pic:blipFill>
+                        <pic:spPr>
+                          <a:xfrm>
+                            <a:off x="0" y="0"/>
+                            <a:ext cx="115824" cy="231648"/>
+                          </a:xfrm>
+                          <a:prstGeom prst="rect"/>
+                        </pic:spPr>
+                      </pic:pic>
+                    </a:graphicData>
+                  </a:graphic>
+                </wp:inline>
+              </w:drawing>
+            </w:r>
+          </w:p>
+          <w:p>
+            <w:pPr>
+              <w:spacing w:before="0" w:after="120"/>
+              <w:ind w:left="900"/>
+            </w:pPr>
+            <w:r>
+              <w:rPr>
+                <w:b w:val="0"/>
+                <w:i/>
+                <w:color w:val="6B6B6B"/>
+                <w:sz w:val="19"/>
+              </w:rPr>
+              <w:t>Only the x moves; 1/(5x</w:t>
             </w:r>
             <w:r>
               <w:rPr>
@@ -3989,7 +4637,183 @@
                 <w:color w:val="6B6B6B"/>
                 <w:sz w:val="19"/>
               </w:rPr>
-              <w:t>, a different expression.</w:t>
+              <w:t>) moved the coefficient too.</w:t>
+            </w:r>
+          </w:p>
+          <w:p>
+            <w:pPr>
+              <w:spacing w:before="80" w:after="80"/>
+              <w:ind w:left="900" w:hanging="380"/>
+              <w:tabs>
+                <w:tab w:val="right" w:pos="9360"/>
+              </w:tabs>
+            </w:pPr>
+            <w:r>
+              <w:rPr>
+                <w:b/>
+                <w:i w:val="0"/>
+                <w:color w:val="1A1A1A"/>
+                <w:sz w:val="22"/>
+              </w:rPr>
+              <w:t xml:space="preserve">c.  </w:t>
+            </w:r>
+            <w:r>
+              <w:drawing>
+                <wp:inline xmlns:a="http://schemas.openxmlformats.org/drawingml/2006/main" xmlns:pic="http://schemas.openxmlformats.org/drawingml/2006/picture">
+                  <wp:extent cx="597408" cy="170688"/>
+                  <wp:docPr id="55" name="Picture 55"/>
+                  <wp:cNvGraphicFramePr>
+                    <a:graphicFrameLocks noChangeAspect="1"/>
+                  </wp:cNvGraphicFramePr>
+                  <a:graphic>
+                    <a:graphicData uri="http://schemas.openxmlformats.org/drawingml/2006/picture">
+                      <pic:pic>
+                        <pic:nvPicPr>
+                          <pic:cNvPr id="0" name="5560c921a3dcdf39.png"/>
+                          <pic:cNvPicPr/>
+                        </pic:nvPicPr>
+                        <pic:blipFill>
+                          <a:blip r:embed="rId63"/>
+                          <a:stretch>
+                            <a:fillRect/>
+                          </a:stretch>
+                        </pic:blipFill>
+                        <pic:spPr>
+                          <a:xfrm>
+                            <a:off x="0" y="0"/>
+                            <a:ext cx="597408" cy="170688"/>
+                          </a:xfrm>
+                          <a:prstGeom prst="rect"/>
+                        </pic:spPr>
+                      </pic:pic>
+                    </a:graphicData>
+                  </a:graphic>
+                </wp:inline>
+              </w:drawing>
+            </w:r>
+            <w:r>
+              <w:tab/>
+            </w:r>
+            <w:r>
+              <w:rPr>
+                <w:b w:val="0"/>
+                <w:i/>
+                <w:color w:val="6B6B6B"/>
+                <w:sz w:val="19"/>
+              </w:rPr>
+              <w:t>1 pt</w:t>
+            </w:r>
+          </w:p>
+          <w:p>
+            <w:pPr>
+              <w:spacing w:before="40" w:after="60"/>
+              <w:ind w:left="900"/>
+            </w:pPr>
+            <w:r>
+              <w:drawing>
+                <wp:inline xmlns:a="http://schemas.openxmlformats.org/drawingml/2006/main" xmlns:pic="http://schemas.openxmlformats.org/drawingml/2006/picture">
+                  <wp:extent cx="173736" cy="249935"/>
+                  <wp:docPr id="56" name="Picture 56"/>
+                  <wp:cNvGraphicFramePr>
+                    <a:graphicFrameLocks noChangeAspect="1"/>
+                  </wp:cNvGraphicFramePr>
+                  <a:graphic>
+                    <a:graphicData uri="http://schemas.openxmlformats.org/drawingml/2006/picture">
+                      <pic:pic>
+                        <pic:nvPicPr>
+                          <pic:cNvPr id="0" name="087ba63dfdcec909.png"/>
+                          <pic:cNvPicPr/>
+                        </pic:nvPicPr>
+                        <pic:blipFill>
+                          <a:blip r:embed="rId64"/>
+                          <a:stretch>
+                            <a:fillRect/>
+                          </a:stretch>
+                        </pic:blipFill>
+                        <pic:spPr>
+                          <a:xfrm>
+                            <a:off x="0" y="0"/>
+                            <a:ext cx="173736" cy="249935"/>
+                          </a:xfrm>
+                          <a:prstGeom prst="rect"/>
+                        </pic:spPr>
+                      </pic:pic>
+                    </a:graphicData>
+                  </a:graphic>
+                </wp:inline>
+              </w:drawing>
+            </w:r>
+          </w:p>
+          <w:p>
+            <w:pPr>
+              <w:spacing w:before="0" w:after="120"/>
+              <w:ind w:left="900"/>
+            </w:pPr>
+            <w:r>
+              <w:rPr>
+                <w:b w:val="0"/>
+                <w:i/>
+                <w:color w:val="6B6B6B"/>
+                <w:sz w:val="19"/>
+              </w:rPr>
+              <w:t>4m</w:t>
+            </w:r>
+            <w:r>
+              <w:rPr>
+                <w:b w:val="0"/>
+                <w:i/>
+                <w:color w:val="6B6B6B"/>
+                <w:sz w:val="19"/>
+                <w:vertAlign w:val="superscript"/>
+              </w:rPr>
+              <w:t>-6</w:t>
+            </w:r>
+            <w:r>
+              <w:rPr>
+                <w:b w:val="0"/>
+                <w:i/>
+                <w:color w:val="6B6B6B"/>
+                <w:sz w:val="19"/>
+              </w:rPr>
+              <w:t>n</w:t>
+            </w:r>
+            <w:r>
+              <w:rPr>
+                <w:b w:val="0"/>
+                <w:i/>
+                <w:color w:val="6B6B6B"/>
+                <w:sz w:val="19"/>
+                <w:vertAlign w:val="superscript"/>
+              </w:rPr>
+              <w:t>2</w:t>
+            </w:r>
+            <w:r>
+              <w:rPr>
+                <w:b w:val="0"/>
+                <w:i/>
+                <w:color w:val="6B6B6B"/>
+                <w:sz w:val="19"/>
+              </w:rPr>
+              <w:t>, then m</w:t>
+            </w:r>
+            <w:r>
+              <w:rPr>
+                <w:b w:val="0"/>
+                <w:i/>
+                <w:color w:val="6B6B6B"/>
+                <w:sz w:val="19"/>
+                <w:vertAlign w:val="superscript"/>
+              </w:rPr>
+              <w:t>-6</w:t>
+            </w:r>
+            <w:r>
+              <w:rPr>
+                <w:b w:val="0"/>
+                <w:i/>
+                <w:color w:val="6B6B6B"/>
+                <w:sz w:val="19"/>
+              </w:rPr>
+              <w:t xml:space="preserve"> moves down.</w:t>
             </w:r>
           </w:p>
           <w:p>
@@ -4004,7 +4828,7 @@
                 <w:color w:val="6B6B6B"/>
                 <w:sz w:val="19"/>
               </w:rPr>
-              <w:t>Scoring: 1 point.</w:t>
+              <w:t>Scoring: a 1 · b 1 · c 1 = 3 points.</w:t>
             </w:r>
           </w:p>
         </w:tc>
@@ -4065,7 +4889,7 @@
                 <w:color w:val="1A1A1A"/>
                 <w:sz w:val="22"/>
               </w:rPr>
-              <w:t xml:space="preserve">10.   </w:t>
+              <w:t xml:space="preserve">11.   </w:t>
             </w:r>
             <w:r>
               <w:rPr>
@@ -4074,13 +4898,13 @@
                 <w:color w:val="1A1A1A"/>
                 <w:sz w:val="22"/>
               </w:rPr>
-              <w:t xml:space="preserve">Which is greater,  </w:t>
+              <w:t xml:space="preserve">Which expression is equivalent to  </w:t>
             </w:r>
             <w:r>
               <w:drawing>
                 <wp:inline xmlns:a="http://schemas.openxmlformats.org/drawingml/2006/main" xmlns:pic="http://schemas.openxmlformats.org/drawingml/2006/picture">
-                  <wp:extent cx="210312" cy="140208"/>
-                  <wp:docPr id="46" name="Picture 46"/>
+                  <wp:extent cx="390144" cy="170688"/>
+                  <wp:docPr id="57" name="Picture 57"/>
                   <wp:cNvGraphicFramePr>
                     <a:graphicFrameLocks noChangeAspect="1"/>
                   </wp:cNvGraphicFramePr>
@@ -4088,11 +4912,11 @@
                     <a:graphicData uri="http://schemas.openxmlformats.org/drawingml/2006/picture">
                       <pic:pic>
                         <pic:nvPicPr>
-                          <pic:cNvPr id="0" name="c3f1b23ff93e0772.png"/>
+                          <pic:cNvPr id="0" name="cf602a2e9f1c7587.png"/>
                           <pic:cNvPicPr/>
                         </pic:nvPicPr>
                         <pic:blipFill>
-                          <a:blip r:embed="rId54"/>
+                          <a:blip r:embed="rId65"/>
                           <a:stretch>
                             <a:fillRect/>
                           </a:stretch>
@@ -4100,7 +4924,7 @@
                         <pic:spPr>
                           <a:xfrm>
                             <a:off x="0" y="0"/>
-                            <a:ext cx="210312" cy="140208"/>
+                            <a:ext cx="390144" cy="170688"/>
                           </a:xfrm>
                           <a:prstGeom prst="rect"/>
                         </pic:spPr>
@@ -4117,13 +4941,50 @@
                 <w:color w:val="1A1A1A"/>
                 <w:sz w:val="22"/>
               </w:rPr>
-              <w:t xml:space="preserve">  or  </w:t>
+              <w:t xml:space="preserve"> ?</w:t>
+            </w:r>
+            <w:r>
+              <w:tab/>
+            </w:r>
+            <w:r>
+              <w:rPr>
+                <w:b w:val="0"/>
+                <w:i/>
+                <w:color w:val="6B6B6B"/>
+                <w:sz w:val="19"/>
+              </w:rPr>
+              <w:t>1 pt</w:t>
+            </w:r>
+          </w:p>
+          <w:p>
+            <w:pPr>
+              <w:spacing w:before="40" w:after="40"/>
+              <w:ind w:left="1300" w:hanging="380"/>
+            </w:pPr>
+            <w:r>
+              <w:rPr>
+                <w:rFonts w:ascii="FreeSerif" w:hAnsi="FreeSerif" w:eastAsia="FreeSerif"/>
+                <w:b w:val="0"/>
+                <w:i w:val="0"/>
+                <w:color w:val="1A1A1A"/>
+                <w:sz w:val="22"/>
+              </w:rPr>
+              <w:t xml:space="preserve">○   </w:t>
+            </w:r>
+            <w:r>
+              <w:rPr>
+                <w:b w:val="0"/>
+                <w:i w:val="0"/>
+                <w:color w:val="1A1A1A"/>
+                <w:sz w:val="22"/>
+              </w:rPr>
+              <w:t xml:space="preserve">A.  </w:t>
             </w:r>
             <w:r>
               <w:drawing>
                 <wp:inline xmlns:a="http://schemas.openxmlformats.org/drawingml/2006/main" xmlns:pic="http://schemas.openxmlformats.org/drawingml/2006/picture">
-                  <wp:extent cx="210312" cy="143256"/>
-                  <wp:docPr id="47" name="Picture 47"/>
+                  <wp:extent cx="280416" cy="143256"/>
+                  <wp:docPr id="58" name="Picture 58"/>
                   <wp:cNvGraphicFramePr>
                     <a:graphicFrameLocks noChangeAspect="1"/>
                   </wp:cNvGraphicFramePr>
@@ -4131,11 +4992,11 @@
                     <a:graphicData uri="http://schemas.openxmlformats.org/drawingml/2006/picture">
                       <pic:pic>
                         <pic:nvPicPr>
-                          <pic:cNvPr id="0" name="caa3c22aa57edce6.png"/>
+                          <pic:cNvPr id="0" name="c4ccbf95ada03f50.png"/>
                           <pic:cNvPicPr/>
                         </pic:nvPicPr>
                         <pic:blipFill>
-                          <a:blip r:embed="rId51"/>
+                          <a:blip r:embed="rId66"/>
                           <a:stretch>
                             <a:fillRect/>
                           </a:stretch>
@@ -4143,7 +5004,7 @@
                         <pic:spPr>
                           <a:xfrm>
                             <a:off x="0" y="0"/>
-                            <a:ext cx="210312" cy="143256"/>
+                            <a:ext cx="280416" cy="143256"/>
                           </a:xfrm>
                           <a:prstGeom prst="rect"/>
                         </pic:spPr>
@@ -4153,6 +5014,22 @@
                 </wp:inline>
               </w:drawing>
             </w:r>
+          </w:p>
+          <w:p>
+            <w:pPr>
+              <w:spacing w:before="40" w:after="40"/>
+              <w:ind w:left="1300" w:hanging="380"/>
+            </w:pPr>
+            <w:r>
+              <w:rPr>
+                <w:rFonts w:ascii="FreeSerif" w:hAnsi="FreeSerif" w:eastAsia="FreeSerif"/>
+                <w:b w:val="0"/>
+                <w:i w:val="0"/>
+                <w:color w:val="1A1A1A"/>
+                <w:sz w:val="22"/>
+              </w:rPr>
+              <w:t xml:space="preserve">○   </w:t>
+            </w:r>
             <w:r>
               <w:rPr>
                 <w:b w:val="0"/>
@@ -4160,31 +5037,13 @@
                 <w:color w:val="1A1A1A"/>
                 <w:sz w:val="22"/>
               </w:rPr>
-              <w:t xml:space="preserve"> ?  Show how you know.</w:t>
-            </w:r>
-            <w:r>
-              <w:tab/>
-            </w:r>
-            <w:r>
-              <w:rPr>
-                <w:b w:val="0"/>
-                <w:i/>
-                <w:color w:val="6B6B6B"/>
-                <w:sz w:val="19"/>
-              </w:rPr>
-              <w:t>1 pt</w:t>
-            </w:r>
-          </w:p>
-          <w:p>
-            <w:pPr>
-              <w:spacing w:before="40" w:after="60"/>
-              <w:ind w:left="420"/>
-            </w:pPr>
+              <w:t xml:space="preserve">B.  </w:t>
+            </w:r>
             <w:r>
               <w:drawing>
                 <wp:inline xmlns:a="http://schemas.openxmlformats.org/drawingml/2006/main" xmlns:pic="http://schemas.openxmlformats.org/drawingml/2006/picture">
-                  <wp:extent cx="210312" cy="140208"/>
-                  <wp:docPr id="48" name="Picture 48"/>
+                  <wp:extent cx="210312" cy="146304"/>
+                  <wp:docPr id="59" name="Picture 59"/>
                   <wp:cNvGraphicFramePr>
                     <a:graphicFrameLocks noChangeAspect="1"/>
                   </wp:cNvGraphicFramePr>
@@ -4192,11 +5051,11 @@
                     <a:graphicData uri="http://schemas.openxmlformats.org/drawingml/2006/picture">
                       <pic:pic>
                         <pic:nvPicPr>
-                          <pic:cNvPr id="0" name="585ce066bd28b282.png"/>
+                          <pic:cNvPr id="0" name="9c3ea3f631952c45.png"/>
                           <pic:cNvPicPr/>
                         </pic:nvPicPr>
                         <pic:blipFill>
-                          <a:blip r:embed="rId55"/>
+                          <a:blip r:embed="rId67"/>
                           <a:stretch>
                             <a:fillRect/>
                           </a:stretch>
@@ -4204,7 +5063,7 @@
                         <pic:spPr>
                           <a:xfrm>
                             <a:off x="0" y="0"/>
-                            <a:ext cx="210312" cy="140208"/>
+                            <a:ext cx="210312" cy="146304"/>
                           </a:xfrm>
                           <a:prstGeom prst="rect"/>
                         </pic:spPr>
@@ -4214,20 +5073,36 @@
                 </wp:inline>
               </w:drawing>
             </w:r>
+          </w:p>
+          <w:p>
+            <w:pPr>
+              <w:spacing w:before="40" w:after="40"/>
+              <w:ind w:left="1300" w:hanging="380"/>
+            </w:pPr>
             <w:r>
               <w:rPr>
-                <w:b/>
-                <w:i/>
-                <w:color w:val="9E1B32"/>
+                <w:rFonts w:ascii="FreeSerif" w:hAnsi="FreeSerif" w:eastAsia="FreeSerif"/>
+                <w:b w:val="0"/>
+                <w:i w:val="0"/>
+                <w:color w:val="1A1A1A"/>
                 <w:sz w:val="22"/>
               </w:rPr>
-              <w:t xml:space="preserve"> is greater.  </w:t>
+              <w:t xml:space="preserve">○   </w:t>
+            </w:r>
+            <w:r>
+              <w:rPr>
+                <w:b w:val="0"/>
+                <w:i w:val="0"/>
+                <w:color w:val="1A1A1A"/>
+                <w:sz w:val="22"/>
+              </w:rPr>
+              <w:t xml:space="preserve">C.  </w:t>
             </w:r>
             <w:r>
               <w:drawing>
                 <wp:inline xmlns:a="http://schemas.openxmlformats.org/drawingml/2006/main" xmlns:pic="http://schemas.openxmlformats.org/drawingml/2006/picture">
-                  <wp:extent cx="448056" cy="216408"/>
-                  <wp:docPr id="49" name="Picture 49"/>
+                  <wp:extent cx="219456" cy="146304"/>
+                  <wp:docPr id="60" name="Picture 60"/>
                   <wp:cNvGraphicFramePr>
                     <a:graphicFrameLocks noChangeAspect="1"/>
                   </wp:cNvGraphicFramePr>
@@ -4235,11 +5110,11 @@
                     <a:graphicData uri="http://schemas.openxmlformats.org/drawingml/2006/picture">
                       <pic:pic>
                         <pic:nvPicPr>
-                          <pic:cNvPr id="0" name="90800733c80c5455.png"/>
+                          <pic:cNvPr id="0" name="6d3fe30586df4773.png"/>
                           <pic:cNvPicPr/>
                         </pic:nvPicPr>
                         <pic:blipFill>
-                          <a:blip r:embed="rId56"/>
+                          <a:blip r:embed="rId68"/>
                           <a:stretch>
                             <a:fillRect/>
                           </a:stretch>
@@ -4247,7 +5122,7 @@
                         <pic:spPr>
                           <a:xfrm>
                             <a:off x="0" y="0"/>
-                            <a:ext cx="448056" cy="216408"/>
+                            <a:ext cx="219456" cy="146304"/>
                           </a:xfrm>
                           <a:prstGeom prst="rect"/>
                         </pic:spPr>
@@ -4257,20 +5132,36 @@
                 </wp:inline>
               </w:drawing>
             </w:r>
+          </w:p>
+          <w:p>
+            <w:pPr>
+              <w:spacing w:before="40" w:after="40"/>
+              <w:ind w:left="1300" w:hanging="380"/>
+            </w:pPr>
             <w:r>
               <w:rPr>
-                <w:b/>
-                <w:i/>
+                <w:rFonts w:ascii="FreeSerif" w:hAnsi="FreeSerif" w:eastAsia="FreeSerif"/>
+                <w:b w:val="0"/>
+                <w:i w:val="0"/>
                 <w:color w:val="9E1B32"/>
                 <w:sz w:val="22"/>
               </w:rPr>
-              <w:t xml:space="preserve"> and </w:t>
+              <w:t xml:space="preserve">●   </w:t>
+            </w:r>
+            <w:r>
+              <w:rPr>
+                <w:b/>
+                <w:i w:val="0"/>
+                <w:color w:val="9E1B32"/>
+                <w:sz w:val="22"/>
+              </w:rPr>
+              <w:t xml:space="preserve">D.  </w:t>
             </w:r>
             <w:r>
               <w:drawing>
                 <wp:inline xmlns:a="http://schemas.openxmlformats.org/drawingml/2006/main" xmlns:pic="http://schemas.openxmlformats.org/drawingml/2006/picture">
-                  <wp:extent cx="445008" cy="216408"/>
-                  <wp:docPr id="50" name="Picture 50"/>
+                  <wp:extent cx="283464" cy="146304"/>
+                  <wp:docPr id="61" name="Picture 61"/>
                   <wp:cNvGraphicFramePr>
                     <a:graphicFrameLocks noChangeAspect="1"/>
                   </wp:cNvGraphicFramePr>
@@ -4278,11 +5169,11 @@
                     <a:graphicData uri="http://schemas.openxmlformats.org/drawingml/2006/picture">
                       <pic:pic>
                         <pic:nvPicPr>
-                          <pic:cNvPr id="0" name="acf7b0733d7b202c.png"/>
+                          <pic:cNvPr id="0" name="4716edaa7bef7672.png"/>
                           <pic:cNvPicPr/>
                         </pic:nvPicPr>
                         <pic:blipFill>
-                          <a:blip r:embed="rId57"/>
+                          <a:blip r:embed="rId69"/>
                           <a:stretch>
                             <a:fillRect/>
                           </a:stretch>
@@ -4290,7 +5181,7 @@
                         <pic:spPr>
                           <a:xfrm>
                             <a:off x="0" y="0"/>
-                            <a:ext cx="445008" cy="216408"/>
+                            <a:ext cx="283464" cy="146304"/>
                           </a:xfrm>
                           <a:prstGeom prst="rect"/>
                         </pic:spPr>
@@ -4300,6 +5191,12 @@
                 </wp:inline>
               </w:drawing>
             </w:r>
+          </w:p>
+          <w:p>
+            <w:pPr>
+              <w:spacing w:before="40" w:after="60"/>
+              <w:ind w:left="420"/>
+            </w:pPr>
             <w:r>
               <w:rPr>
                 <w:b/>
@@ -4307,203 +5204,7 @@
                 <w:color w:val="9E1B32"/>
                 <w:sz w:val="22"/>
               </w:rPr>
-              <w:t xml:space="preserve">, and </w:t>
-            </w:r>
-            <w:r>
-              <w:drawing>
-                <wp:inline xmlns:a="http://schemas.openxmlformats.org/drawingml/2006/main" xmlns:pic="http://schemas.openxmlformats.org/drawingml/2006/picture">
-                  <wp:extent cx="301752" cy="216408"/>
-                  <wp:docPr id="51" name="Picture 51"/>
-                  <wp:cNvGraphicFramePr>
-                    <a:graphicFrameLocks noChangeAspect="1"/>
-                  </wp:cNvGraphicFramePr>
-                  <a:graphic>
-                    <a:graphicData uri="http://schemas.openxmlformats.org/drawingml/2006/picture">
-                      <pic:pic>
-                        <pic:nvPicPr>
-                          <pic:cNvPr id="0" name="bd5d876bd9344203.png"/>
-                          <pic:cNvPicPr/>
-                        </pic:nvPicPr>
-                        <pic:blipFill>
-                          <a:blip r:embed="rId58"/>
-                          <a:stretch>
-                            <a:fillRect/>
-                          </a:stretch>
-                        </pic:blipFill>
-                        <pic:spPr>
-                          <a:xfrm>
-                            <a:off x="0" y="0"/>
-                            <a:ext cx="301752" cy="216408"/>
-                          </a:xfrm>
-                          <a:prstGeom prst="rect"/>
-                        </pic:spPr>
-                      </pic:pic>
-                    </a:graphicData>
-                  </a:graphic>
-                </wp:inline>
-              </w:drawing>
-            </w:r>
-            <w:r>
-              <w:rPr>
-                <w:b/>
-                <w:i/>
-                <w:color w:val="9E1B32"/>
-                <w:sz w:val="22"/>
-              </w:rPr>
-              <w:t>.</w:t>
-            </w:r>
-          </w:p>
-          <w:p>
-            <w:pPr>
-              <w:spacing w:before="0" w:after="120"/>
-              <w:ind w:left="420"/>
-            </w:pPr>
-            <w:r>
-              <w:rPr>
-                <w:b w:val="0"/>
-                <w:i/>
-                <w:color w:val="6B6B6B"/>
-                <w:sz w:val="19"/>
-              </w:rPr>
-              <w:t xml:space="preserve">Both values must be found; a guess does not earn the point. The reciprocals put the bigger denominator on the smaller number: </w:t>
-            </w:r>
-            <w:r>
-              <w:drawing>
-                <wp:inline xmlns:a="http://schemas.openxmlformats.org/drawingml/2006/main" xmlns:pic="http://schemas.openxmlformats.org/drawingml/2006/picture">
-                  <wp:extent cx="377952" cy="146304"/>
-                  <wp:docPr id="52" name="Picture 52"/>
-                  <wp:cNvGraphicFramePr>
-                    <a:graphicFrameLocks noChangeAspect="1"/>
-                  </wp:cNvGraphicFramePr>
-                  <a:graphic>
-                    <a:graphicData uri="http://schemas.openxmlformats.org/drawingml/2006/picture">
-                      <pic:pic>
-                        <pic:nvPicPr>
-                          <pic:cNvPr id="0" name="be05a584c0c5c77e.png"/>
-                          <pic:cNvPicPr/>
-                        </pic:nvPicPr>
-                        <pic:blipFill>
-                          <a:blip r:embed="rId59"/>
-                          <a:stretch>
-                            <a:fillRect/>
-                          </a:stretch>
-                        </pic:blipFill>
-                        <pic:spPr>
-                          <a:xfrm>
-                            <a:off x="0" y="0"/>
-                            <a:ext cx="377952" cy="146304"/>
-                          </a:xfrm>
-                          <a:prstGeom prst="rect"/>
-                        </pic:spPr>
-                      </pic:pic>
-                    </a:graphicData>
-                  </a:graphic>
-                </wp:inline>
-              </w:drawing>
-            </w:r>
-            <w:r>
-              <w:rPr>
-                <w:b w:val="0"/>
-                <w:i/>
-                <w:color w:val="6B6B6B"/>
-                <w:sz w:val="19"/>
-              </w:rPr>
-              <w:t xml:space="preserve"> is bigger than </w:t>
-            </w:r>
-            <w:r>
-              <w:drawing>
-                <wp:inline xmlns:a="http://schemas.openxmlformats.org/drawingml/2006/main" xmlns:pic="http://schemas.openxmlformats.org/drawingml/2006/picture">
-                  <wp:extent cx="377952" cy="143256"/>
-                  <wp:docPr id="53" name="Picture 53"/>
-                  <wp:cNvGraphicFramePr>
-                    <a:graphicFrameLocks noChangeAspect="1"/>
-                  </wp:cNvGraphicFramePr>
-                  <a:graphic>
-                    <a:graphicData uri="http://schemas.openxmlformats.org/drawingml/2006/picture">
-                      <pic:pic>
-                        <pic:nvPicPr>
-                          <pic:cNvPr id="0" name="19f52fd500d3e7a5.png"/>
-                          <pic:cNvPicPr/>
-                        </pic:nvPicPr>
-                        <pic:blipFill>
-                          <a:blip r:embed="rId60"/>
-                          <a:stretch>
-                            <a:fillRect/>
-                          </a:stretch>
-                        </pic:blipFill>
-                        <pic:spPr>
-                          <a:xfrm>
-                            <a:off x="0" y="0"/>
-                            <a:ext cx="377952" cy="143256"/>
-                          </a:xfrm>
-                          <a:prstGeom prst="rect"/>
-                        </pic:spPr>
-                      </pic:pic>
-                    </a:graphicData>
-                  </a:graphic>
-                </wp:inline>
-              </w:drawing>
-            </w:r>
-            <w:r>
-              <w:rPr>
-                <w:b w:val="0"/>
-                <w:i/>
-                <w:color w:val="6B6B6B"/>
-                <w:sz w:val="19"/>
-              </w:rPr>
-              <w:t xml:space="preserve">, so </w:t>
-            </w:r>
-            <w:r>
-              <w:drawing>
-                <wp:inline xmlns:a="http://schemas.openxmlformats.org/drawingml/2006/main" xmlns:pic="http://schemas.openxmlformats.org/drawingml/2006/picture">
-                  <wp:extent cx="210312" cy="143256"/>
-                  <wp:docPr id="54" name="Picture 54"/>
-                  <wp:cNvGraphicFramePr>
-                    <a:graphicFrameLocks noChangeAspect="1"/>
-                  </wp:cNvGraphicFramePr>
-                  <a:graphic>
-                    <a:graphicData uri="http://schemas.openxmlformats.org/drawingml/2006/picture">
-                      <pic:pic>
-                        <pic:nvPicPr>
-                          <pic:cNvPr id="0" name="6f29b81fee25ce4b.png"/>
-                          <pic:cNvPicPr/>
-                        </pic:nvPicPr>
-                        <pic:blipFill>
-                          <a:blip r:embed="rId61"/>
-                          <a:stretch>
-                            <a:fillRect/>
-                          </a:stretch>
-                        </pic:blipFill>
-                        <pic:spPr>
-                          <a:xfrm>
-                            <a:off x="0" y="0"/>
-                            <a:ext cx="210312" cy="143256"/>
-                          </a:xfrm>
-                          <a:prstGeom prst="rect"/>
-                        </pic:spPr>
-                      </pic:pic>
-                    </a:graphicData>
-                  </a:graphic>
-                </wp:inline>
-              </w:drawing>
-            </w:r>
-            <w:r>
-              <w:rPr>
-                <w:b w:val="0"/>
-                <w:i/>
-                <w:color w:val="6B6B6B"/>
-                <w:sz w:val="19"/>
-              </w:rPr>
-              <w:t xml:space="preserve"> is the smaller of the two.  </w:t>
-            </w:r>
-            <w:r>
-              <w:rPr>
-                <w:b/>
-                <w:i/>
-                <w:color w:val="6B6B6B"/>
-                <w:sz w:val="19"/>
-              </w:rPr>
-              <w:t>TRANSFER ITEM — not on the practice test. Same benchmark, a surface nobody rehearsed.</w:t>
+              <w:t>D</w:t>
             </w:r>
           </w:p>
           <w:p>
@@ -4552,7 +5253,7 @@
           <w:color w:val="1A1A1A"/>
           <w:sz w:val="24"/>
         </w:rPr>
-        <w:t>3.  Variable Bases</w:t>
+        <w:t>4.  Scientific Notation</w:t>
       </w:r>
       <w:r>
         <w:tab/>
@@ -4564,7 +5265,7 @@
           <w:color w:val="6B6B6B"/>
           <w:sz w:val="19"/>
         </w:rPr>
-        <w:t>9 points</w:t>
+        <w:t>10 points</w:t>
       </w:r>
     </w:p>
     <w:tbl>
@@ -4609,7 +5310,7 @@
                 <w:color w:val="1A1A1A"/>
                 <w:sz w:val="22"/>
               </w:rPr>
-              <w:t xml:space="preserve">11.   </w:t>
+              <w:t xml:space="preserve">12.   </w:t>
             </w:r>
             <w:r>
               <w:rPr>
@@ -4618,7 +5319,7 @@
                 <w:color w:val="1A1A1A"/>
                 <w:sz w:val="22"/>
               </w:rPr>
-              <w:t>Write each expression as a single monomial.</w:t>
+              <w:t>Write each number in scientific notation.</w:t>
             </w:r>
           </w:p>
           <w:p>
@@ -4639,10 +5340,37 @@
               <w:t xml:space="preserve">a.  </w:t>
             </w:r>
             <w:r>
+              <w:rPr>
+                <w:b w:val="0"/>
+                <w:i w:val="0"/>
+                <w:color w:val="1A1A1A"/>
+                <w:sz w:val="22"/>
+              </w:rPr>
+              <w:t>8,300,000</w:t>
+            </w:r>
+            <w:r>
+              <w:tab/>
+            </w:r>
+            <w:r>
+              <w:rPr>
+                <w:b w:val="0"/>
+                <w:i/>
+                <w:color w:val="6B6B6B"/>
+                <w:sz w:val="19"/>
+              </w:rPr>
+              <w:t>1 pt</w:t>
+            </w:r>
+          </w:p>
+          <w:p>
+            <w:pPr>
+              <w:spacing w:before="40" w:after="60"/>
+              <w:ind w:left="900"/>
+            </w:pPr>
+            <w:r>
               <w:drawing>
                 <wp:inline xmlns:a="http://schemas.openxmlformats.org/drawingml/2006/main" xmlns:pic="http://schemas.openxmlformats.org/drawingml/2006/picture">
-                  <wp:extent cx="387096" cy="143256"/>
-                  <wp:docPr id="55" name="Picture 55"/>
+                  <wp:extent cx="569976" cy="149352"/>
+                  <wp:docPr id="62" name="Picture 62"/>
                   <wp:cNvGraphicFramePr>
                     <a:graphicFrameLocks noChangeAspect="1"/>
                   </wp:cNvGraphicFramePr>
@@ -4650,11 +5378,11 @@
                     <a:graphicData uri="http://schemas.openxmlformats.org/drawingml/2006/picture">
                       <pic:pic>
                         <pic:nvPicPr>
-                          <pic:cNvPr id="0" name="ebb8a1c1203d8c45.png"/>
+                          <pic:cNvPr id="0" name="463f3af613d689cf.png"/>
                           <pic:cNvPicPr/>
                         </pic:nvPicPr>
                         <pic:blipFill>
-                          <a:blip r:embed="rId62"/>
+                          <a:blip r:embed="rId70"/>
                           <a:stretch>
                             <a:fillRect/>
                           </a:stretch>
@@ -4662,59 +5390,7 @@
                         <pic:spPr>
                           <a:xfrm>
                             <a:off x="0" y="0"/>
-                            <a:ext cx="387096" cy="143256"/>
-                          </a:xfrm>
-                          <a:prstGeom prst="rect"/>
-                        </pic:spPr>
-                      </pic:pic>
-                    </a:graphicData>
-                  </a:graphic>
-                </wp:inline>
-              </w:drawing>
-            </w:r>
-            <w:r>
-              <w:tab/>
-            </w:r>
-            <w:r>
-              <w:rPr>
-                <w:b w:val="0"/>
-                <w:i/>
-                <w:color w:val="6B6B6B"/>
-                <w:sz w:val="19"/>
-              </w:rPr>
-              <w:t>1 pt</w:t>
-            </w:r>
-          </w:p>
-          <w:p>
-            <w:pPr>
-              <w:spacing w:before="40" w:after="60"/>
-              <w:ind w:left="900"/>
-            </w:pPr>
-            <w:r>
-              <w:drawing>
-                <wp:inline xmlns:a="http://schemas.openxmlformats.org/drawingml/2006/main" xmlns:pic="http://schemas.openxmlformats.org/drawingml/2006/picture">
-                  <wp:extent cx="201168" cy="143256"/>
-                  <wp:docPr id="56" name="Picture 56"/>
-                  <wp:cNvGraphicFramePr>
-                    <a:graphicFrameLocks noChangeAspect="1"/>
-                  </wp:cNvGraphicFramePr>
-                  <a:graphic>
-                    <a:graphicData uri="http://schemas.openxmlformats.org/drawingml/2006/picture">
-                      <pic:pic>
-                        <pic:nvPicPr>
-                          <pic:cNvPr id="0" name="6f791476c32b46d1.png"/>
-                          <pic:cNvPicPr/>
-                        </pic:nvPicPr>
-                        <pic:blipFill>
-                          <a:blip r:embed="rId63"/>
-                          <a:stretch>
-                            <a:fillRect/>
-                          </a:stretch>
-                        </pic:blipFill>
-                        <pic:spPr>
-                          <a:xfrm>
-                            <a:off x="0" y="0"/>
-                            <a:ext cx="201168" cy="143256"/>
+                            <a:ext cx="569976" cy="149352"/>
                           </a:xfrm>
                           <a:prstGeom prst="rect"/>
                         </pic:spPr>
@@ -4743,10 +5419,37 @@
               <w:t xml:space="preserve">b.  </w:t>
             </w:r>
             <w:r>
+              <w:rPr>
+                <w:b w:val="0"/>
+                <w:i w:val="0"/>
+                <w:color w:val="1A1A1A"/>
+                <w:sz w:val="22"/>
+              </w:rPr>
+              <w:t>0.00047</w:t>
+            </w:r>
+            <w:r>
+              <w:tab/>
+            </w:r>
+            <w:r>
+              <w:rPr>
+                <w:b w:val="0"/>
+                <w:i/>
+                <w:color w:val="6B6B6B"/>
+                <w:sz w:val="19"/>
+              </w:rPr>
+              <w:t>1 pt</w:t>
+            </w:r>
+          </w:p>
+          <w:p>
+            <w:pPr>
+              <w:spacing w:before="40" w:after="60"/>
+              <w:ind w:left="900"/>
+            </w:pPr>
+            <w:r>
               <w:drawing>
                 <wp:inline xmlns:a="http://schemas.openxmlformats.org/drawingml/2006/main" xmlns:pic="http://schemas.openxmlformats.org/drawingml/2006/picture">
-                  <wp:extent cx="304800" cy="173736"/>
-                  <wp:docPr id="57" name="Picture 57"/>
+                  <wp:extent cx="658368" cy="146304"/>
+                  <wp:docPr id="63" name="Picture 63"/>
                   <wp:cNvGraphicFramePr>
                     <a:graphicFrameLocks noChangeAspect="1"/>
                   </wp:cNvGraphicFramePr>
@@ -4754,11 +5457,11 @@
                     <a:graphicData uri="http://schemas.openxmlformats.org/drawingml/2006/picture">
                       <pic:pic>
                         <pic:nvPicPr>
-                          <pic:cNvPr id="0" name="09a8210b503084f7.png"/>
+                          <pic:cNvPr id="0" name="708f8f0980165bcb.png"/>
                           <pic:cNvPicPr/>
                         </pic:nvPicPr>
                         <pic:blipFill>
-                          <a:blip r:embed="rId64"/>
+                          <a:blip r:embed="rId71"/>
                           <a:stretch>
                             <a:fillRect/>
                           </a:stretch>
@@ -4766,7 +5469,7 @@
                         <pic:spPr>
                           <a:xfrm>
                             <a:off x="0" y="0"/>
-                            <a:ext cx="304800" cy="173736"/>
+                            <a:ext cx="658368" cy="146304"/>
                           </a:xfrm>
                           <a:prstGeom prst="rect"/>
                         </pic:spPr>
@@ -4776,9 +5479,12 @@
                 </wp:inline>
               </w:drawing>
             </w:r>
-            <w:r>
-              <w:tab/>
-            </w:r>
+          </w:p>
+          <w:p>
+            <w:pPr>
+              <w:spacing w:before="0" w:after="120"/>
+              <w:ind w:left="900"/>
+            </w:pPr>
             <w:r>
               <w:rPr>
                 <w:b w:val="0"/>
@@ -4786,47 +5492,26 @@
                 <w:color w:val="6B6B6B"/>
                 <w:sz w:val="19"/>
               </w:rPr>
-              <w:t>1 pt</w:t>
-            </w:r>
-          </w:p>
-          <w:p>
-            <w:pPr>
-              <w:spacing w:before="40" w:after="60"/>
-              <w:ind w:left="900"/>
-            </w:pPr>
-            <w:r>
-              <w:drawing>
-                <wp:inline xmlns:a="http://schemas.openxmlformats.org/drawingml/2006/main" xmlns:pic="http://schemas.openxmlformats.org/drawingml/2006/picture">
-                  <wp:extent cx="198120" cy="173736"/>
-                  <wp:docPr id="58" name="Picture 58"/>
-                  <wp:cNvGraphicFramePr>
-                    <a:graphicFrameLocks noChangeAspect="1"/>
-                  </wp:cNvGraphicFramePr>
-                  <a:graphic>
-                    <a:graphicData uri="http://schemas.openxmlformats.org/drawingml/2006/picture">
-                      <pic:pic>
-                        <pic:nvPicPr>
-                          <pic:cNvPr id="0" name="c3fb6e06f007a080.png"/>
-                          <pic:cNvPicPr/>
-                        </pic:nvPicPr>
-                        <pic:blipFill>
-                          <a:blip r:embed="rId65"/>
-                          <a:stretch>
-                            <a:fillRect/>
-                          </a:stretch>
-                        </pic:blipFill>
-                        <pic:spPr>
-                          <a:xfrm>
-                            <a:off x="0" y="0"/>
-                            <a:ext cx="198120" cy="173736"/>
-                          </a:xfrm>
-                          <a:prstGeom prst="rect"/>
-                        </pic:spPr>
-                      </pic:pic>
-                    </a:graphicData>
-                  </a:graphic>
-                </wp:inline>
-              </w:drawing>
+              <w:t>The 4 is in the fourth decimal place; 10</w:t>
+            </w:r>
+            <w:r>
+              <w:rPr>
+                <w:b w:val="0"/>
+                <w:i/>
+                <w:color w:val="6B6B6B"/>
+                <w:sz w:val="19"/>
+                <w:vertAlign w:val="superscript"/>
+              </w:rPr>
+              <w:t>-3</w:t>
+            </w:r>
+            <w:r>
+              <w:rPr>
+                <w:b w:val="0"/>
+                <w:i/>
+                <w:color w:val="6B6B6B"/>
+                <w:sz w:val="19"/>
+              </w:rPr>
+              <w:t xml:space="preserve"> counted the zeros.</w:t>
             </w:r>
           </w:p>
           <w:p>
@@ -4847,10 +5532,37 @@
               <w:t xml:space="preserve">c.  </w:t>
             </w:r>
             <w:r>
+              <w:rPr>
+                <w:b w:val="0"/>
+                <w:i w:val="0"/>
+                <w:color w:val="1A1A1A"/>
+                <w:sz w:val="22"/>
+              </w:rPr>
+              <w:t>60,500,000,000</w:t>
+            </w:r>
+            <w:r>
+              <w:tab/>
+            </w:r>
+            <w:r>
+              <w:rPr>
+                <w:b w:val="0"/>
+                <w:i/>
+                <w:color w:val="6B6B6B"/>
+                <w:sz w:val="19"/>
+              </w:rPr>
+              <w:t>1 pt</w:t>
+            </w:r>
+          </w:p>
+          <w:p>
+            <w:pPr>
+              <w:spacing w:before="40" w:after="60"/>
+              <w:ind w:left="900"/>
+            </w:pPr>
+            <w:r>
               <w:drawing>
                 <wp:inline xmlns:a="http://schemas.openxmlformats.org/drawingml/2006/main" xmlns:pic="http://schemas.openxmlformats.org/drawingml/2006/picture">
-                  <wp:extent cx="396240" cy="170688"/>
-                  <wp:docPr id="59" name="Picture 59"/>
+                  <wp:extent cx="716280" cy="146304"/>
+                  <wp:docPr id="64" name="Picture 64"/>
                   <wp:cNvGraphicFramePr>
                     <a:graphicFrameLocks noChangeAspect="1"/>
                   </wp:cNvGraphicFramePr>
@@ -4858,11 +5570,11 @@
                     <a:graphicData uri="http://schemas.openxmlformats.org/drawingml/2006/picture">
                       <pic:pic>
                         <pic:nvPicPr>
-                          <pic:cNvPr id="0" name="593d2baf35a2e897.png"/>
+                          <pic:cNvPr id="0" name="bc4be1b334e30314.png"/>
                           <pic:cNvPicPr/>
                         </pic:nvPicPr>
                         <pic:blipFill>
-                          <a:blip r:embed="rId66"/>
+                          <a:blip r:embed="rId72"/>
                           <a:stretch>
                             <a:fillRect/>
                           </a:stretch>
@@ -4870,7 +5582,7 @@
                         <pic:spPr>
                           <a:xfrm>
                             <a:off x="0" y="0"/>
-                            <a:ext cx="396240" cy="170688"/>
+                            <a:ext cx="716280" cy="146304"/>
                           </a:xfrm>
                           <a:prstGeom prst="rect"/>
                         </pic:spPr>
@@ -4880,9 +5592,12 @@
                 </wp:inline>
               </w:drawing>
             </w:r>
-            <w:r>
-              <w:tab/>
-            </w:r>
+          </w:p>
+          <w:p>
+            <w:pPr>
+              <w:spacing w:before="0" w:after="120"/>
+              <w:ind w:left="900"/>
+            </w:pPr>
             <w:r>
               <w:rPr>
                 <w:b w:val="0"/>
@@ -4890,100 +5605,7 @@
                 <w:color w:val="6B6B6B"/>
                 <w:sz w:val="19"/>
               </w:rPr>
-              <w:t>1 pt</w:t>
-            </w:r>
-          </w:p>
-          <w:p>
-            <w:pPr>
-              <w:spacing w:before="40" w:after="60"/>
-              <w:ind w:left="900"/>
-            </w:pPr>
-            <w:r>
-              <w:drawing>
-                <wp:inline xmlns:a="http://schemas.openxmlformats.org/drawingml/2006/main" xmlns:pic="http://schemas.openxmlformats.org/drawingml/2006/picture">
-                  <wp:extent cx="307848" cy="146304"/>
-                  <wp:docPr id="60" name="Picture 60"/>
-                  <wp:cNvGraphicFramePr>
-                    <a:graphicFrameLocks noChangeAspect="1"/>
-                  </wp:cNvGraphicFramePr>
-                  <a:graphic>
-                    <a:graphicData uri="http://schemas.openxmlformats.org/drawingml/2006/picture">
-                      <pic:pic>
-                        <pic:nvPicPr>
-                          <pic:cNvPr id="0" name="0b4a586213fe5f64.png"/>
-                          <pic:cNvPicPr/>
-                        </pic:nvPicPr>
-                        <pic:blipFill>
-                          <a:blip r:embed="rId67"/>
-                          <a:stretch>
-                            <a:fillRect/>
-                          </a:stretch>
-                        </pic:blipFill>
-                        <pic:spPr>
-                          <a:xfrm>
-                            <a:off x="0" y="0"/>
-                            <a:ext cx="307848" cy="146304"/>
-                          </a:xfrm>
-                          <a:prstGeom prst="rect"/>
-                        </pic:spPr>
-                      </pic:pic>
-                    </a:graphicData>
-                  </a:graphic>
-                </wp:inline>
-              </w:drawing>
-            </w:r>
-          </w:p>
-          <w:p>
-            <w:pPr>
-              <w:spacing w:before="0" w:after="120"/>
-              <w:ind w:left="900"/>
-            </w:pPr>
-            <w:r>
-              <w:rPr>
-                <w:b w:val="0"/>
-                <w:i/>
-                <w:color w:val="6B6B6B"/>
-                <w:sz w:val="19"/>
-              </w:rPr>
-              <w:t>The 3 is cubed as well. 3a</w:t>
-            </w:r>
-            <w:r>
-              <w:rPr>
-                <w:b w:val="0"/>
-                <w:i/>
-                <w:color w:val="6B6B6B"/>
-                <w:sz w:val="19"/>
-                <w:vertAlign w:val="superscript"/>
-              </w:rPr>
-              <w:t>6</w:t>
-            </w:r>
-            <w:r>
-              <w:rPr>
-                <w:b w:val="0"/>
-                <w:i/>
-                <w:color w:val="6B6B6B"/>
-                <w:sz w:val="19"/>
-              </w:rPr>
-              <w:t xml:space="preserve"> and 9a</w:t>
-            </w:r>
-            <w:r>
-              <w:rPr>
-                <w:b w:val="0"/>
-                <w:i/>
-                <w:color w:val="6B6B6B"/>
-                <w:sz w:val="19"/>
-                <w:vertAlign w:val="superscript"/>
-              </w:rPr>
-              <w:t>6</w:t>
-            </w:r>
-            <w:r>
-              <w:rPr>
-                <w:b w:val="0"/>
-                <w:i/>
-                <w:color w:val="6B6B6B"/>
-                <w:sz w:val="19"/>
-              </w:rPr>
-              <w:t xml:space="preserve"> are the two coefficient errors.</w:t>
+              <w:t>The interior zero stays in the coefficient.</w:t>
             </w:r>
           </w:p>
           <w:p>
@@ -5004,10 +5626,37 @@
               <w:t xml:space="preserve">d.  </w:t>
             </w:r>
             <w:r>
+              <w:rPr>
+                <w:b w:val="0"/>
+                <w:i w:val="0"/>
+                <w:color w:val="1A1A1A"/>
+                <w:sz w:val="22"/>
+              </w:rPr>
+              <w:t>0.0000000092</w:t>
+            </w:r>
+            <w:r>
+              <w:tab/>
+            </w:r>
+            <w:r>
+              <w:rPr>
+                <w:b w:val="0"/>
+                <w:i/>
+                <w:color w:val="6B6B6B"/>
+                <w:sz w:val="19"/>
+              </w:rPr>
+              <w:t>1 pt</w:t>
+            </w:r>
+          </w:p>
+          <w:p>
+            <w:pPr>
+              <w:spacing w:before="40" w:after="60"/>
+              <w:ind w:left="900"/>
+            </w:pPr>
+            <w:r>
               <w:drawing>
                 <wp:inline xmlns:a="http://schemas.openxmlformats.org/drawingml/2006/main" xmlns:pic="http://schemas.openxmlformats.org/drawingml/2006/picture">
-                  <wp:extent cx="256032" cy="249935"/>
-                  <wp:docPr id="61" name="Picture 61"/>
+                  <wp:extent cx="655320" cy="146304"/>
+                  <wp:docPr id="65" name="Picture 65"/>
                   <wp:cNvGraphicFramePr>
                     <a:graphicFrameLocks noChangeAspect="1"/>
                   </wp:cNvGraphicFramePr>
@@ -5015,11 +5664,11 @@
                     <a:graphicData uri="http://schemas.openxmlformats.org/drawingml/2006/picture">
                       <pic:pic>
                         <pic:nvPicPr>
-                          <pic:cNvPr id="0" name="88704ec36abf961f.png"/>
+                          <pic:cNvPr id="0" name="a59e075c15675522.png"/>
                           <pic:cNvPicPr/>
                         </pic:nvPicPr>
                         <pic:blipFill>
-                          <a:blip r:embed="rId68"/>
+                          <a:blip r:embed="rId73"/>
                           <a:stretch>
                             <a:fillRect/>
                           </a:stretch>
@@ -5027,7 +5676,7 @@
                         <pic:spPr>
                           <a:xfrm>
                             <a:off x="0" y="0"/>
-                            <a:ext cx="256032" cy="249935"/>
+                            <a:ext cx="655320" cy="146304"/>
                           </a:xfrm>
                           <a:prstGeom prst="rect"/>
                         </pic:spPr>
@@ -5036,73 +5685,6 @@
                   </a:graphic>
                 </wp:inline>
               </w:drawing>
-            </w:r>
-            <w:r>
-              <w:tab/>
-            </w:r>
-            <w:r>
-              <w:rPr>
-                <w:b w:val="0"/>
-                <w:i/>
-                <w:color w:val="6B6B6B"/>
-                <w:sz w:val="19"/>
-              </w:rPr>
-              <w:t>1 pt</w:t>
-            </w:r>
-          </w:p>
-          <w:p>
-            <w:pPr>
-              <w:spacing w:before="40" w:after="60"/>
-              <w:ind w:left="900"/>
-            </w:pPr>
-            <w:r>
-              <w:drawing>
-                <wp:inline xmlns:a="http://schemas.openxmlformats.org/drawingml/2006/main" xmlns:pic="http://schemas.openxmlformats.org/drawingml/2006/picture">
-                  <wp:extent cx="256032" cy="143256"/>
-                  <wp:docPr id="62" name="Picture 62"/>
-                  <wp:cNvGraphicFramePr>
-                    <a:graphicFrameLocks noChangeAspect="1"/>
-                  </wp:cNvGraphicFramePr>
-                  <a:graphic>
-                    <a:graphicData uri="http://schemas.openxmlformats.org/drawingml/2006/picture">
-                      <pic:pic>
-                        <pic:nvPicPr>
-                          <pic:cNvPr id="0" name="8e718a2f54da2c68.png"/>
-                          <pic:cNvPicPr/>
-                        </pic:nvPicPr>
-                        <pic:blipFill>
-                          <a:blip r:embed="rId69"/>
-                          <a:stretch>
-                            <a:fillRect/>
-                          </a:stretch>
-                        </pic:blipFill>
-                        <pic:spPr>
-                          <a:xfrm>
-                            <a:off x="0" y="0"/>
-                            <a:ext cx="256032" cy="143256"/>
-                          </a:xfrm>
-                          <a:prstGeom prst="rect"/>
-                        </pic:spPr>
-                      </pic:pic>
-                    </a:graphicData>
-                  </a:graphic>
-                </wp:inline>
-              </w:drawing>
-            </w:r>
-          </w:p>
-          <w:p>
-            <w:pPr>
-              <w:spacing w:before="0" w:after="120"/>
-              <w:ind w:left="900"/>
-            </w:pPr>
-            <w:r>
-              <w:rPr>
-                <w:b w:val="0"/>
-                <w:i/>
-                <w:color w:val="6B6B6B"/>
-                <w:sz w:val="19"/>
-              </w:rPr>
-              <w:t>Coefficients divide; exponents subtract.</w:t>
             </w:r>
           </w:p>
           <w:p>
@@ -5175,7 +5757,7 @@
                 <w:color w:val="1A1A1A"/>
                 <w:sz w:val="22"/>
               </w:rPr>
-              <w:t xml:space="preserve">12.   </w:t>
+              <w:t xml:space="preserve">13.   </w:t>
             </w:r>
             <w:r>
               <w:rPr>
@@ -5184,7 +5766,7 @@
                 <w:color w:val="1A1A1A"/>
                 <w:sz w:val="22"/>
               </w:rPr>
-              <w:t>Rewrite each expression using only positive exponents.</w:t>
+              <w:t>Write each number in standard form.</w:t>
             </w:r>
           </w:p>
           <w:p>
@@ -5207,163 +5789,7 @@
             <w:r>
               <w:drawing>
                 <wp:inline xmlns:a="http://schemas.openxmlformats.org/drawingml/2006/main" xmlns:pic="http://schemas.openxmlformats.org/drawingml/2006/picture">
-                  <wp:extent cx="231648" cy="143256"/>
-                  <wp:docPr id="63" name="Picture 63"/>
-                  <wp:cNvGraphicFramePr>
-                    <a:graphicFrameLocks noChangeAspect="1"/>
-                  </wp:cNvGraphicFramePr>
-                  <a:graphic>
-                    <a:graphicData uri="http://schemas.openxmlformats.org/drawingml/2006/picture">
-                      <pic:pic>
-                        <pic:nvPicPr>
-                          <pic:cNvPr id="0" name="ecfaeda568c01a5d.png"/>
-                          <pic:cNvPicPr/>
-                        </pic:nvPicPr>
-                        <pic:blipFill>
-                          <a:blip r:embed="rId70"/>
-                          <a:stretch>
-                            <a:fillRect/>
-                          </a:stretch>
-                        </pic:blipFill>
-                        <pic:spPr>
-                          <a:xfrm>
-                            <a:off x="0" y="0"/>
-                            <a:ext cx="231648" cy="143256"/>
-                          </a:xfrm>
-                          <a:prstGeom prst="rect"/>
-                        </pic:spPr>
-                      </pic:pic>
-                    </a:graphicData>
-                  </a:graphic>
-                </wp:inline>
-              </w:drawing>
-            </w:r>
-            <w:r>
-              <w:tab/>
-            </w:r>
-            <w:r>
-              <w:rPr>
-                <w:b w:val="0"/>
-                <w:i/>
-                <w:color w:val="6B6B6B"/>
-                <w:sz w:val="19"/>
-              </w:rPr>
-              <w:t>1 pt</w:t>
-            </w:r>
-          </w:p>
-          <w:p>
-            <w:pPr>
-              <w:spacing w:before="40" w:after="60"/>
-              <w:ind w:left="900"/>
-            </w:pPr>
-            <w:r>
-              <w:drawing>
-                <wp:inline xmlns:a="http://schemas.openxmlformats.org/drawingml/2006/main" xmlns:pic="http://schemas.openxmlformats.org/drawingml/2006/picture">
-                  <wp:extent cx="121920" cy="228600"/>
-                  <wp:docPr id="64" name="Picture 64"/>
-                  <wp:cNvGraphicFramePr>
-                    <a:graphicFrameLocks noChangeAspect="1"/>
-                  </wp:cNvGraphicFramePr>
-                  <a:graphic>
-                    <a:graphicData uri="http://schemas.openxmlformats.org/drawingml/2006/picture">
-                      <pic:pic>
-                        <pic:nvPicPr>
-                          <pic:cNvPr id="0" name="8c07a359d9e0a54c.png"/>
-                          <pic:cNvPicPr/>
-                        </pic:nvPicPr>
-                        <pic:blipFill>
-                          <a:blip r:embed="rId71"/>
-                          <a:stretch>
-                            <a:fillRect/>
-                          </a:stretch>
-                        </pic:blipFill>
-                        <pic:spPr>
-                          <a:xfrm>
-                            <a:off x="0" y="0"/>
-                            <a:ext cx="121920" cy="228600"/>
-                          </a:xfrm>
-                          <a:prstGeom prst="rect"/>
-                        </pic:spPr>
-                      </pic:pic>
-                    </a:graphicData>
-                  </a:graphic>
-                </wp:inline>
-              </w:drawing>
-            </w:r>
-          </w:p>
-          <w:p>
-            <w:pPr>
-              <w:spacing w:before="80" w:after="80"/>
-              <w:ind w:left="900" w:hanging="380"/>
-              <w:tabs>
-                <w:tab w:val="right" w:pos="9360"/>
-              </w:tabs>
-            </w:pPr>
-            <w:r>
-              <w:rPr>
-                <w:b/>
-                <w:i w:val="0"/>
-                <w:color w:val="1A1A1A"/>
-                <w:sz w:val="22"/>
-              </w:rPr>
-              <w:t xml:space="preserve">b.  </w:t>
-            </w:r>
-            <w:r>
-              <w:drawing>
-                <wp:inline xmlns:a="http://schemas.openxmlformats.org/drawingml/2006/main" xmlns:pic="http://schemas.openxmlformats.org/drawingml/2006/picture">
-                  <wp:extent cx="295656" cy="143256"/>
-                  <wp:docPr id="65" name="Picture 65"/>
-                  <wp:cNvGraphicFramePr>
-                    <a:graphicFrameLocks noChangeAspect="1"/>
-                  </wp:cNvGraphicFramePr>
-                  <a:graphic>
-                    <a:graphicData uri="http://schemas.openxmlformats.org/drawingml/2006/picture">
-                      <pic:pic>
-                        <pic:nvPicPr>
-                          <pic:cNvPr id="0" name="88e0f5aca1590247.png"/>
-                          <pic:cNvPicPr/>
-                        </pic:nvPicPr>
-                        <pic:blipFill>
-                          <a:blip r:embed="rId72"/>
-                          <a:stretch>
-                            <a:fillRect/>
-                          </a:stretch>
-                        </pic:blipFill>
-                        <pic:spPr>
-                          <a:xfrm>
-                            <a:off x="0" y="0"/>
-                            <a:ext cx="295656" cy="143256"/>
-                          </a:xfrm>
-                          <a:prstGeom prst="rect"/>
-                        </pic:spPr>
-                      </pic:pic>
-                    </a:graphicData>
-                  </a:graphic>
-                </wp:inline>
-              </w:drawing>
-            </w:r>
-            <w:r>
-              <w:tab/>
-            </w:r>
-            <w:r>
-              <w:rPr>
-                <w:b w:val="0"/>
-                <w:i/>
-                <w:color w:val="6B6B6B"/>
-                <w:sz w:val="19"/>
-              </w:rPr>
-              <w:t>1 pt</w:t>
-            </w:r>
-          </w:p>
-          <w:p>
-            <w:pPr>
-              <w:spacing w:before="40" w:after="60"/>
-              <w:ind w:left="900"/>
-            </w:pPr>
-            <w:r>
-              <w:drawing>
-                <wp:inline xmlns:a="http://schemas.openxmlformats.org/drawingml/2006/main" xmlns:pic="http://schemas.openxmlformats.org/drawingml/2006/picture">
-                  <wp:extent cx="115824" cy="231648"/>
+                  <wp:extent cx="573024" cy="146304"/>
                   <wp:docPr id="66" name="Picture 66"/>
                   <wp:cNvGraphicFramePr>
                     <a:graphicFrameLocks noChangeAspect="1"/>
@@ -5372,93 +5798,7 @@
                     <a:graphicData uri="http://schemas.openxmlformats.org/drawingml/2006/picture">
                       <pic:pic>
                         <pic:nvPicPr>
-                          <pic:cNvPr id="0" name="6f5fea0d3ef04dfa.png"/>
-                          <pic:cNvPicPr/>
-                        </pic:nvPicPr>
-                        <pic:blipFill>
-                          <a:blip r:embed="rId73"/>
-                          <a:stretch>
-                            <a:fillRect/>
-                          </a:stretch>
-                        </pic:blipFill>
-                        <pic:spPr>
-                          <a:xfrm>
-                            <a:off x="0" y="0"/>
-                            <a:ext cx="115824" cy="231648"/>
-                          </a:xfrm>
-                          <a:prstGeom prst="rect"/>
-                        </pic:spPr>
-                      </pic:pic>
-                    </a:graphicData>
-                  </a:graphic>
-                </wp:inline>
-              </w:drawing>
-            </w:r>
-          </w:p>
-          <w:p>
-            <w:pPr>
-              <w:spacing w:before="0" w:after="120"/>
-              <w:ind w:left="900"/>
-            </w:pPr>
-            <w:r>
-              <w:rPr>
-                <w:b w:val="0"/>
-                <w:i/>
-                <w:color w:val="6B6B6B"/>
-                <w:sz w:val="19"/>
-              </w:rPr>
-              <w:t>Only the x moves; 1/(5x</w:t>
-            </w:r>
-            <w:r>
-              <w:rPr>
-                <w:b w:val="0"/>
-                <w:i/>
-                <w:color w:val="6B6B6B"/>
-                <w:sz w:val="19"/>
-                <w:vertAlign w:val="superscript"/>
-              </w:rPr>
-              <w:t>2</w:t>
-            </w:r>
-            <w:r>
-              <w:rPr>
-                <w:b w:val="0"/>
-                <w:i/>
-                <w:color w:val="6B6B6B"/>
-                <w:sz w:val="19"/>
-              </w:rPr>
-              <w:t>) moved the coefficient too.</w:t>
-            </w:r>
-          </w:p>
-          <w:p>
-            <w:pPr>
-              <w:spacing w:before="80" w:after="80"/>
-              <w:ind w:left="900" w:hanging="380"/>
-              <w:tabs>
-                <w:tab w:val="right" w:pos="9360"/>
-              </w:tabs>
-            </w:pPr>
-            <w:r>
-              <w:rPr>
-                <w:b/>
-                <w:i w:val="0"/>
-                <w:color w:val="1A1A1A"/>
-                <w:sz w:val="22"/>
-              </w:rPr>
-              <w:t xml:space="preserve">c.  </w:t>
-            </w:r>
-            <w:r>
-              <w:drawing>
-                <wp:inline xmlns:a="http://schemas.openxmlformats.org/drawingml/2006/main" xmlns:pic="http://schemas.openxmlformats.org/drawingml/2006/picture">
-                  <wp:extent cx="597408" cy="170688"/>
-                  <wp:docPr id="67" name="Picture 67"/>
-                  <wp:cNvGraphicFramePr>
-                    <a:graphicFrameLocks noChangeAspect="1"/>
-                  </wp:cNvGraphicFramePr>
-                  <a:graphic>
-                    <a:graphicData uri="http://schemas.openxmlformats.org/drawingml/2006/picture">
-                      <pic:pic>
-                        <pic:nvPicPr>
-                          <pic:cNvPr id="0" name="5560c921a3dcdf39.png"/>
+                          <pic:cNvPr id="0" name="da07dde22dca90c1.png"/>
                           <pic:cNvPicPr/>
                         </pic:nvPicPr>
                         <pic:blipFill>
@@ -5470,7 +5810,7 @@
                         <pic:spPr>
                           <a:xfrm>
                             <a:off x="0" y="0"/>
-                            <a:ext cx="597408" cy="170688"/>
+                            <a:ext cx="573024" cy="146304"/>
                           </a:xfrm>
                           <a:prstGeom prst="rect"/>
                         </pic:spPr>
@@ -5499,10 +5839,37 @@
               <w:ind w:left="900"/>
             </w:pPr>
             <w:r>
+              <w:rPr>
+                <w:b/>
+                <w:i/>
+                <w:color w:val="9E1B32"/>
+                <w:sz w:val="22"/>
+              </w:rPr>
+              <w:t>290,000</w:t>
+            </w:r>
+          </w:p>
+          <w:p>
+            <w:pPr>
+              <w:spacing w:before="80" w:after="80"/>
+              <w:ind w:left="900" w:hanging="380"/>
+              <w:tabs>
+                <w:tab w:val="right" w:pos="9360"/>
+              </w:tabs>
+            </w:pPr>
+            <w:r>
+              <w:rPr>
+                <w:b/>
+                <w:i w:val="0"/>
+                <w:color w:val="1A1A1A"/>
+                <w:sz w:val="22"/>
+              </w:rPr>
+              <w:t xml:space="preserve">b.  </w:t>
+            </w:r>
+            <w:r>
               <w:drawing>
                 <wp:inline xmlns:a="http://schemas.openxmlformats.org/drawingml/2006/main" xmlns:pic="http://schemas.openxmlformats.org/drawingml/2006/picture">
-                  <wp:extent cx="173736" cy="249935"/>
-                  <wp:docPr id="68" name="Picture 68"/>
+                  <wp:extent cx="655320" cy="149352"/>
+                  <wp:docPr id="67" name="Picture 67"/>
                   <wp:cNvGraphicFramePr>
                     <a:graphicFrameLocks noChangeAspect="1"/>
                   </wp:cNvGraphicFramePr>
@@ -5510,7 +5877,7 @@
                     <a:graphicData uri="http://schemas.openxmlformats.org/drawingml/2006/picture">
                       <pic:pic>
                         <pic:nvPicPr>
-                          <pic:cNvPr id="0" name="087ba63dfdcec909.png"/>
+                          <pic:cNvPr id="0" name="3981f8218a556df8.png"/>
                           <pic:cNvPicPr/>
                         </pic:nvPicPr>
                         <pic:blipFill>
@@ -5522,7 +5889,7 @@
                         <pic:spPr>
                           <a:xfrm>
                             <a:off x="0" y="0"/>
-                            <a:ext cx="173736" cy="249935"/>
+                            <a:ext cx="655320" cy="149352"/>
                           </a:xfrm>
                           <a:prstGeom prst="rect"/>
                         </pic:spPr>
@@ -5532,12 +5899,9 @@
                 </wp:inline>
               </w:drawing>
             </w:r>
-          </w:p>
-          <w:p>
-            <w:pPr>
-              <w:spacing w:before="0" w:after="120"/>
-              <w:ind w:left="900"/>
-            </w:pPr>
+            <w:r>
+              <w:tab/>
+            </w:r>
             <w:r>
               <w:rPr>
                 <w:b w:val="0"/>
@@ -5545,18 +5909,29 @@
                 <w:color w:val="6B6B6B"/>
                 <w:sz w:val="19"/>
               </w:rPr>
-              <w:t>4m</w:t>
-            </w:r>
+              <w:t>1 pt</w:t>
+            </w:r>
+          </w:p>
+          <w:p>
+            <w:pPr>
+              <w:spacing w:before="40" w:after="60"/>
+              <w:ind w:left="900"/>
+            </w:pPr>
             <w:r>
               <w:rPr>
-                <w:b w:val="0"/>
+                <w:b/>
                 <w:i/>
-                <w:color w:val="6B6B6B"/>
-                <w:sz w:val="19"/>
-                <w:vertAlign w:val="superscript"/>
+                <w:color w:val="9E1B32"/>
+                <w:sz w:val="22"/>
               </w:rPr>
-              <w:t>-6</w:t>
-            </w:r>
+              <w:t>0.0000071</w:t>
+            </w:r>
+          </w:p>
+          <w:p>
+            <w:pPr>
+              <w:spacing w:before="40" w:after="120"/>
+              <w:ind w:left="420"/>
+            </w:pPr>
             <w:r>
               <w:rPr>
                 <w:b w:val="0"/>
@@ -5564,60 +5939,7 @@
                 <w:color w:val="6B6B6B"/>
                 <w:sz w:val="19"/>
               </w:rPr>
-              <w:t>n</w:t>
-            </w:r>
-            <w:r>
-              <w:rPr>
-                <w:b w:val="0"/>
-                <w:i/>
-                <w:color w:val="6B6B6B"/>
-                <w:sz w:val="19"/>
-                <w:vertAlign w:val="superscript"/>
-              </w:rPr>
-              <w:t>2</w:t>
-            </w:r>
-            <w:r>
-              <w:rPr>
-                <w:b w:val="0"/>
-                <w:i/>
-                <w:color w:val="6B6B6B"/>
-                <w:sz w:val="19"/>
-              </w:rPr>
-              <w:t>, then m</w:t>
-            </w:r>
-            <w:r>
-              <w:rPr>
-                <w:b w:val="0"/>
-                <w:i/>
-                <w:color w:val="6B6B6B"/>
-                <w:sz w:val="19"/>
-                <w:vertAlign w:val="superscript"/>
-              </w:rPr>
-              <w:t>-6</w:t>
-            </w:r>
-            <w:r>
-              <w:rPr>
-                <w:b w:val="0"/>
-                <w:i/>
-                <w:color w:val="6B6B6B"/>
-                <w:sz w:val="19"/>
-              </w:rPr>
-              <w:t xml:space="preserve"> moves down.</w:t>
-            </w:r>
-          </w:p>
-          <w:p>
-            <w:pPr>
-              <w:spacing w:before="40" w:after="120"/>
-              <w:ind w:left="420"/>
-            </w:pPr>
-            <w:r>
-              <w:rPr>
-                <w:b w:val="0"/>
-                <w:i/>
-                <w:color w:val="6B6B6B"/>
-                <w:sz w:val="19"/>
-              </w:rPr>
-              <w:t>Scoring: a 1 · b 1 · c 1 = 3 points.</w:t>
+              <w:t>Scoring: a 1 · b 1 = 2 points.</w:t>
             </w:r>
           </w:p>
         </w:tc>
@@ -5678,7 +6000,7 @@
                 <w:color w:val="1A1A1A"/>
                 <w:sz w:val="22"/>
               </w:rPr>
-              <w:t xml:space="preserve">13.   </w:t>
+              <w:t xml:space="preserve">14.   </w:t>
             </w:r>
             <w:r>
               <w:rPr>
@@ -5687,13 +6009,50 @@
                 <w:color w:val="1A1A1A"/>
                 <w:sz w:val="22"/>
               </w:rPr>
-              <w:t xml:space="preserve">Which expression is equivalent to  </w:t>
+              <w:t>Which is  0.0036  written in scientific notation?</w:t>
+            </w:r>
+            <w:r>
+              <w:tab/>
+            </w:r>
+            <w:r>
+              <w:rPr>
+                <w:b w:val="0"/>
+                <w:i/>
+                <w:color w:val="6B6B6B"/>
+                <w:sz w:val="19"/>
+              </w:rPr>
+              <w:t>1 pt</w:t>
+            </w:r>
+          </w:p>
+          <w:p>
+            <w:pPr>
+              <w:spacing w:before="40" w:after="40"/>
+              <w:ind w:left="1300" w:hanging="380"/>
+            </w:pPr>
+            <w:r>
+              <w:rPr>
+                <w:rFonts w:ascii="FreeSerif" w:hAnsi="FreeSerif" w:eastAsia="FreeSerif"/>
+                <w:b w:val="0"/>
+                <w:i w:val="0"/>
+                <w:color w:val="1A1A1A"/>
+                <w:sz w:val="22"/>
+              </w:rPr>
+              <w:t xml:space="preserve">○   </w:t>
+            </w:r>
+            <w:r>
+              <w:rPr>
+                <w:b w:val="0"/>
+                <w:i w:val="0"/>
+                <w:color w:val="1A1A1A"/>
+                <w:sz w:val="22"/>
+              </w:rPr>
+              <w:t xml:space="preserve">A.  </w:t>
             </w:r>
             <w:r>
               <w:drawing>
                 <wp:inline xmlns:a="http://schemas.openxmlformats.org/drawingml/2006/main" xmlns:pic="http://schemas.openxmlformats.org/drawingml/2006/picture">
-                  <wp:extent cx="390144" cy="170688"/>
-                  <wp:docPr id="69" name="Picture 69"/>
+                  <wp:extent cx="569976" cy="146304"/>
+                  <wp:docPr id="68" name="Picture 68"/>
                   <wp:cNvGraphicFramePr>
                     <a:graphicFrameLocks noChangeAspect="1"/>
                   </wp:cNvGraphicFramePr>
@@ -5701,7 +6060,7 @@
                     <a:graphicData uri="http://schemas.openxmlformats.org/drawingml/2006/picture">
                       <pic:pic>
                         <pic:nvPicPr>
-                          <pic:cNvPr id="0" name="cf602a2e9f1c7587.png"/>
+                          <pic:cNvPr id="0" name="090ec5c7c6588659.png"/>
                           <pic:cNvPicPr/>
                         </pic:nvPicPr>
                         <pic:blipFill>
@@ -5713,7 +6072,7 @@
                         <pic:spPr>
                           <a:xfrm>
                             <a:off x="0" y="0"/>
-                            <a:ext cx="390144" cy="170688"/>
+                            <a:ext cx="569976" cy="146304"/>
                           </a:xfrm>
                           <a:prstGeom prst="rect"/>
                         </pic:spPr>
@@ -5723,27 +6082,6 @@
                 </wp:inline>
               </w:drawing>
             </w:r>
-            <w:r>
-              <w:rPr>
-                <w:b w:val="0"/>
-                <w:i w:val="0"/>
-                <w:color w:val="1A1A1A"/>
-                <w:sz w:val="22"/>
-              </w:rPr>
-              <w:t xml:space="preserve"> ?</w:t>
-            </w:r>
-            <w:r>
-              <w:tab/>
-            </w:r>
-            <w:r>
-              <w:rPr>
-                <w:b w:val="0"/>
-                <w:i/>
-                <w:color w:val="6B6B6B"/>
-                <w:sz w:val="19"/>
-              </w:rPr>
-              <w:t>1 pt</w:t>
-            </w:r>
           </w:p>
           <w:p>
             <w:pPr>
@@ -5755,25 +6093,25 @@
                 <w:rFonts w:ascii="FreeSerif" w:hAnsi="FreeSerif" w:eastAsia="FreeSerif"/>
                 <w:b w:val="0"/>
                 <w:i w:val="0"/>
-                <w:color w:val="1A1A1A"/>
+                <w:color w:val="9E1B32"/>
                 <w:sz w:val="22"/>
               </w:rPr>
-              <w:t xml:space="preserve">○   </w:t>
+              <w:t xml:space="preserve">●   </w:t>
             </w:r>
             <w:r>
               <w:rPr>
-                <w:b w:val="0"/>
+                <w:b/>
                 <w:i w:val="0"/>
-                <w:color w:val="1A1A1A"/>
+                <w:color w:val="9E1B32"/>
                 <w:sz w:val="22"/>
               </w:rPr>
-              <w:t xml:space="preserve">A.  </w:t>
+              <w:t xml:space="preserve">B.  </w:t>
             </w:r>
             <w:r>
               <w:drawing>
                 <wp:inline xmlns:a="http://schemas.openxmlformats.org/drawingml/2006/main" xmlns:pic="http://schemas.openxmlformats.org/drawingml/2006/picture">
-                  <wp:extent cx="280416" cy="143256"/>
-                  <wp:docPr id="70" name="Picture 70"/>
+                  <wp:extent cx="649224" cy="146304"/>
+                  <wp:docPr id="69" name="Picture 69"/>
                   <wp:cNvGraphicFramePr>
                     <a:graphicFrameLocks noChangeAspect="1"/>
                   </wp:cNvGraphicFramePr>
@@ -5781,7 +6119,7 @@
                     <a:graphicData uri="http://schemas.openxmlformats.org/drawingml/2006/picture">
                       <pic:pic>
                         <pic:nvPicPr>
-                          <pic:cNvPr id="0" name="c4ccbf95ada03f50.png"/>
+                          <pic:cNvPr id="0" name="d8b1a85fd3f0e117.png"/>
                           <pic:cNvPicPr/>
                         </pic:nvPicPr>
                         <pic:blipFill>
@@ -5793,7 +6131,7 @@
                         <pic:spPr>
                           <a:xfrm>
                             <a:off x="0" y="0"/>
-                            <a:ext cx="280416" cy="143256"/>
+                            <a:ext cx="649224" cy="146304"/>
                           </a:xfrm>
                           <a:prstGeom prst="rect"/>
                         </pic:spPr>
@@ -5826,13 +6164,13 @@
                 <w:color w:val="1A1A1A"/>
                 <w:sz w:val="22"/>
               </w:rPr>
-              <w:t xml:space="preserve">B.  </w:t>
+              <w:t xml:space="preserve">C.  </w:t>
             </w:r>
             <w:r>
               <w:drawing>
                 <wp:inline xmlns:a="http://schemas.openxmlformats.org/drawingml/2006/main" xmlns:pic="http://schemas.openxmlformats.org/drawingml/2006/picture">
-                  <wp:extent cx="210312" cy="146304"/>
-                  <wp:docPr id="71" name="Picture 71"/>
+                  <wp:extent cx="652272" cy="146304"/>
+                  <wp:docPr id="70" name="Picture 70"/>
                   <wp:cNvGraphicFramePr>
                     <a:graphicFrameLocks noChangeAspect="1"/>
                   </wp:cNvGraphicFramePr>
@@ -5840,7 +6178,7 @@
                     <a:graphicData uri="http://schemas.openxmlformats.org/drawingml/2006/picture">
                       <pic:pic>
                         <pic:nvPicPr>
-                          <pic:cNvPr id="0" name="9c3ea3f631952c45.png"/>
+                          <pic:cNvPr id="0" name="5c9410dd3144a5fc.png"/>
                           <pic:cNvPicPr/>
                         </pic:nvPicPr>
                         <pic:blipFill>
@@ -5852,7 +6190,7 @@
                         <pic:spPr>
                           <a:xfrm>
                             <a:off x="0" y="0"/>
-                            <a:ext cx="210312" cy="146304"/>
+                            <a:ext cx="652272" cy="146304"/>
                           </a:xfrm>
                           <a:prstGeom prst="rect"/>
                         </pic:spPr>
@@ -5885,13 +6223,13 @@
                 <w:color w:val="1A1A1A"/>
                 <w:sz w:val="22"/>
               </w:rPr>
-              <w:t xml:space="preserve">C.  </w:t>
+              <w:t xml:space="preserve">D.  </w:t>
             </w:r>
             <w:r>
               <w:drawing>
                 <wp:inline xmlns:a="http://schemas.openxmlformats.org/drawingml/2006/main" xmlns:pic="http://schemas.openxmlformats.org/drawingml/2006/picture">
-                  <wp:extent cx="219456" cy="146304"/>
-                  <wp:docPr id="72" name="Picture 72"/>
+                  <wp:extent cx="612648" cy="146304"/>
+                  <wp:docPr id="71" name="Picture 71"/>
                   <wp:cNvGraphicFramePr>
                     <a:graphicFrameLocks noChangeAspect="1"/>
                   </wp:cNvGraphicFramePr>
@@ -5899,7 +6237,7 @@
                     <a:graphicData uri="http://schemas.openxmlformats.org/drawingml/2006/picture">
                       <pic:pic>
                         <pic:nvPicPr>
-                          <pic:cNvPr id="0" name="6d3fe30586df4773.png"/>
+                          <pic:cNvPr id="0" name="1e01bd65ef1fcddc.png"/>
                           <pic:cNvPicPr/>
                         </pic:nvPicPr>
                         <pic:blipFill>
@@ -5911,7 +6249,7 @@
                         <pic:spPr>
                           <a:xfrm>
                             <a:off x="0" y="0"/>
-                            <a:ext cx="219456" cy="146304"/>
+                            <a:ext cx="612648" cy="146304"/>
                           </a:xfrm>
                           <a:prstGeom prst="rect"/>
                         </pic:spPr>
@@ -5924,33 +6262,132 @@
           </w:p>
           <w:p>
             <w:pPr>
-              <w:spacing w:before="40" w:after="40"/>
-              <w:ind w:left="1300" w:hanging="380"/>
+              <w:spacing w:before="40" w:after="60"/>
+              <w:ind w:left="420"/>
             </w:pPr>
             <w:r>
               <w:rPr>
-                <w:rFonts w:ascii="FreeSerif" w:hAnsi="FreeSerif" w:eastAsia="FreeSerif"/>
-                <w:b w:val="0"/>
-                <w:i w:val="0"/>
+                <w:b/>
+                <w:i/>
                 <w:color w:val="9E1B32"/>
                 <w:sz w:val="22"/>
               </w:rPr>
-              <w:t xml:space="preserve">●   </w:t>
-            </w:r>
+              <w:t>B</w:t>
+            </w:r>
+          </w:p>
+          <w:p>
+            <w:pPr>
+              <w:spacing w:before="40" w:after="120"/>
+              <w:ind w:left="420"/>
+            </w:pPr>
+            <w:r>
+              <w:rPr>
+                <w:b w:val="0"/>
+                <w:i/>
+                <w:color w:val="6B6B6B"/>
+                <w:sz w:val="19"/>
+              </w:rPr>
+              <w:t>Scoring: 1 point.</w:t>
+            </w:r>
+          </w:p>
+        </w:tc>
+      </w:tr>
+    </w:tbl>
+    <w:p>
+      <w:pPr>
+        <w:spacing w:after="0" w:before="0" w:line="20" w:lineRule="exact"/>
+      </w:pPr>
+      <w:r>
+        <w:rPr>
+          <w:sz w:val="2"/>
+        </w:rPr>
+      </w:r>
+    </w:p>
+    <w:tbl>
+      <w:tblPr>
+        <w:tblLayout w:type="fixed"/>
+        <w:tblLook w:firstColumn="1" w:firstRow="1" w:lastColumn="0" w:lastRow="0" w:noHBand="0" w:noVBand="1" w:val="04A0"/>
+        <w:tblLayout w:type="fixed"/>
+        <w:tblW w:w="9360" w:type="dxa"/>
+      </w:tblPr>
+      <w:tblGrid>
+        <w:gridCol w:w="9360"/>
+      </w:tblGrid>
+      <w:tr>
+        <w:trPr>
+          <w:cantSplit/>
+        </w:trPr>
+        <w:tc>
+          <w:tcPr>
+            <w:tcW w:type="dxa" w:w="9360"/>
+            <w:tcBorders>
+              <w:top w:val="nil"/>
+              <w:left w:val="nil"/>
+              <w:bottom w:val="nil"/>
+              <w:right w:val="nil"/>
+            </w:tcBorders>
+            <w:tcMar>
+              <w:top w:w="0" w:type="dxa"/>
+              <w:left w:w="0" w:type="dxa"/>
+              <w:bottom w:w="0" w:type="dxa"/>
+              <w:right w:w="0" w:type="dxa"/>
+            </w:tcMar>
+          </w:tcPr>
+          <w:p>
+            <w:pPr>
+              <w:spacing w:before="200" w:after="120"/>
+              <w:ind w:left="420" w:hanging="420"/>
+            </w:pPr>
             <w:r>
               <w:rPr>
                 <w:b/>
                 <w:i w:val="0"/>
-                <w:color w:val="9E1B32"/>
+                <w:color w:val="1A1A1A"/>
                 <w:sz w:val="22"/>
               </w:rPr>
-              <w:t xml:space="preserve">D.  </w:t>
+              <w:t xml:space="preserve">15.   </w:t>
+            </w:r>
+            <w:r>
+              <w:rPr>
+                <w:b w:val="0"/>
+                <w:i w:val="0"/>
+                <w:color w:val="1A1A1A"/>
+                <w:sz w:val="22"/>
+              </w:rPr>
+              <w:t>Answer each question.</w:t>
+            </w:r>
+          </w:p>
+          <w:p>
+            <w:pPr>
+              <w:spacing w:before="80" w:after="80"/>
+              <w:ind w:left="900" w:hanging="380"/>
+              <w:tabs>
+                <w:tab w:val="right" w:pos="9360"/>
+              </w:tabs>
+            </w:pPr>
+            <w:r>
+              <w:rPr>
+                <w:b/>
+                <w:i w:val="0"/>
+                <w:color w:val="1A1A1A"/>
+                <w:sz w:val="22"/>
+              </w:rPr>
+              <w:t xml:space="preserve">a.  </w:t>
+            </w:r>
+            <w:r>
+              <w:rPr>
+                <w:b w:val="0"/>
+                <w:i w:val="0"/>
+                <w:color w:val="1A1A1A"/>
+                <w:sz w:val="22"/>
+              </w:rPr>
+              <w:t xml:space="preserve">How many times larger is  </w:t>
             </w:r>
             <w:r>
               <w:drawing>
                 <wp:inline xmlns:a="http://schemas.openxmlformats.org/drawingml/2006/main" xmlns:pic="http://schemas.openxmlformats.org/drawingml/2006/picture">
-                  <wp:extent cx="283464" cy="146304"/>
-                  <wp:docPr id="73" name="Picture 73"/>
+                  <wp:extent cx="454152" cy="146304"/>
+                  <wp:docPr id="72" name="Picture 72"/>
                   <wp:cNvGraphicFramePr>
                     <a:graphicFrameLocks noChangeAspect="1"/>
                   </wp:cNvGraphicFramePr>
@@ -5958,7 +6395,7 @@
                     <a:graphicData uri="http://schemas.openxmlformats.org/drawingml/2006/picture">
                       <pic:pic>
                         <pic:nvPicPr>
-                          <pic:cNvPr id="0" name="4716edaa7bef7672.png"/>
+                          <pic:cNvPr id="0" name="8791b341b02cdd4d.png"/>
                           <pic:cNvPicPr/>
                         </pic:nvPicPr>
                         <pic:blipFill>
@@ -5970,7 +6407,7 @@
                         <pic:spPr>
                           <a:xfrm>
                             <a:off x="0" y="0"/>
-                            <a:ext cx="283464" cy="146304"/>
+                            <a:ext cx="454152" cy="146304"/>
                           </a:xfrm>
                           <a:prstGeom prst="rect"/>
                         </pic:spPr>
@@ -5980,12 +6417,110 @@
                 </wp:inline>
               </w:drawing>
             </w:r>
+            <w:r>
+              <w:rPr>
+                <w:b w:val="0"/>
+                <w:i w:val="0"/>
+                <w:color w:val="1A1A1A"/>
+                <w:sz w:val="22"/>
+              </w:rPr>
+              <w:t xml:space="preserve">  than  </w:t>
+            </w:r>
+            <w:r>
+              <w:drawing>
+                <wp:inline xmlns:a="http://schemas.openxmlformats.org/drawingml/2006/main" xmlns:pic="http://schemas.openxmlformats.org/drawingml/2006/picture">
+                  <wp:extent cx="451104" cy="149352"/>
+                  <wp:docPr id="73" name="Picture 73"/>
+                  <wp:cNvGraphicFramePr>
+                    <a:graphicFrameLocks noChangeAspect="1"/>
+                  </wp:cNvGraphicFramePr>
+                  <a:graphic>
+                    <a:graphicData uri="http://schemas.openxmlformats.org/drawingml/2006/picture">
+                      <pic:pic>
+                        <pic:nvPicPr>
+                          <pic:cNvPr id="0" name="9d5a45488ba24a79.png"/>
+                          <pic:cNvPicPr/>
+                        </pic:nvPicPr>
+                        <pic:blipFill>
+                          <a:blip r:embed="rId81"/>
+                          <a:stretch>
+                            <a:fillRect/>
+                          </a:stretch>
+                        </pic:blipFill>
+                        <pic:spPr>
+                          <a:xfrm>
+                            <a:off x="0" y="0"/>
+                            <a:ext cx="451104" cy="149352"/>
+                          </a:xfrm>
+                          <a:prstGeom prst="rect"/>
+                        </pic:spPr>
+                      </pic:pic>
+                    </a:graphicData>
+                  </a:graphic>
+                </wp:inline>
+              </w:drawing>
+            </w:r>
+            <w:r>
+              <w:rPr>
+                <w:b w:val="0"/>
+                <w:i w:val="0"/>
+                <w:color w:val="1A1A1A"/>
+                <w:sz w:val="22"/>
+              </w:rPr>
+              <w:t xml:space="preserve"> ?</w:t>
+            </w:r>
+            <w:r>
+              <w:tab/>
+            </w:r>
+            <w:r>
+              <w:rPr>
+                <w:b w:val="0"/>
+                <w:i/>
+                <w:color w:val="6B6B6B"/>
+                <w:sz w:val="19"/>
+              </w:rPr>
+              <w:t>1 pt</w:t>
+            </w:r>
           </w:p>
           <w:p>
             <w:pPr>
               <w:spacing w:before="40" w:after="60"/>
-              <w:ind w:left="420"/>
+              <w:ind w:left="900"/>
             </w:pPr>
+            <w:r>
+              <w:drawing>
+                <wp:inline xmlns:a="http://schemas.openxmlformats.org/drawingml/2006/main" xmlns:pic="http://schemas.openxmlformats.org/drawingml/2006/picture">
+                  <wp:extent cx="990599" cy="164592"/>
+                  <wp:docPr id="74" name="Picture 74"/>
+                  <wp:cNvGraphicFramePr>
+                    <a:graphicFrameLocks noChangeAspect="1"/>
+                  </wp:cNvGraphicFramePr>
+                  <a:graphic>
+                    <a:graphicData uri="http://schemas.openxmlformats.org/drawingml/2006/picture">
+                      <pic:pic>
+                        <pic:nvPicPr>
+                          <pic:cNvPr id="0" name="14670bdebe0956da.png"/>
+                          <pic:cNvPicPr/>
+                        </pic:nvPicPr>
+                        <pic:blipFill>
+                          <a:blip r:embed="rId82"/>
+                          <a:stretch>
+                            <a:fillRect/>
+                          </a:stretch>
+                        </pic:blipFill>
+                        <pic:spPr>
+                          <a:xfrm>
+                            <a:off x="0" y="0"/>
+                            <a:ext cx="990599" cy="164592"/>
+                          </a:xfrm>
+                          <a:prstGeom prst="rect"/>
+                        </pic:spPr>
+                      </pic:pic>
+                    </a:graphicData>
+                  </a:graphic>
+                </wp:inline>
+              </w:drawing>
+            </w:r>
             <w:r>
               <w:rPr>
                 <w:b/>
@@ -5993,7 +6528,287 @@
                 <w:color w:val="9E1B32"/>
                 <w:sz w:val="22"/>
               </w:rPr>
-              <w:t>D</w:t>
+              <w:t xml:space="preserve"> times</w:t>
+            </w:r>
+          </w:p>
+          <w:p>
+            <w:pPr>
+              <w:spacing w:before="0" w:after="120"/>
+              <w:ind w:left="900"/>
+            </w:pPr>
+            <w:r>
+              <w:rPr>
+                <w:b w:val="0"/>
+                <w:i/>
+                <w:color w:val="6B6B6B"/>
+                <w:sz w:val="19"/>
+              </w:rPr>
+              <w:t>9 ÷ 3 = 3 and 10</w:t>
+            </w:r>
+            <w:r>
+              <w:rPr>
+                <w:b w:val="0"/>
+                <w:i/>
+                <w:color w:val="6B6B6B"/>
+                <w:sz w:val="19"/>
+                <w:vertAlign w:val="superscript"/>
+              </w:rPr>
+              <w:t>9</w:t>
+            </w:r>
+            <w:r>
+              <w:rPr>
+                <w:b w:val="0"/>
+                <w:i/>
+                <w:color w:val="6B6B6B"/>
+                <w:sz w:val="19"/>
+              </w:rPr>
+              <w:t xml:space="preserve"> ÷ 10</w:t>
+            </w:r>
+            <w:r>
+              <w:rPr>
+                <w:b w:val="0"/>
+                <w:i/>
+                <w:color w:val="6B6B6B"/>
+                <w:sz w:val="19"/>
+                <w:vertAlign w:val="superscript"/>
+              </w:rPr>
+              <w:t>6</w:t>
+            </w:r>
+            <w:r>
+              <w:rPr>
+                <w:b w:val="0"/>
+                <w:i/>
+                <w:color w:val="6B6B6B"/>
+                <w:sz w:val="19"/>
+              </w:rPr>
+              <w:t xml:space="preserve"> = 10</w:t>
+            </w:r>
+            <w:r>
+              <w:rPr>
+                <w:b w:val="0"/>
+                <w:i/>
+                <w:color w:val="6B6B6B"/>
+                <w:sz w:val="19"/>
+                <w:vertAlign w:val="superscript"/>
+              </w:rPr>
+              <w:t>3</w:t>
+            </w:r>
+            <w:r>
+              <w:rPr>
+                <w:b w:val="0"/>
+                <w:i/>
+                <w:color w:val="6B6B6B"/>
+                <w:sz w:val="19"/>
+              </w:rPr>
+              <w:t>. '3 times' ignored the powers; '30' read 10</w:t>
+            </w:r>
+            <w:r>
+              <w:rPr>
+                <w:b w:val="0"/>
+                <w:i/>
+                <w:color w:val="6B6B6B"/>
+                <w:sz w:val="19"/>
+                <w:vertAlign w:val="superscript"/>
+              </w:rPr>
+              <w:t>3</w:t>
+            </w:r>
+            <w:r>
+              <w:rPr>
+                <w:b w:val="0"/>
+                <w:i/>
+                <w:color w:val="6B6B6B"/>
+                <w:sz w:val="19"/>
+              </w:rPr>
+              <w:t xml:space="preserve"> as 10.</w:t>
+            </w:r>
+          </w:p>
+          <w:p>
+            <w:pPr>
+              <w:spacing w:before="80" w:after="80"/>
+              <w:ind w:left="900" w:hanging="380"/>
+              <w:tabs>
+                <w:tab w:val="right" w:pos="9360"/>
+              </w:tabs>
+            </w:pPr>
+            <w:r>
+              <w:rPr>
+                <w:b/>
+                <w:i w:val="0"/>
+                <w:color w:val="1A1A1A"/>
+                <w:sz w:val="22"/>
+              </w:rPr>
+              <w:t xml:space="preserve">b.  </w:t>
+            </w:r>
+            <w:r>
+              <w:rPr>
+                <w:b w:val="0"/>
+                <w:i w:val="0"/>
+                <w:color w:val="1A1A1A"/>
+                <w:sz w:val="22"/>
+              </w:rPr>
+              <w:t xml:space="preserve">How many times larger is  </w:t>
+            </w:r>
+            <w:r>
+              <w:drawing>
+                <wp:inline xmlns:a="http://schemas.openxmlformats.org/drawingml/2006/main" xmlns:pic="http://schemas.openxmlformats.org/drawingml/2006/picture">
+                  <wp:extent cx="655320" cy="146304"/>
+                  <wp:docPr id="75" name="Picture 75"/>
+                  <wp:cNvGraphicFramePr>
+                    <a:graphicFrameLocks noChangeAspect="1"/>
+                  </wp:cNvGraphicFramePr>
+                  <a:graphic>
+                    <a:graphicData uri="http://schemas.openxmlformats.org/drawingml/2006/picture">
+                      <pic:pic>
+                        <pic:nvPicPr>
+                          <pic:cNvPr id="0" name="6a32a05ef0bb4fec.png"/>
+                          <pic:cNvPicPr/>
+                        </pic:nvPicPr>
+                        <pic:blipFill>
+                          <a:blip r:embed="rId83"/>
+                          <a:stretch>
+                            <a:fillRect/>
+                          </a:stretch>
+                        </pic:blipFill>
+                        <pic:spPr>
+                          <a:xfrm>
+                            <a:off x="0" y="0"/>
+                            <a:ext cx="655320" cy="146304"/>
+                          </a:xfrm>
+                          <a:prstGeom prst="rect"/>
+                        </pic:spPr>
+                      </pic:pic>
+                    </a:graphicData>
+                  </a:graphic>
+                </wp:inline>
+              </w:drawing>
+            </w:r>
+            <w:r>
+              <w:rPr>
+                <w:b w:val="0"/>
+                <w:i w:val="0"/>
+                <w:color w:val="1A1A1A"/>
+                <w:sz w:val="22"/>
+              </w:rPr>
+              <w:t xml:space="preserve">  than  </w:t>
+            </w:r>
+            <w:r>
+              <w:drawing>
+                <wp:inline xmlns:a="http://schemas.openxmlformats.org/drawingml/2006/main" xmlns:pic="http://schemas.openxmlformats.org/drawingml/2006/picture">
+                  <wp:extent cx="637032" cy="143256"/>
+                  <wp:docPr id="76" name="Picture 76"/>
+                  <wp:cNvGraphicFramePr>
+                    <a:graphicFrameLocks noChangeAspect="1"/>
+                  </wp:cNvGraphicFramePr>
+                  <a:graphic>
+                    <a:graphicData uri="http://schemas.openxmlformats.org/drawingml/2006/picture">
+                      <pic:pic>
+                        <pic:nvPicPr>
+                          <pic:cNvPr id="0" name="ec7407a91f23b2b5.png"/>
+                          <pic:cNvPicPr/>
+                        </pic:nvPicPr>
+                        <pic:blipFill>
+                          <a:blip r:embed="rId84"/>
+                          <a:stretch>
+                            <a:fillRect/>
+                          </a:stretch>
+                        </pic:blipFill>
+                        <pic:spPr>
+                          <a:xfrm>
+                            <a:off x="0" y="0"/>
+                            <a:ext cx="637032" cy="143256"/>
+                          </a:xfrm>
+                          <a:prstGeom prst="rect"/>
+                        </pic:spPr>
+                      </pic:pic>
+                    </a:graphicData>
+                  </a:graphic>
+                </wp:inline>
+              </w:drawing>
+            </w:r>
+            <w:r>
+              <w:rPr>
+                <w:b w:val="0"/>
+                <w:i w:val="0"/>
+                <w:color w:val="1A1A1A"/>
+                <w:sz w:val="22"/>
+              </w:rPr>
+              <w:t xml:space="preserve"> ?</w:t>
+            </w:r>
+            <w:r>
+              <w:tab/>
+            </w:r>
+            <w:r>
+              <w:rPr>
+                <w:b w:val="0"/>
+                <w:i/>
+                <w:color w:val="6B6B6B"/>
+                <w:sz w:val="19"/>
+              </w:rPr>
+              <w:t>1 pt</w:t>
+            </w:r>
+          </w:p>
+          <w:p>
+            <w:pPr>
+              <w:spacing w:before="40" w:after="60"/>
+              <w:ind w:left="900"/>
+            </w:pPr>
+            <w:r>
+              <w:drawing>
+                <wp:inline xmlns:a="http://schemas.openxmlformats.org/drawingml/2006/main" xmlns:pic="http://schemas.openxmlformats.org/drawingml/2006/picture">
+                  <wp:extent cx="1072896" cy="164592"/>
+                  <wp:docPr id="77" name="Picture 77"/>
+                  <wp:cNvGraphicFramePr>
+                    <a:graphicFrameLocks noChangeAspect="1"/>
+                  </wp:cNvGraphicFramePr>
+                  <a:graphic>
+                    <a:graphicData uri="http://schemas.openxmlformats.org/drawingml/2006/picture">
+                      <pic:pic>
+                        <pic:nvPicPr>
+                          <pic:cNvPr id="0" name="987d87ae9dfcabb9.png"/>
+                          <pic:cNvPicPr/>
+                        </pic:nvPicPr>
+                        <pic:blipFill>
+                          <a:blip r:embed="rId85"/>
+                          <a:stretch>
+                            <a:fillRect/>
+                          </a:stretch>
+                        </pic:blipFill>
+                        <pic:spPr>
+                          <a:xfrm>
+                            <a:off x="0" y="0"/>
+                            <a:ext cx="1072896" cy="164592"/>
+                          </a:xfrm>
+                          <a:prstGeom prst="rect"/>
+                        </pic:spPr>
+                      </pic:pic>
+                    </a:graphicData>
+                  </a:graphic>
+                </wp:inline>
+              </w:drawing>
+            </w:r>
+            <w:r>
+              <w:rPr>
+                <w:b/>
+                <w:i/>
+                <w:color w:val="9E1B32"/>
+                <w:sz w:val="22"/>
+              </w:rPr>
+              <w:t xml:space="preserve"> times</w:t>
+            </w:r>
+          </w:p>
+          <w:p>
+            <w:pPr>
+              <w:spacing w:before="0" w:after="120"/>
+              <w:ind w:left="900"/>
+            </w:pPr>
+            <w:r>
+              <w:rPr>
+                <w:b w:val="0"/>
+                <w:i/>
+                <w:color w:val="6B6B6B"/>
+                <w:sz w:val="19"/>
+              </w:rPr>
+              <w:t>4.8 ÷ 1.6 = 3 and −3 − (−7) = 4.</w:t>
             </w:r>
           </w:p>
           <w:p>
@@ -6008,7 +6823,7 @@
                 <w:color w:val="6B6B6B"/>
                 <w:sz w:val="19"/>
               </w:rPr>
-              <w:t>Scoring: 1 point.</w:t>
+              <w:t>Scoring: a 1 · b 1 = 2 points.</w:t>
             </w:r>
           </w:p>
         </w:tc>
@@ -6069,2300 +6884,7 @@
                 <w:color w:val="1A1A1A"/>
                 <w:sz w:val="22"/>
               </w:rPr>
-              <w:t xml:space="preserve">14.   </w:t>
-            </w:r>
-            <w:r>
-              <w:rPr>
-                <w:b w:val="0"/>
-                <w:i w:val="0"/>
-                <w:color w:val="1A1A1A"/>
-                <w:sz w:val="22"/>
-              </w:rPr>
-              <w:t xml:space="preserve">How are  </w:t>
-            </w:r>
-            <w:r>
-              <w:drawing>
-                <wp:inline xmlns:a="http://schemas.openxmlformats.org/drawingml/2006/main" xmlns:pic="http://schemas.openxmlformats.org/drawingml/2006/picture">
-                  <wp:extent cx="143256" cy="143256"/>
-                  <wp:docPr id="74" name="Picture 74"/>
-                  <wp:cNvGraphicFramePr>
-                    <a:graphicFrameLocks noChangeAspect="1"/>
-                  </wp:cNvGraphicFramePr>
-                  <a:graphic>
-                    <a:graphicData uri="http://schemas.openxmlformats.org/drawingml/2006/picture">
-                      <pic:pic>
-                        <pic:nvPicPr>
-                          <pic:cNvPr id="0" name="c57300e6aac13e18.png"/>
-                          <pic:cNvPicPr/>
-                        </pic:nvPicPr>
-                        <pic:blipFill>
-                          <a:blip r:embed="rId81"/>
-                          <a:stretch>
-                            <a:fillRect/>
-                          </a:stretch>
-                        </pic:blipFill>
-                        <pic:spPr>
-                          <a:xfrm>
-                            <a:off x="0" y="0"/>
-                            <a:ext cx="143256" cy="143256"/>
-                          </a:xfrm>
-                          <a:prstGeom prst="rect"/>
-                        </pic:spPr>
-                      </pic:pic>
-                    </a:graphicData>
-                  </a:graphic>
-                </wp:inline>
-              </w:drawing>
-            </w:r>
-            <w:r>
-              <w:rPr>
-                <w:b w:val="0"/>
-                <w:i w:val="0"/>
-                <w:color w:val="1A1A1A"/>
-                <w:sz w:val="22"/>
-              </w:rPr>
-              <w:t xml:space="preserve">  and  </w:t>
-            </w:r>
-            <w:r>
-              <w:drawing>
-                <wp:inline xmlns:a="http://schemas.openxmlformats.org/drawingml/2006/main" xmlns:pic="http://schemas.openxmlformats.org/drawingml/2006/picture">
-                  <wp:extent cx="222504" cy="143256"/>
-                  <wp:docPr id="75" name="Picture 75"/>
-                  <wp:cNvGraphicFramePr>
-                    <a:graphicFrameLocks noChangeAspect="1"/>
-                  </wp:cNvGraphicFramePr>
-                  <a:graphic>
-                    <a:graphicData uri="http://schemas.openxmlformats.org/drawingml/2006/picture">
-                      <pic:pic>
-                        <pic:nvPicPr>
-                          <pic:cNvPr id="0" name="bd2827782daa9140.png"/>
-                          <pic:cNvPicPr/>
-                        </pic:nvPicPr>
-                        <pic:blipFill>
-                          <a:blip r:embed="rId82"/>
-                          <a:stretch>
-                            <a:fillRect/>
-                          </a:stretch>
-                        </pic:blipFill>
-                        <pic:spPr>
-                          <a:xfrm>
-                            <a:off x="0" y="0"/>
-                            <a:ext cx="222504" cy="143256"/>
-                          </a:xfrm>
-                          <a:prstGeom prst="rect"/>
-                        </pic:spPr>
-                      </pic:pic>
-                    </a:graphicData>
-                  </a:graphic>
-                </wp:inline>
-              </w:drawing>
-            </w:r>
-            <w:r>
-              <w:rPr>
-                <w:b w:val="0"/>
-                <w:i w:val="0"/>
-                <w:color w:val="1A1A1A"/>
-                <w:sz w:val="22"/>
-              </w:rPr>
-              <w:t xml:space="preserve">  related? Explain, and give the value of each when  </w:t>
-            </w:r>
-            <w:r>
-              <w:drawing>
-                <wp:inline xmlns:a="http://schemas.openxmlformats.org/drawingml/2006/main" xmlns:pic="http://schemas.openxmlformats.org/drawingml/2006/picture">
-                  <wp:extent cx="313944" cy="118872"/>
-                  <wp:docPr id="76" name="Picture 76"/>
-                  <wp:cNvGraphicFramePr>
-                    <a:graphicFrameLocks noChangeAspect="1"/>
-                  </wp:cNvGraphicFramePr>
-                  <a:graphic>
-                    <a:graphicData uri="http://schemas.openxmlformats.org/drawingml/2006/picture">
-                      <pic:pic>
-                        <pic:nvPicPr>
-                          <pic:cNvPr id="0" name="73dadc06467504fc.png"/>
-                          <pic:cNvPicPr/>
-                        </pic:nvPicPr>
-                        <pic:blipFill>
-                          <a:blip r:embed="rId83"/>
-                          <a:stretch>
-                            <a:fillRect/>
-                          </a:stretch>
-                        </pic:blipFill>
-                        <pic:spPr>
-                          <a:xfrm>
-                            <a:off x="0" y="0"/>
-                            <a:ext cx="313944" cy="118872"/>
-                          </a:xfrm>
-                          <a:prstGeom prst="rect"/>
-                        </pic:spPr>
-                      </pic:pic>
-                    </a:graphicData>
-                  </a:graphic>
-                </wp:inline>
-              </w:drawing>
-            </w:r>
-            <w:r>
-              <w:rPr>
-                <w:b w:val="0"/>
-                <w:i w:val="0"/>
-                <w:color w:val="1A1A1A"/>
-                <w:sz w:val="22"/>
-              </w:rPr>
-              <w:t>.</w:t>
-            </w:r>
-            <w:r>
-              <w:tab/>
-            </w:r>
-            <w:r>
-              <w:rPr>
-                <w:b w:val="0"/>
-                <w:i/>
-                <w:color w:val="6B6B6B"/>
-                <w:sz w:val="19"/>
-              </w:rPr>
-              <w:t>1 pt</w:t>
-            </w:r>
-          </w:p>
-          <w:p>
-            <w:pPr>
-              <w:spacing w:before="40" w:after="60"/>
-              <w:ind w:left="420"/>
-            </w:pPr>
-            <w:r>
-              <w:rPr>
-                <w:b/>
-                <w:i/>
-                <w:color w:val="9E1B32"/>
-                <w:sz w:val="22"/>
-              </w:rPr>
-              <w:t xml:space="preserve">They are reciprocals: </w:t>
-            </w:r>
-            <w:r>
-              <w:drawing>
-                <wp:inline xmlns:a="http://schemas.openxmlformats.org/drawingml/2006/main" xmlns:pic="http://schemas.openxmlformats.org/drawingml/2006/picture">
-                  <wp:extent cx="502920" cy="228600"/>
-                  <wp:docPr id="77" name="Picture 77"/>
-                  <wp:cNvGraphicFramePr>
-                    <a:graphicFrameLocks noChangeAspect="1"/>
-                  </wp:cNvGraphicFramePr>
-                  <a:graphic>
-                    <a:graphicData uri="http://schemas.openxmlformats.org/drawingml/2006/picture">
-                      <pic:pic>
-                        <pic:nvPicPr>
-                          <pic:cNvPr id="0" name="88a72039ee4bb6cc.png"/>
-                          <pic:cNvPicPr/>
-                        </pic:nvPicPr>
-                        <pic:blipFill>
-                          <a:blip r:embed="rId84"/>
-                          <a:stretch>
-                            <a:fillRect/>
-                          </a:stretch>
-                        </pic:blipFill>
-                        <pic:spPr>
-                          <a:xfrm>
-                            <a:off x="0" y="0"/>
-                            <a:ext cx="502920" cy="228600"/>
-                          </a:xfrm>
-                          <a:prstGeom prst="rect"/>
-                        </pic:spPr>
-                      </pic:pic>
-                    </a:graphicData>
-                  </a:graphic>
-                </wp:inline>
-              </w:drawing>
-            </w:r>
-            <w:r>
-              <w:rPr>
-                <w:b/>
-                <w:i/>
-                <w:color w:val="9E1B32"/>
-                <w:sz w:val="22"/>
-              </w:rPr>
-              <w:t xml:space="preserve">. When x = 5, </w:t>
-            </w:r>
-            <w:r>
-              <w:drawing>
-                <wp:inline xmlns:a="http://schemas.openxmlformats.org/drawingml/2006/main" xmlns:pic="http://schemas.openxmlformats.org/drawingml/2006/picture">
-                  <wp:extent cx="469392" cy="143256"/>
-                  <wp:docPr id="78" name="Picture 78"/>
-                  <wp:cNvGraphicFramePr>
-                    <a:graphicFrameLocks noChangeAspect="1"/>
-                  </wp:cNvGraphicFramePr>
-                  <a:graphic>
-                    <a:graphicData uri="http://schemas.openxmlformats.org/drawingml/2006/picture">
-                      <pic:pic>
-                        <pic:nvPicPr>
-                          <pic:cNvPr id="0" name="7f31bb59aafe4480.png"/>
-                          <pic:cNvPicPr/>
-                        </pic:nvPicPr>
-                        <pic:blipFill>
-                          <a:blip r:embed="rId85"/>
-                          <a:stretch>
-                            <a:fillRect/>
-                          </a:stretch>
-                        </pic:blipFill>
-                        <pic:spPr>
-                          <a:xfrm>
-                            <a:off x="0" y="0"/>
-                            <a:ext cx="469392" cy="143256"/>
-                          </a:xfrm>
-                          <a:prstGeom prst="rect"/>
-                        </pic:spPr>
-                      </pic:pic>
-                    </a:graphicData>
-                  </a:graphic>
-                </wp:inline>
-              </w:drawing>
-            </w:r>
-            <w:r>
-              <w:rPr>
-                <w:b/>
-                <w:i/>
-                <w:color w:val="9E1B32"/>
-                <w:sz w:val="22"/>
-              </w:rPr>
-              <w:t xml:space="preserve"> and </w:t>
-            </w:r>
-            <w:r>
-              <w:drawing>
-                <wp:inline xmlns:a="http://schemas.openxmlformats.org/drawingml/2006/main" xmlns:pic="http://schemas.openxmlformats.org/drawingml/2006/picture">
-                  <wp:extent cx="515112" cy="216408"/>
-                  <wp:docPr id="79" name="Picture 79"/>
-                  <wp:cNvGraphicFramePr>
-                    <a:graphicFrameLocks noChangeAspect="1"/>
-                  </wp:cNvGraphicFramePr>
-                  <a:graphic>
-                    <a:graphicData uri="http://schemas.openxmlformats.org/drawingml/2006/picture">
-                      <pic:pic>
-                        <pic:nvPicPr>
-                          <pic:cNvPr id="0" name="24bdf5a3e4627564.png"/>
-                          <pic:cNvPicPr/>
-                        </pic:nvPicPr>
-                        <pic:blipFill>
-                          <a:blip r:embed="rId86"/>
-                          <a:stretch>
-                            <a:fillRect/>
-                          </a:stretch>
-                        </pic:blipFill>
-                        <pic:spPr>
-                          <a:xfrm>
-                            <a:off x="0" y="0"/>
-                            <a:ext cx="515112" cy="216408"/>
-                          </a:xfrm>
-                          <a:prstGeom prst="rect"/>
-                        </pic:spPr>
-                      </pic:pic>
-                    </a:graphicData>
-                  </a:graphic>
-                </wp:inline>
-              </w:drawing>
-            </w:r>
-            <w:r>
-              <w:rPr>
-                <w:b/>
-                <w:i/>
-                <w:color w:val="9E1B32"/>
-                <w:sz w:val="22"/>
-              </w:rPr>
-              <w:t>.</w:t>
-            </w:r>
-          </w:p>
-          <w:p>
-            <w:pPr>
-              <w:spacing w:before="0" w:after="120"/>
-              <w:ind w:left="420"/>
-            </w:pPr>
-            <w:r>
-              <w:rPr>
-                <w:b w:val="0"/>
-                <w:i/>
-                <w:color w:val="6B6B6B"/>
-                <w:sz w:val="19"/>
-              </w:rPr>
-              <w:t>The point needs the word reciprocal (or 1 over x</w:t>
-            </w:r>
-            <w:r>
-              <w:rPr>
-                <w:b w:val="0"/>
-                <w:i/>
-                <w:color w:val="6B6B6B"/>
-                <w:sz w:val="19"/>
-                <w:vertAlign w:val="superscript"/>
-              </w:rPr>
-              <w:t>2</w:t>
-            </w:r>
-            <w:r>
-              <w:rPr>
-                <w:b w:val="0"/>
-                <w:i/>
-                <w:color w:val="6B6B6B"/>
-                <w:sz w:val="19"/>
-              </w:rPr>
-              <w:t>) and both values. −25 for x</w:t>
-            </w:r>
-            <w:r>
-              <w:rPr>
-                <w:b w:val="0"/>
-                <w:i/>
-                <w:color w:val="6B6B6B"/>
-                <w:sz w:val="19"/>
-                <w:vertAlign w:val="superscript"/>
-              </w:rPr>
-              <w:t>-2</w:t>
-            </w:r>
-            <w:r>
-              <w:rPr>
-                <w:b w:val="0"/>
-                <w:i/>
-                <w:color w:val="6B6B6B"/>
-                <w:sz w:val="19"/>
-              </w:rPr>
-              <w:t xml:space="preserve"> is the misconception.</w:t>
-            </w:r>
-          </w:p>
-          <w:p>
-            <w:pPr>
-              <w:spacing w:before="40" w:after="120"/>
-              <w:ind w:left="420"/>
-            </w:pPr>
-            <w:r>
-              <w:rPr>
-                <w:b w:val="0"/>
-                <w:i/>
-                <w:color w:val="6B6B6B"/>
-                <w:sz w:val="19"/>
-              </w:rPr>
-              <w:t>Scoring: 1 point.</w:t>
-            </w:r>
-          </w:p>
-        </w:tc>
-      </w:tr>
-    </w:tbl>
-    <w:p>
-      <w:pPr>
-        <w:spacing w:after="0" w:before="0" w:line="20" w:lineRule="exact"/>
-      </w:pPr>
-      <w:r>
-        <w:rPr>
-          <w:sz w:val="2"/>
-        </w:rPr>
-      </w:r>
-    </w:p>
-    <w:p>
-      <w:pPr>
-        <w:keepNext/>
-        <w:spacing w:before="200" w:after="120"/>
-        <w:tabs>
-          <w:tab w:val="right" w:pos="9360"/>
-        </w:tabs>
-        <w:pBdr>
-          <w:bottom w:val="single" w:sz="8" w:space="2" w:color="1A1A1A"/>
-        </w:pBdr>
-      </w:pPr>
-      <w:r>
-        <w:rPr>
-          <w:b/>
-          <w:i w:val="0"/>
-          <w:color w:val="1A1A1A"/>
-          <w:sz w:val="24"/>
-        </w:rPr>
-        <w:t>4.  Scientific Notation</w:t>
-      </w:r>
-      <w:r>
-        <w:tab/>
-      </w:r>
-      <w:r>
-        <w:rPr>
-          <w:b w:val="0"/>
-          <w:i/>
-          <w:color w:val="6B6B6B"/>
-          <w:sz w:val="19"/>
-        </w:rPr>
-        <w:t>11 points</w:t>
-      </w:r>
-    </w:p>
-    <w:tbl>
-      <w:tblPr>
-        <w:tblLayout w:type="fixed"/>
-        <w:tblLook w:firstColumn="1" w:firstRow="1" w:lastColumn="0" w:lastRow="0" w:noHBand="0" w:noVBand="1" w:val="04A0"/>
-        <w:tblLayout w:type="fixed"/>
-        <w:tblW w:w="9360" w:type="dxa"/>
-      </w:tblPr>
-      <w:tblGrid>
-        <w:gridCol w:w="9360"/>
-      </w:tblGrid>
-      <w:tr>
-        <w:trPr>
-          <w:cantSplit/>
-        </w:trPr>
-        <w:tc>
-          <w:tcPr>
-            <w:tcW w:type="dxa" w:w="9360"/>
-            <w:tcBorders>
-              <w:top w:val="nil"/>
-              <w:left w:val="nil"/>
-              <w:bottom w:val="nil"/>
-              <w:right w:val="nil"/>
-            </w:tcBorders>
-            <w:tcMar>
-              <w:top w:w="0" w:type="dxa"/>
-              <w:left w:w="0" w:type="dxa"/>
-              <w:bottom w:w="0" w:type="dxa"/>
-              <w:right w:w="0" w:type="dxa"/>
-            </w:tcMar>
-          </w:tcPr>
-          <w:p>
-            <w:pPr>
-              <w:spacing w:before="200" w:after="120"/>
-              <w:ind w:left="420" w:hanging="420"/>
-            </w:pPr>
-            <w:r>
-              <w:rPr>
-                <w:b/>
-                <w:i w:val="0"/>
-                <w:color w:val="1A1A1A"/>
-                <w:sz w:val="22"/>
-              </w:rPr>
-              <w:t xml:space="preserve">15.   </w:t>
-            </w:r>
-            <w:r>
-              <w:rPr>
-                <w:b w:val="0"/>
-                <w:i w:val="0"/>
-                <w:color w:val="1A1A1A"/>
-                <w:sz w:val="22"/>
-              </w:rPr>
-              <w:t>Write each number in scientific notation.</w:t>
-            </w:r>
-          </w:p>
-          <w:p>
-            <w:pPr>
-              <w:spacing w:before="80" w:after="80"/>
-              <w:ind w:left="900" w:hanging="380"/>
-              <w:tabs>
-                <w:tab w:val="right" w:pos="9360"/>
-              </w:tabs>
-            </w:pPr>
-            <w:r>
-              <w:rPr>
-                <w:b/>
-                <w:i w:val="0"/>
-                <w:color w:val="1A1A1A"/>
-                <w:sz w:val="22"/>
-              </w:rPr>
-              <w:t xml:space="preserve">a.  </w:t>
-            </w:r>
-            <w:r>
-              <w:rPr>
-                <w:b w:val="0"/>
-                <w:i w:val="0"/>
-                <w:color w:val="1A1A1A"/>
-                <w:sz w:val="22"/>
-              </w:rPr>
-              <w:t>8,300,000</w:t>
-            </w:r>
-            <w:r>
-              <w:tab/>
-            </w:r>
-            <w:r>
-              <w:rPr>
-                <w:b w:val="0"/>
-                <w:i/>
-                <w:color w:val="6B6B6B"/>
-                <w:sz w:val="19"/>
-              </w:rPr>
-              <w:t>1 pt</w:t>
-            </w:r>
-          </w:p>
-          <w:p>
-            <w:pPr>
-              <w:spacing w:before="40" w:after="60"/>
-              <w:ind w:left="900"/>
-            </w:pPr>
-            <w:r>
-              <w:drawing>
-                <wp:inline xmlns:a="http://schemas.openxmlformats.org/drawingml/2006/main" xmlns:pic="http://schemas.openxmlformats.org/drawingml/2006/picture">
-                  <wp:extent cx="569976" cy="149352"/>
-                  <wp:docPr id="80" name="Picture 80"/>
-                  <wp:cNvGraphicFramePr>
-                    <a:graphicFrameLocks noChangeAspect="1"/>
-                  </wp:cNvGraphicFramePr>
-                  <a:graphic>
-                    <a:graphicData uri="http://schemas.openxmlformats.org/drawingml/2006/picture">
-                      <pic:pic>
-                        <pic:nvPicPr>
-                          <pic:cNvPr id="0" name="463f3af613d689cf.png"/>
-                          <pic:cNvPicPr/>
-                        </pic:nvPicPr>
-                        <pic:blipFill>
-                          <a:blip r:embed="rId87"/>
-                          <a:stretch>
-                            <a:fillRect/>
-                          </a:stretch>
-                        </pic:blipFill>
-                        <pic:spPr>
-                          <a:xfrm>
-                            <a:off x="0" y="0"/>
-                            <a:ext cx="569976" cy="149352"/>
-                          </a:xfrm>
-                          <a:prstGeom prst="rect"/>
-                        </pic:spPr>
-                      </pic:pic>
-                    </a:graphicData>
-                  </a:graphic>
-                </wp:inline>
-              </w:drawing>
-            </w:r>
-          </w:p>
-          <w:p>
-            <w:pPr>
-              <w:spacing w:before="80" w:after="80"/>
-              <w:ind w:left="900" w:hanging="380"/>
-              <w:tabs>
-                <w:tab w:val="right" w:pos="9360"/>
-              </w:tabs>
-            </w:pPr>
-            <w:r>
-              <w:rPr>
-                <w:b/>
-                <w:i w:val="0"/>
-                <w:color w:val="1A1A1A"/>
-                <w:sz w:val="22"/>
-              </w:rPr>
-              <w:t xml:space="preserve">b.  </w:t>
-            </w:r>
-            <w:r>
-              <w:rPr>
-                <w:b w:val="0"/>
-                <w:i w:val="0"/>
-                <w:color w:val="1A1A1A"/>
-                <w:sz w:val="22"/>
-              </w:rPr>
-              <w:t>0.00047</w:t>
-            </w:r>
-            <w:r>
-              <w:tab/>
-            </w:r>
-            <w:r>
-              <w:rPr>
-                <w:b w:val="0"/>
-                <w:i/>
-                <w:color w:val="6B6B6B"/>
-                <w:sz w:val="19"/>
-              </w:rPr>
-              <w:t>1 pt</w:t>
-            </w:r>
-          </w:p>
-          <w:p>
-            <w:pPr>
-              <w:spacing w:before="40" w:after="60"/>
-              <w:ind w:left="900"/>
-            </w:pPr>
-            <w:r>
-              <w:drawing>
-                <wp:inline xmlns:a="http://schemas.openxmlformats.org/drawingml/2006/main" xmlns:pic="http://schemas.openxmlformats.org/drawingml/2006/picture">
-                  <wp:extent cx="658368" cy="146304"/>
-                  <wp:docPr id="81" name="Picture 81"/>
-                  <wp:cNvGraphicFramePr>
-                    <a:graphicFrameLocks noChangeAspect="1"/>
-                  </wp:cNvGraphicFramePr>
-                  <a:graphic>
-                    <a:graphicData uri="http://schemas.openxmlformats.org/drawingml/2006/picture">
-                      <pic:pic>
-                        <pic:nvPicPr>
-                          <pic:cNvPr id="0" name="708f8f0980165bcb.png"/>
-                          <pic:cNvPicPr/>
-                        </pic:nvPicPr>
-                        <pic:blipFill>
-                          <a:blip r:embed="rId88"/>
-                          <a:stretch>
-                            <a:fillRect/>
-                          </a:stretch>
-                        </pic:blipFill>
-                        <pic:spPr>
-                          <a:xfrm>
-                            <a:off x="0" y="0"/>
-                            <a:ext cx="658368" cy="146304"/>
-                          </a:xfrm>
-                          <a:prstGeom prst="rect"/>
-                        </pic:spPr>
-                      </pic:pic>
-                    </a:graphicData>
-                  </a:graphic>
-                </wp:inline>
-              </w:drawing>
-            </w:r>
-          </w:p>
-          <w:p>
-            <w:pPr>
-              <w:spacing w:before="0" w:after="120"/>
-              <w:ind w:left="900"/>
-            </w:pPr>
-            <w:r>
-              <w:rPr>
-                <w:b w:val="0"/>
-                <w:i/>
-                <w:color w:val="6B6B6B"/>
-                <w:sz w:val="19"/>
-              </w:rPr>
-              <w:t>The 4 is in the fourth decimal place; 10</w:t>
-            </w:r>
-            <w:r>
-              <w:rPr>
-                <w:b w:val="0"/>
-                <w:i/>
-                <w:color w:val="6B6B6B"/>
-                <w:sz w:val="19"/>
-                <w:vertAlign w:val="superscript"/>
-              </w:rPr>
-              <w:t>-3</w:t>
-            </w:r>
-            <w:r>
-              <w:rPr>
-                <w:b w:val="0"/>
-                <w:i/>
-                <w:color w:val="6B6B6B"/>
-                <w:sz w:val="19"/>
-              </w:rPr>
-              <w:t xml:space="preserve"> counted the zeros.</w:t>
-            </w:r>
-          </w:p>
-          <w:p>
-            <w:pPr>
-              <w:spacing w:before="80" w:after="80"/>
-              <w:ind w:left="900" w:hanging="380"/>
-              <w:tabs>
-                <w:tab w:val="right" w:pos="9360"/>
-              </w:tabs>
-            </w:pPr>
-            <w:r>
-              <w:rPr>
-                <w:b/>
-                <w:i w:val="0"/>
-                <w:color w:val="1A1A1A"/>
-                <w:sz w:val="22"/>
-              </w:rPr>
-              <w:t xml:space="preserve">c.  </w:t>
-            </w:r>
-            <w:r>
-              <w:rPr>
-                <w:b w:val="0"/>
-                <w:i w:val="0"/>
-                <w:color w:val="1A1A1A"/>
-                <w:sz w:val="22"/>
-              </w:rPr>
-              <w:t>60,500,000,000</w:t>
-            </w:r>
-            <w:r>
-              <w:tab/>
-            </w:r>
-            <w:r>
-              <w:rPr>
-                <w:b w:val="0"/>
-                <w:i/>
-                <w:color w:val="6B6B6B"/>
-                <w:sz w:val="19"/>
-              </w:rPr>
-              <w:t>1 pt</w:t>
-            </w:r>
-          </w:p>
-          <w:p>
-            <w:pPr>
-              <w:spacing w:before="40" w:after="60"/>
-              <w:ind w:left="900"/>
-            </w:pPr>
-            <w:r>
-              <w:drawing>
-                <wp:inline xmlns:a="http://schemas.openxmlformats.org/drawingml/2006/main" xmlns:pic="http://schemas.openxmlformats.org/drawingml/2006/picture">
-                  <wp:extent cx="716280" cy="146304"/>
-                  <wp:docPr id="82" name="Picture 82"/>
-                  <wp:cNvGraphicFramePr>
-                    <a:graphicFrameLocks noChangeAspect="1"/>
-                  </wp:cNvGraphicFramePr>
-                  <a:graphic>
-                    <a:graphicData uri="http://schemas.openxmlformats.org/drawingml/2006/picture">
-                      <pic:pic>
-                        <pic:nvPicPr>
-                          <pic:cNvPr id="0" name="bc4be1b334e30314.png"/>
-                          <pic:cNvPicPr/>
-                        </pic:nvPicPr>
-                        <pic:blipFill>
-                          <a:blip r:embed="rId89"/>
-                          <a:stretch>
-                            <a:fillRect/>
-                          </a:stretch>
-                        </pic:blipFill>
-                        <pic:spPr>
-                          <a:xfrm>
-                            <a:off x="0" y="0"/>
-                            <a:ext cx="716280" cy="146304"/>
-                          </a:xfrm>
-                          <a:prstGeom prst="rect"/>
-                        </pic:spPr>
-                      </pic:pic>
-                    </a:graphicData>
-                  </a:graphic>
-                </wp:inline>
-              </w:drawing>
-            </w:r>
-          </w:p>
-          <w:p>
-            <w:pPr>
-              <w:spacing w:before="0" w:after="120"/>
-              <w:ind w:left="900"/>
-            </w:pPr>
-            <w:r>
-              <w:rPr>
-                <w:b w:val="0"/>
-                <w:i/>
-                <w:color w:val="6B6B6B"/>
-                <w:sz w:val="19"/>
-              </w:rPr>
-              <w:t>The interior zero stays in the coefficient.</w:t>
-            </w:r>
-          </w:p>
-          <w:p>
-            <w:pPr>
-              <w:spacing w:before="80" w:after="80"/>
-              <w:ind w:left="900" w:hanging="380"/>
-              <w:tabs>
-                <w:tab w:val="right" w:pos="9360"/>
-              </w:tabs>
-            </w:pPr>
-            <w:r>
-              <w:rPr>
-                <w:b/>
-                <w:i w:val="0"/>
-                <w:color w:val="1A1A1A"/>
-                <w:sz w:val="22"/>
-              </w:rPr>
-              <w:t xml:space="preserve">d.  </w:t>
-            </w:r>
-            <w:r>
-              <w:rPr>
-                <w:b w:val="0"/>
-                <w:i w:val="0"/>
-                <w:color w:val="1A1A1A"/>
-                <w:sz w:val="22"/>
-              </w:rPr>
-              <w:t>0.0000000092</w:t>
-            </w:r>
-            <w:r>
-              <w:tab/>
-            </w:r>
-            <w:r>
-              <w:rPr>
-                <w:b w:val="0"/>
-                <w:i/>
-                <w:color w:val="6B6B6B"/>
-                <w:sz w:val="19"/>
-              </w:rPr>
-              <w:t>1 pt</w:t>
-            </w:r>
-          </w:p>
-          <w:p>
-            <w:pPr>
-              <w:spacing w:before="40" w:after="60"/>
-              <w:ind w:left="900"/>
-            </w:pPr>
-            <w:r>
-              <w:drawing>
-                <wp:inline xmlns:a="http://schemas.openxmlformats.org/drawingml/2006/main" xmlns:pic="http://schemas.openxmlformats.org/drawingml/2006/picture">
-                  <wp:extent cx="655320" cy="146304"/>
-                  <wp:docPr id="83" name="Picture 83"/>
-                  <wp:cNvGraphicFramePr>
-                    <a:graphicFrameLocks noChangeAspect="1"/>
-                  </wp:cNvGraphicFramePr>
-                  <a:graphic>
-                    <a:graphicData uri="http://schemas.openxmlformats.org/drawingml/2006/picture">
-                      <pic:pic>
-                        <pic:nvPicPr>
-                          <pic:cNvPr id="0" name="a59e075c15675522.png"/>
-                          <pic:cNvPicPr/>
-                        </pic:nvPicPr>
-                        <pic:blipFill>
-                          <a:blip r:embed="rId90"/>
-                          <a:stretch>
-                            <a:fillRect/>
-                          </a:stretch>
-                        </pic:blipFill>
-                        <pic:spPr>
-                          <a:xfrm>
-                            <a:off x="0" y="0"/>
-                            <a:ext cx="655320" cy="146304"/>
-                          </a:xfrm>
-                          <a:prstGeom prst="rect"/>
-                        </pic:spPr>
-                      </pic:pic>
-                    </a:graphicData>
-                  </a:graphic>
-                </wp:inline>
-              </w:drawing>
-            </w:r>
-          </w:p>
-          <w:p>
-            <w:pPr>
-              <w:spacing w:before="40" w:after="120"/>
-              <w:ind w:left="420"/>
-            </w:pPr>
-            <w:r>
-              <w:rPr>
-                <w:b w:val="0"/>
-                <w:i/>
-                <w:color w:val="6B6B6B"/>
-                <w:sz w:val="19"/>
-              </w:rPr>
-              <w:t>Scoring: a 1 · b 1 · c 1 · d 1 = 4 points.</w:t>
-            </w:r>
-          </w:p>
-        </w:tc>
-      </w:tr>
-    </w:tbl>
-    <w:p>
-      <w:pPr>
-        <w:spacing w:after="0" w:before="0" w:line="20" w:lineRule="exact"/>
-      </w:pPr>
-      <w:r>
-        <w:rPr>
-          <w:sz w:val="2"/>
-        </w:rPr>
-      </w:r>
-    </w:p>
-    <w:tbl>
-      <w:tblPr>
-        <w:tblLayout w:type="fixed"/>
-        <w:tblLook w:firstColumn="1" w:firstRow="1" w:lastColumn="0" w:lastRow="0" w:noHBand="0" w:noVBand="1" w:val="04A0"/>
-        <w:tblLayout w:type="fixed"/>
-        <w:tblW w:w="9360" w:type="dxa"/>
-      </w:tblPr>
-      <w:tblGrid>
-        <w:gridCol w:w="9360"/>
-      </w:tblGrid>
-      <w:tr>
-        <w:trPr>
-          <w:cantSplit/>
-        </w:trPr>
-        <w:tc>
-          <w:tcPr>
-            <w:tcW w:type="dxa" w:w="9360"/>
-            <w:tcBorders>
-              <w:top w:val="nil"/>
-              <w:left w:val="nil"/>
-              <w:bottom w:val="nil"/>
-              <w:right w:val="nil"/>
-            </w:tcBorders>
-            <w:tcMar>
-              <w:top w:w="0" w:type="dxa"/>
-              <w:left w:w="0" w:type="dxa"/>
-              <w:bottom w:w="0" w:type="dxa"/>
-              <w:right w:w="0" w:type="dxa"/>
-            </w:tcMar>
-          </w:tcPr>
-          <w:p>
-            <w:pPr>
-              <w:spacing w:before="200" w:after="120"/>
-              <w:ind w:left="420" w:hanging="420"/>
-            </w:pPr>
-            <w:r>
-              <w:rPr>
-                <w:b/>
-                <w:i w:val="0"/>
-                <w:color w:val="1A1A1A"/>
-                <w:sz w:val="22"/>
-              </w:rPr>
               <w:t xml:space="preserve">16.   </w:t>
-            </w:r>
-            <w:r>
-              <w:rPr>
-                <w:b w:val="0"/>
-                <w:i w:val="0"/>
-                <w:color w:val="1A1A1A"/>
-                <w:sz w:val="22"/>
-              </w:rPr>
-              <w:t>Write each number in standard form.</w:t>
-            </w:r>
-          </w:p>
-          <w:p>
-            <w:pPr>
-              <w:spacing w:before="80" w:after="80"/>
-              <w:ind w:left="900" w:hanging="380"/>
-              <w:tabs>
-                <w:tab w:val="right" w:pos="9360"/>
-              </w:tabs>
-            </w:pPr>
-            <w:r>
-              <w:rPr>
-                <w:b/>
-                <w:i w:val="0"/>
-                <w:color w:val="1A1A1A"/>
-                <w:sz w:val="22"/>
-              </w:rPr>
-              <w:t xml:space="preserve">a.  </w:t>
-            </w:r>
-            <w:r>
-              <w:drawing>
-                <wp:inline xmlns:a="http://schemas.openxmlformats.org/drawingml/2006/main" xmlns:pic="http://schemas.openxmlformats.org/drawingml/2006/picture">
-                  <wp:extent cx="573024" cy="146304"/>
-                  <wp:docPr id="84" name="Picture 84"/>
-                  <wp:cNvGraphicFramePr>
-                    <a:graphicFrameLocks noChangeAspect="1"/>
-                  </wp:cNvGraphicFramePr>
-                  <a:graphic>
-                    <a:graphicData uri="http://schemas.openxmlformats.org/drawingml/2006/picture">
-                      <pic:pic>
-                        <pic:nvPicPr>
-                          <pic:cNvPr id="0" name="da07dde22dca90c1.png"/>
-                          <pic:cNvPicPr/>
-                        </pic:nvPicPr>
-                        <pic:blipFill>
-                          <a:blip r:embed="rId91"/>
-                          <a:stretch>
-                            <a:fillRect/>
-                          </a:stretch>
-                        </pic:blipFill>
-                        <pic:spPr>
-                          <a:xfrm>
-                            <a:off x="0" y="0"/>
-                            <a:ext cx="573024" cy="146304"/>
-                          </a:xfrm>
-                          <a:prstGeom prst="rect"/>
-                        </pic:spPr>
-                      </pic:pic>
-                    </a:graphicData>
-                  </a:graphic>
-                </wp:inline>
-              </w:drawing>
-            </w:r>
-            <w:r>
-              <w:tab/>
-            </w:r>
-            <w:r>
-              <w:rPr>
-                <w:b w:val="0"/>
-                <w:i/>
-                <w:color w:val="6B6B6B"/>
-                <w:sz w:val="19"/>
-              </w:rPr>
-              <w:t>1 pt</w:t>
-            </w:r>
-          </w:p>
-          <w:p>
-            <w:pPr>
-              <w:spacing w:before="40" w:after="60"/>
-              <w:ind w:left="900"/>
-            </w:pPr>
-            <w:r>
-              <w:rPr>
-                <w:b/>
-                <w:i/>
-                <w:color w:val="9E1B32"/>
-                <w:sz w:val="22"/>
-              </w:rPr>
-              <w:t>290,000</w:t>
-            </w:r>
-          </w:p>
-          <w:p>
-            <w:pPr>
-              <w:spacing w:before="80" w:after="80"/>
-              <w:ind w:left="900" w:hanging="380"/>
-              <w:tabs>
-                <w:tab w:val="right" w:pos="9360"/>
-              </w:tabs>
-            </w:pPr>
-            <w:r>
-              <w:rPr>
-                <w:b/>
-                <w:i w:val="0"/>
-                <w:color w:val="1A1A1A"/>
-                <w:sz w:val="22"/>
-              </w:rPr>
-              <w:t xml:space="preserve">b.  </w:t>
-            </w:r>
-            <w:r>
-              <w:drawing>
-                <wp:inline xmlns:a="http://schemas.openxmlformats.org/drawingml/2006/main" xmlns:pic="http://schemas.openxmlformats.org/drawingml/2006/picture">
-                  <wp:extent cx="655320" cy="149352"/>
-                  <wp:docPr id="85" name="Picture 85"/>
-                  <wp:cNvGraphicFramePr>
-                    <a:graphicFrameLocks noChangeAspect="1"/>
-                  </wp:cNvGraphicFramePr>
-                  <a:graphic>
-                    <a:graphicData uri="http://schemas.openxmlformats.org/drawingml/2006/picture">
-                      <pic:pic>
-                        <pic:nvPicPr>
-                          <pic:cNvPr id="0" name="3981f8218a556df8.png"/>
-                          <pic:cNvPicPr/>
-                        </pic:nvPicPr>
-                        <pic:blipFill>
-                          <a:blip r:embed="rId92"/>
-                          <a:stretch>
-                            <a:fillRect/>
-                          </a:stretch>
-                        </pic:blipFill>
-                        <pic:spPr>
-                          <a:xfrm>
-                            <a:off x="0" y="0"/>
-                            <a:ext cx="655320" cy="149352"/>
-                          </a:xfrm>
-                          <a:prstGeom prst="rect"/>
-                        </pic:spPr>
-                      </pic:pic>
-                    </a:graphicData>
-                  </a:graphic>
-                </wp:inline>
-              </w:drawing>
-            </w:r>
-            <w:r>
-              <w:tab/>
-            </w:r>
-            <w:r>
-              <w:rPr>
-                <w:b w:val="0"/>
-                <w:i/>
-                <w:color w:val="6B6B6B"/>
-                <w:sz w:val="19"/>
-              </w:rPr>
-              <w:t>1 pt</w:t>
-            </w:r>
-          </w:p>
-          <w:p>
-            <w:pPr>
-              <w:spacing w:before="40" w:after="60"/>
-              <w:ind w:left="900"/>
-            </w:pPr>
-            <w:r>
-              <w:rPr>
-                <w:b/>
-                <w:i/>
-                <w:color w:val="9E1B32"/>
-                <w:sz w:val="22"/>
-              </w:rPr>
-              <w:t>0.0000071</w:t>
-            </w:r>
-          </w:p>
-          <w:p>
-            <w:pPr>
-              <w:spacing w:before="40" w:after="120"/>
-              <w:ind w:left="420"/>
-            </w:pPr>
-            <w:r>
-              <w:rPr>
-                <w:b w:val="0"/>
-                <w:i/>
-                <w:color w:val="6B6B6B"/>
-                <w:sz w:val="19"/>
-              </w:rPr>
-              <w:t>Scoring: a 1 · b 1 = 2 points.</w:t>
-            </w:r>
-          </w:p>
-        </w:tc>
-      </w:tr>
-    </w:tbl>
-    <w:p>
-      <w:pPr>
-        <w:spacing w:after="0" w:before="0" w:line="20" w:lineRule="exact"/>
-      </w:pPr>
-      <w:r>
-        <w:rPr>
-          <w:sz w:val="2"/>
-        </w:rPr>
-      </w:r>
-    </w:p>
-    <w:tbl>
-      <w:tblPr>
-        <w:tblLayout w:type="fixed"/>
-        <w:tblLook w:firstColumn="1" w:firstRow="1" w:lastColumn="0" w:lastRow="0" w:noHBand="0" w:noVBand="1" w:val="04A0"/>
-        <w:tblLayout w:type="fixed"/>
-        <w:tblW w:w="9360" w:type="dxa"/>
-      </w:tblPr>
-      <w:tblGrid>
-        <w:gridCol w:w="9360"/>
-      </w:tblGrid>
-      <w:tr>
-        <w:trPr>
-          <w:cantSplit/>
-        </w:trPr>
-        <w:tc>
-          <w:tcPr>
-            <w:tcW w:type="dxa" w:w="9360"/>
-            <w:tcBorders>
-              <w:top w:val="nil"/>
-              <w:left w:val="nil"/>
-              <w:bottom w:val="nil"/>
-              <w:right w:val="nil"/>
-            </w:tcBorders>
-            <w:tcMar>
-              <w:top w:w="0" w:type="dxa"/>
-              <w:left w:w="0" w:type="dxa"/>
-              <w:bottom w:w="0" w:type="dxa"/>
-              <w:right w:w="0" w:type="dxa"/>
-            </w:tcMar>
-          </w:tcPr>
-          <w:p>
-            <w:pPr>
-              <w:spacing w:before="200" w:after="120"/>
-              <w:ind w:left="420" w:hanging="420"/>
-              <w:tabs>
-                <w:tab w:val="right" w:pos="9360"/>
-              </w:tabs>
-            </w:pPr>
-            <w:r>
-              <w:rPr>
-                <w:b/>
-                <w:i w:val="0"/>
-                <w:color w:val="1A1A1A"/>
-                <w:sz w:val="22"/>
-              </w:rPr>
-              <w:t xml:space="preserve">17.   </w:t>
-            </w:r>
-            <w:r>
-              <w:rPr>
-                <w:b w:val="0"/>
-                <w:i w:val="0"/>
-                <w:color w:val="1A1A1A"/>
-                <w:sz w:val="22"/>
-              </w:rPr>
-              <w:t>Which is  0.0036  written in scientific notation?</w:t>
-            </w:r>
-            <w:r>
-              <w:tab/>
-            </w:r>
-            <w:r>
-              <w:rPr>
-                <w:b w:val="0"/>
-                <w:i/>
-                <w:color w:val="6B6B6B"/>
-                <w:sz w:val="19"/>
-              </w:rPr>
-              <w:t>1 pt</w:t>
-            </w:r>
-          </w:p>
-          <w:p>
-            <w:pPr>
-              <w:spacing w:before="40" w:after="40"/>
-              <w:ind w:left="1300" w:hanging="380"/>
-            </w:pPr>
-            <w:r>
-              <w:rPr>
-                <w:rFonts w:ascii="FreeSerif" w:hAnsi="FreeSerif" w:eastAsia="FreeSerif"/>
-                <w:b w:val="0"/>
-                <w:i w:val="0"/>
-                <w:color w:val="1A1A1A"/>
-                <w:sz w:val="22"/>
-              </w:rPr>
-              <w:t xml:space="preserve">○   </w:t>
-            </w:r>
-            <w:r>
-              <w:rPr>
-                <w:b w:val="0"/>
-                <w:i w:val="0"/>
-                <w:color w:val="1A1A1A"/>
-                <w:sz w:val="22"/>
-              </w:rPr>
-              <w:t xml:space="preserve">A.  </w:t>
-            </w:r>
-            <w:r>
-              <w:drawing>
-                <wp:inline xmlns:a="http://schemas.openxmlformats.org/drawingml/2006/main" xmlns:pic="http://schemas.openxmlformats.org/drawingml/2006/picture">
-                  <wp:extent cx="569976" cy="146304"/>
-                  <wp:docPr id="86" name="Picture 86"/>
-                  <wp:cNvGraphicFramePr>
-                    <a:graphicFrameLocks noChangeAspect="1"/>
-                  </wp:cNvGraphicFramePr>
-                  <a:graphic>
-                    <a:graphicData uri="http://schemas.openxmlformats.org/drawingml/2006/picture">
-                      <pic:pic>
-                        <pic:nvPicPr>
-                          <pic:cNvPr id="0" name="090ec5c7c6588659.png"/>
-                          <pic:cNvPicPr/>
-                        </pic:nvPicPr>
-                        <pic:blipFill>
-                          <a:blip r:embed="rId93"/>
-                          <a:stretch>
-                            <a:fillRect/>
-                          </a:stretch>
-                        </pic:blipFill>
-                        <pic:spPr>
-                          <a:xfrm>
-                            <a:off x="0" y="0"/>
-                            <a:ext cx="569976" cy="146304"/>
-                          </a:xfrm>
-                          <a:prstGeom prst="rect"/>
-                        </pic:spPr>
-                      </pic:pic>
-                    </a:graphicData>
-                  </a:graphic>
-                </wp:inline>
-              </w:drawing>
-            </w:r>
-          </w:p>
-          <w:p>
-            <w:pPr>
-              <w:spacing w:before="40" w:after="40"/>
-              <w:ind w:left="1300" w:hanging="380"/>
-            </w:pPr>
-            <w:r>
-              <w:rPr>
-                <w:rFonts w:ascii="FreeSerif" w:hAnsi="FreeSerif" w:eastAsia="FreeSerif"/>
-                <w:b w:val="0"/>
-                <w:i w:val="0"/>
-                <w:color w:val="9E1B32"/>
-                <w:sz w:val="22"/>
-              </w:rPr>
-              <w:t xml:space="preserve">●   </w:t>
-            </w:r>
-            <w:r>
-              <w:rPr>
-                <w:b/>
-                <w:i w:val="0"/>
-                <w:color w:val="9E1B32"/>
-                <w:sz w:val="22"/>
-              </w:rPr>
-              <w:t xml:space="preserve">B.  </w:t>
-            </w:r>
-            <w:r>
-              <w:drawing>
-                <wp:inline xmlns:a="http://schemas.openxmlformats.org/drawingml/2006/main" xmlns:pic="http://schemas.openxmlformats.org/drawingml/2006/picture">
-                  <wp:extent cx="649224" cy="146304"/>
-                  <wp:docPr id="87" name="Picture 87"/>
-                  <wp:cNvGraphicFramePr>
-                    <a:graphicFrameLocks noChangeAspect="1"/>
-                  </wp:cNvGraphicFramePr>
-                  <a:graphic>
-                    <a:graphicData uri="http://schemas.openxmlformats.org/drawingml/2006/picture">
-                      <pic:pic>
-                        <pic:nvPicPr>
-                          <pic:cNvPr id="0" name="d8b1a85fd3f0e117.png"/>
-                          <pic:cNvPicPr/>
-                        </pic:nvPicPr>
-                        <pic:blipFill>
-                          <a:blip r:embed="rId94"/>
-                          <a:stretch>
-                            <a:fillRect/>
-                          </a:stretch>
-                        </pic:blipFill>
-                        <pic:spPr>
-                          <a:xfrm>
-                            <a:off x="0" y="0"/>
-                            <a:ext cx="649224" cy="146304"/>
-                          </a:xfrm>
-                          <a:prstGeom prst="rect"/>
-                        </pic:spPr>
-                      </pic:pic>
-                    </a:graphicData>
-                  </a:graphic>
-                </wp:inline>
-              </w:drawing>
-            </w:r>
-          </w:p>
-          <w:p>
-            <w:pPr>
-              <w:spacing w:before="40" w:after="40"/>
-              <w:ind w:left="1300" w:hanging="380"/>
-            </w:pPr>
-            <w:r>
-              <w:rPr>
-                <w:rFonts w:ascii="FreeSerif" w:hAnsi="FreeSerif" w:eastAsia="FreeSerif"/>
-                <w:b w:val="0"/>
-                <w:i w:val="0"/>
-                <w:color w:val="1A1A1A"/>
-                <w:sz w:val="22"/>
-              </w:rPr>
-              <w:t xml:space="preserve">○   </w:t>
-            </w:r>
-            <w:r>
-              <w:rPr>
-                <w:b w:val="0"/>
-                <w:i w:val="0"/>
-                <w:color w:val="1A1A1A"/>
-                <w:sz w:val="22"/>
-              </w:rPr>
-              <w:t xml:space="preserve">C.  </w:t>
-            </w:r>
-            <w:r>
-              <w:drawing>
-                <wp:inline xmlns:a="http://schemas.openxmlformats.org/drawingml/2006/main" xmlns:pic="http://schemas.openxmlformats.org/drawingml/2006/picture">
-                  <wp:extent cx="652272" cy="146304"/>
-                  <wp:docPr id="88" name="Picture 88"/>
-                  <wp:cNvGraphicFramePr>
-                    <a:graphicFrameLocks noChangeAspect="1"/>
-                  </wp:cNvGraphicFramePr>
-                  <a:graphic>
-                    <a:graphicData uri="http://schemas.openxmlformats.org/drawingml/2006/picture">
-                      <pic:pic>
-                        <pic:nvPicPr>
-                          <pic:cNvPr id="0" name="5c9410dd3144a5fc.png"/>
-                          <pic:cNvPicPr/>
-                        </pic:nvPicPr>
-                        <pic:blipFill>
-                          <a:blip r:embed="rId95"/>
-                          <a:stretch>
-                            <a:fillRect/>
-                          </a:stretch>
-                        </pic:blipFill>
-                        <pic:spPr>
-                          <a:xfrm>
-                            <a:off x="0" y="0"/>
-                            <a:ext cx="652272" cy="146304"/>
-                          </a:xfrm>
-                          <a:prstGeom prst="rect"/>
-                        </pic:spPr>
-                      </pic:pic>
-                    </a:graphicData>
-                  </a:graphic>
-                </wp:inline>
-              </w:drawing>
-            </w:r>
-          </w:p>
-          <w:p>
-            <w:pPr>
-              <w:spacing w:before="40" w:after="40"/>
-              <w:ind w:left="1300" w:hanging="380"/>
-            </w:pPr>
-            <w:r>
-              <w:rPr>
-                <w:rFonts w:ascii="FreeSerif" w:hAnsi="FreeSerif" w:eastAsia="FreeSerif"/>
-                <w:b w:val="0"/>
-                <w:i w:val="0"/>
-                <w:color w:val="1A1A1A"/>
-                <w:sz w:val="22"/>
-              </w:rPr>
-              <w:t xml:space="preserve">○   </w:t>
-            </w:r>
-            <w:r>
-              <w:rPr>
-                <w:b w:val="0"/>
-                <w:i w:val="0"/>
-                <w:color w:val="1A1A1A"/>
-                <w:sz w:val="22"/>
-              </w:rPr>
-              <w:t xml:space="preserve">D.  </w:t>
-            </w:r>
-            <w:r>
-              <w:drawing>
-                <wp:inline xmlns:a="http://schemas.openxmlformats.org/drawingml/2006/main" xmlns:pic="http://schemas.openxmlformats.org/drawingml/2006/picture">
-                  <wp:extent cx="612648" cy="146304"/>
-                  <wp:docPr id="89" name="Picture 89"/>
-                  <wp:cNvGraphicFramePr>
-                    <a:graphicFrameLocks noChangeAspect="1"/>
-                  </wp:cNvGraphicFramePr>
-                  <a:graphic>
-                    <a:graphicData uri="http://schemas.openxmlformats.org/drawingml/2006/picture">
-                      <pic:pic>
-                        <pic:nvPicPr>
-                          <pic:cNvPr id="0" name="1e01bd65ef1fcddc.png"/>
-                          <pic:cNvPicPr/>
-                        </pic:nvPicPr>
-                        <pic:blipFill>
-                          <a:blip r:embed="rId96"/>
-                          <a:stretch>
-                            <a:fillRect/>
-                          </a:stretch>
-                        </pic:blipFill>
-                        <pic:spPr>
-                          <a:xfrm>
-                            <a:off x="0" y="0"/>
-                            <a:ext cx="612648" cy="146304"/>
-                          </a:xfrm>
-                          <a:prstGeom prst="rect"/>
-                        </pic:spPr>
-                      </pic:pic>
-                    </a:graphicData>
-                  </a:graphic>
-                </wp:inline>
-              </w:drawing>
-            </w:r>
-          </w:p>
-          <w:p>
-            <w:pPr>
-              <w:spacing w:before="40" w:after="60"/>
-              <w:ind w:left="420"/>
-            </w:pPr>
-            <w:r>
-              <w:rPr>
-                <w:b/>
-                <w:i/>
-                <w:color w:val="9E1B32"/>
-                <w:sz w:val="22"/>
-              </w:rPr>
-              <w:t>B</w:t>
-            </w:r>
-          </w:p>
-          <w:p>
-            <w:pPr>
-              <w:spacing w:before="40" w:after="120"/>
-              <w:ind w:left="420"/>
-            </w:pPr>
-            <w:r>
-              <w:rPr>
-                <w:b w:val="0"/>
-                <w:i/>
-                <w:color w:val="6B6B6B"/>
-                <w:sz w:val="19"/>
-              </w:rPr>
-              <w:t>Scoring: 1 point.</w:t>
-            </w:r>
-          </w:p>
-        </w:tc>
-      </w:tr>
-    </w:tbl>
-    <w:p>
-      <w:pPr>
-        <w:spacing w:after="0" w:before="0" w:line="20" w:lineRule="exact"/>
-      </w:pPr>
-      <w:r>
-        <w:rPr>
-          <w:sz w:val="2"/>
-        </w:rPr>
-      </w:r>
-    </w:p>
-    <w:tbl>
-      <w:tblPr>
-        <w:tblLayout w:type="fixed"/>
-        <w:tblLook w:firstColumn="1" w:firstRow="1" w:lastColumn="0" w:lastRow="0" w:noHBand="0" w:noVBand="1" w:val="04A0"/>
-        <w:tblLayout w:type="fixed"/>
-        <w:tblW w:w="9360" w:type="dxa"/>
-      </w:tblPr>
-      <w:tblGrid>
-        <w:gridCol w:w="9360"/>
-      </w:tblGrid>
-      <w:tr>
-        <w:trPr>
-          <w:cantSplit/>
-        </w:trPr>
-        <w:tc>
-          <w:tcPr>
-            <w:tcW w:type="dxa" w:w="9360"/>
-            <w:tcBorders>
-              <w:top w:val="nil"/>
-              <w:left w:val="nil"/>
-              <w:bottom w:val="nil"/>
-              <w:right w:val="nil"/>
-            </w:tcBorders>
-            <w:tcMar>
-              <w:top w:w="0" w:type="dxa"/>
-              <w:left w:w="0" w:type="dxa"/>
-              <w:bottom w:w="0" w:type="dxa"/>
-              <w:right w:w="0" w:type="dxa"/>
-            </w:tcMar>
-          </w:tcPr>
-          <w:p>
-            <w:pPr>
-              <w:spacing w:before="200" w:after="120"/>
-              <w:ind w:left="420" w:hanging="420"/>
-            </w:pPr>
-            <w:r>
-              <w:rPr>
-                <w:b/>
-                <w:i w:val="0"/>
-                <w:color w:val="1A1A1A"/>
-                <w:sz w:val="22"/>
-              </w:rPr>
-              <w:t xml:space="preserve">18.   </w:t>
-            </w:r>
-            <w:r>
-              <w:rPr>
-                <w:b w:val="0"/>
-                <w:i w:val="0"/>
-                <w:color w:val="1A1A1A"/>
-                <w:sz w:val="22"/>
-              </w:rPr>
-              <w:t>Answer each question.</w:t>
-            </w:r>
-          </w:p>
-          <w:p>
-            <w:pPr>
-              <w:spacing w:before="80" w:after="80"/>
-              <w:ind w:left="900" w:hanging="380"/>
-              <w:tabs>
-                <w:tab w:val="right" w:pos="9360"/>
-              </w:tabs>
-            </w:pPr>
-            <w:r>
-              <w:rPr>
-                <w:b/>
-                <w:i w:val="0"/>
-                <w:color w:val="1A1A1A"/>
-                <w:sz w:val="22"/>
-              </w:rPr>
-              <w:t xml:space="preserve">a.  </w:t>
-            </w:r>
-            <w:r>
-              <w:rPr>
-                <w:b w:val="0"/>
-                <w:i w:val="0"/>
-                <w:color w:val="1A1A1A"/>
-                <w:sz w:val="22"/>
-              </w:rPr>
-              <w:t xml:space="preserve">How many times larger is  </w:t>
-            </w:r>
-            <w:r>
-              <w:drawing>
-                <wp:inline xmlns:a="http://schemas.openxmlformats.org/drawingml/2006/main" xmlns:pic="http://schemas.openxmlformats.org/drawingml/2006/picture">
-                  <wp:extent cx="454152" cy="146304"/>
-                  <wp:docPr id="90" name="Picture 90"/>
-                  <wp:cNvGraphicFramePr>
-                    <a:graphicFrameLocks noChangeAspect="1"/>
-                  </wp:cNvGraphicFramePr>
-                  <a:graphic>
-                    <a:graphicData uri="http://schemas.openxmlformats.org/drawingml/2006/picture">
-                      <pic:pic>
-                        <pic:nvPicPr>
-                          <pic:cNvPr id="0" name="8791b341b02cdd4d.png"/>
-                          <pic:cNvPicPr/>
-                        </pic:nvPicPr>
-                        <pic:blipFill>
-                          <a:blip r:embed="rId97"/>
-                          <a:stretch>
-                            <a:fillRect/>
-                          </a:stretch>
-                        </pic:blipFill>
-                        <pic:spPr>
-                          <a:xfrm>
-                            <a:off x="0" y="0"/>
-                            <a:ext cx="454152" cy="146304"/>
-                          </a:xfrm>
-                          <a:prstGeom prst="rect"/>
-                        </pic:spPr>
-                      </pic:pic>
-                    </a:graphicData>
-                  </a:graphic>
-                </wp:inline>
-              </w:drawing>
-            </w:r>
-            <w:r>
-              <w:rPr>
-                <w:b w:val="0"/>
-                <w:i w:val="0"/>
-                <w:color w:val="1A1A1A"/>
-                <w:sz w:val="22"/>
-              </w:rPr>
-              <w:t xml:space="preserve">  than  </w:t>
-            </w:r>
-            <w:r>
-              <w:drawing>
-                <wp:inline xmlns:a="http://schemas.openxmlformats.org/drawingml/2006/main" xmlns:pic="http://schemas.openxmlformats.org/drawingml/2006/picture">
-                  <wp:extent cx="451104" cy="149352"/>
-                  <wp:docPr id="91" name="Picture 91"/>
-                  <wp:cNvGraphicFramePr>
-                    <a:graphicFrameLocks noChangeAspect="1"/>
-                  </wp:cNvGraphicFramePr>
-                  <a:graphic>
-                    <a:graphicData uri="http://schemas.openxmlformats.org/drawingml/2006/picture">
-                      <pic:pic>
-                        <pic:nvPicPr>
-                          <pic:cNvPr id="0" name="9d5a45488ba24a79.png"/>
-                          <pic:cNvPicPr/>
-                        </pic:nvPicPr>
-                        <pic:blipFill>
-                          <a:blip r:embed="rId98"/>
-                          <a:stretch>
-                            <a:fillRect/>
-                          </a:stretch>
-                        </pic:blipFill>
-                        <pic:spPr>
-                          <a:xfrm>
-                            <a:off x="0" y="0"/>
-                            <a:ext cx="451104" cy="149352"/>
-                          </a:xfrm>
-                          <a:prstGeom prst="rect"/>
-                        </pic:spPr>
-                      </pic:pic>
-                    </a:graphicData>
-                  </a:graphic>
-                </wp:inline>
-              </w:drawing>
-            </w:r>
-            <w:r>
-              <w:rPr>
-                <w:b w:val="0"/>
-                <w:i w:val="0"/>
-                <w:color w:val="1A1A1A"/>
-                <w:sz w:val="22"/>
-              </w:rPr>
-              <w:t xml:space="preserve"> ?</w:t>
-            </w:r>
-            <w:r>
-              <w:tab/>
-            </w:r>
-            <w:r>
-              <w:rPr>
-                <w:b w:val="0"/>
-                <w:i/>
-                <w:color w:val="6B6B6B"/>
-                <w:sz w:val="19"/>
-              </w:rPr>
-              <w:t>1 pt</w:t>
-            </w:r>
-          </w:p>
-          <w:p>
-            <w:pPr>
-              <w:spacing w:before="40" w:after="60"/>
-              <w:ind w:left="900"/>
-            </w:pPr>
-            <w:r>
-              <w:drawing>
-                <wp:inline xmlns:a="http://schemas.openxmlformats.org/drawingml/2006/main" xmlns:pic="http://schemas.openxmlformats.org/drawingml/2006/picture">
-                  <wp:extent cx="990599" cy="164592"/>
-                  <wp:docPr id="92" name="Picture 92"/>
-                  <wp:cNvGraphicFramePr>
-                    <a:graphicFrameLocks noChangeAspect="1"/>
-                  </wp:cNvGraphicFramePr>
-                  <a:graphic>
-                    <a:graphicData uri="http://schemas.openxmlformats.org/drawingml/2006/picture">
-                      <pic:pic>
-                        <pic:nvPicPr>
-                          <pic:cNvPr id="0" name="14670bdebe0956da.png"/>
-                          <pic:cNvPicPr/>
-                        </pic:nvPicPr>
-                        <pic:blipFill>
-                          <a:blip r:embed="rId99"/>
-                          <a:stretch>
-                            <a:fillRect/>
-                          </a:stretch>
-                        </pic:blipFill>
-                        <pic:spPr>
-                          <a:xfrm>
-                            <a:off x="0" y="0"/>
-                            <a:ext cx="990599" cy="164592"/>
-                          </a:xfrm>
-                          <a:prstGeom prst="rect"/>
-                        </pic:spPr>
-                      </pic:pic>
-                    </a:graphicData>
-                  </a:graphic>
-                </wp:inline>
-              </w:drawing>
-            </w:r>
-            <w:r>
-              <w:rPr>
-                <w:b/>
-                <w:i/>
-                <w:color w:val="9E1B32"/>
-                <w:sz w:val="22"/>
-              </w:rPr>
-              <w:t xml:space="preserve"> times</w:t>
-            </w:r>
-          </w:p>
-          <w:p>
-            <w:pPr>
-              <w:spacing w:before="0" w:after="120"/>
-              <w:ind w:left="900"/>
-            </w:pPr>
-            <w:r>
-              <w:rPr>
-                <w:b w:val="0"/>
-                <w:i/>
-                <w:color w:val="6B6B6B"/>
-                <w:sz w:val="19"/>
-              </w:rPr>
-              <w:t>9 ÷ 3 = 3 and 10</w:t>
-            </w:r>
-            <w:r>
-              <w:rPr>
-                <w:b w:val="0"/>
-                <w:i/>
-                <w:color w:val="6B6B6B"/>
-                <w:sz w:val="19"/>
-                <w:vertAlign w:val="superscript"/>
-              </w:rPr>
-              <w:t>9</w:t>
-            </w:r>
-            <w:r>
-              <w:rPr>
-                <w:b w:val="0"/>
-                <w:i/>
-                <w:color w:val="6B6B6B"/>
-                <w:sz w:val="19"/>
-              </w:rPr>
-              <w:t xml:space="preserve"> ÷ 10</w:t>
-            </w:r>
-            <w:r>
-              <w:rPr>
-                <w:b w:val="0"/>
-                <w:i/>
-                <w:color w:val="6B6B6B"/>
-                <w:sz w:val="19"/>
-                <w:vertAlign w:val="superscript"/>
-              </w:rPr>
-              <w:t>6</w:t>
-            </w:r>
-            <w:r>
-              <w:rPr>
-                <w:b w:val="0"/>
-                <w:i/>
-                <w:color w:val="6B6B6B"/>
-                <w:sz w:val="19"/>
-              </w:rPr>
-              <w:t xml:space="preserve"> = 10</w:t>
-            </w:r>
-            <w:r>
-              <w:rPr>
-                <w:b w:val="0"/>
-                <w:i/>
-                <w:color w:val="6B6B6B"/>
-                <w:sz w:val="19"/>
-                <w:vertAlign w:val="superscript"/>
-              </w:rPr>
-              <w:t>3</w:t>
-            </w:r>
-            <w:r>
-              <w:rPr>
-                <w:b w:val="0"/>
-                <w:i/>
-                <w:color w:val="6B6B6B"/>
-                <w:sz w:val="19"/>
-              </w:rPr>
-              <w:t>. '3 times' ignored the powers; '30' read 10</w:t>
-            </w:r>
-            <w:r>
-              <w:rPr>
-                <w:b w:val="0"/>
-                <w:i/>
-                <w:color w:val="6B6B6B"/>
-                <w:sz w:val="19"/>
-                <w:vertAlign w:val="superscript"/>
-              </w:rPr>
-              <w:t>3</w:t>
-            </w:r>
-            <w:r>
-              <w:rPr>
-                <w:b w:val="0"/>
-                <w:i/>
-                <w:color w:val="6B6B6B"/>
-                <w:sz w:val="19"/>
-              </w:rPr>
-              <w:t xml:space="preserve"> as 10.</w:t>
-            </w:r>
-          </w:p>
-          <w:p>
-            <w:pPr>
-              <w:spacing w:before="80" w:after="80"/>
-              <w:ind w:left="900" w:hanging="380"/>
-              <w:tabs>
-                <w:tab w:val="right" w:pos="9360"/>
-              </w:tabs>
-            </w:pPr>
-            <w:r>
-              <w:rPr>
-                <w:b/>
-                <w:i w:val="0"/>
-                <w:color w:val="1A1A1A"/>
-                <w:sz w:val="22"/>
-              </w:rPr>
-              <w:t xml:space="preserve">b.  </w:t>
-            </w:r>
-            <w:r>
-              <w:rPr>
-                <w:b w:val="0"/>
-                <w:i w:val="0"/>
-                <w:color w:val="1A1A1A"/>
-                <w:sz w:val="22"/>
-              </w:rPr>
-              <w:t xml:space="preserve">How many times larger is  </w:t>
-            </w:r>
-            <w:r>
-              <w:drawing>
-                <wp:inline xmlns:a="http://schemas.openxmlformats.org/drawingml/2006/main" xmlns:pic="http://schemas.openxmlformats.org/drawingml/2006/picture">
-                  <wp:extent cx="655320" cy="146304"/>
-                  <wp:docPr id="93" name="Picture 93"/>
-                  <wp:cNvGraphicFramePr>
-                    <a:graphicFrameLocks noChangeAspect="1"/>
-                  </wp:cNvGraphicFramePr>
-                  <a:graphic>
-                    <a:graphicData uri="http://schemas.openxmlformats.org/drawingml/2006/picture">
-                      <pic:pic>
-                        <pic:nvPicPr>
-                          <pic:cNvPr id="0" name="6a32a05ef0bb4fec.png"/>
-                          <pic:cNvPicPr/>
-                        </pic:nvPicPr>
-                        <pic:blipFill>
-                          <a:blip r:embed="rId100"/>
-                          <a:stretch>
-                            <a:fillRect/>
-                          </a:stretch>
-                        </pic:blipFill>
-                        <pic:spPr>
-                          <a:xfrm>
-                            <a:off x="0" y="0"/>
-                            <a:ext cx="655320" cy="146304"/>
-                          </a:xfrm>
-                          <a:prstGeom prst="rect"/>
-                        </pic:spPr>
-                      </pic:pic>
-                    </a:graphicData>
-                  </a:graphic>
-                </wp:inline>
-              </w:drawing>
-            </w:r>
-            <w:r>
-              <w:rPr>
-                <w:b w:val="0"/>
-                <w:i w:val="0"/>
-                <w:color w:val="1A1A1A"/>
-                <w:sz w:val="22"/>
-              </w:rPr>
-              <w:t xml:space="preserve">  than  </w:t>
-            </w:r>
-            <w:r>
-              <w:drawing>
-                <wp:inline xmlns:a="http://schemas.openxmlformats.org/drawingml/2006/main" xmlns:pic="http://schemas.openxmlformats.org/drawingml/2006/picture">
-                  <wp:extent cx="637032" cy="143256"/>
-                  <wp:docPr id="94" name="Picture 94"/>
-                  <wp:cNvGraphicFramePr>
-                    <a:graphicFrameLocks noChangeAspect="1"/>
-                  </wp:cNvGraphicFramePr>
-                  <a:graphic>
-                    <a:graphicData uri="http://schemas.openxmlformats.org/drawingml/2006/picture">
-                      <pic:pic>
-                        <pic:nvPicPr>
-                          <pic:cNvPr id="0" name="ec7407a91f23b2b5.png"/>
-                          <pic:cNvPicPr/>
-                        </pic:nvPicPr>
-                        <pic:blipFill>
-                          <a:blip r:embed="rId101"/>
-                          <a:stretch>
-                            <a:fillRect/>
-                          </a:stretch>
-                        </pic:blipFill>
-                        <pic:spPr>
-                          <a:xfrm>
-                            <a:off x="0" y="0"/>
-                            <a:ext cx="637032" cy="143256"/>
-                          </a:xfrm>
-                          <a:prstGeom prst="rect"/>
-                        </pic:spPr>
-                      </pic:pic>
-                    </a:graphicData>
-                  </a:graphic>
-                </wp:inline>
-              </w:drawing>
-            </w:r>
-            <w:r>
-              <w:rPr>
-                <w:b w:val="0"/>
-                <w:i w:val="0"/>
-                <w:color w:val="1A1A1A"/>
-                <w:sz w:val="22"/>
-              </w:rPr>
-              <w:t xml:space="preserve"> ?</w:t>
-            </w:r>
-            <w:r>
-              <w:tab/>
-            </w:r>
-            <w:r>
-              <w:rPr>
-                <w:b w:val="0"/>
-                <w:i/>
-                <w:color w:val="6B6B6B"/>
-                <w:sz w:val="19"/>
-              </w:rPr>
-              <w:t>1 pt</w:t>
-            </w:r>
-          </w:p>
-          <w:p>
-            <w:pPr>
-              <w:spacing w:before="40" w:after="60"/>
-              <w:ind w:left="900"/>
-            </w:pPr>
-            <w:r>
-              <w:drawing>
-                <wp:inline xmlns:a="http://schemas.openxmlformats.org/drawingml/2006/main" xmlns:pic="http://schemas.openxmlformats.org/drawingml/2006/picture">
-                  <wp:extent cx="1072896" cy="164592"/>
-                  <wp:docPr id="95" name="Picture 95"/>
-                  <wp:cNvGraphicFramePr>
-                    <a:graphicFrameLocks noChangeAspect="1"/>
-                  </wp:cNvGraphicFramePr>
-                  <a:graphic>
-                    <a:graphicData uri="http://schemas.openxmlformats.org/drawingml/2006/picture">
-                      <pic:pic>
-                        <pic:nvPicPr>
-                          <pic:cNvPr id="0" name="987d87ae9dfcabb9.png"/>
-                          <pic:cNvPicPr/>
-                        </pic:nvPicPr>
-                        <pic:blipFill>
-                          <a:blip r:embed="rId102"/>
-                          <a:stretch>
-                            <a:fillRect/>
-                          </a:stretch>
-                        </pic:blipFill>
-                        <pic:spPr>
-                          <a:xfrm>
-                            <a:off x="0" y="0"/>
-                            <a:ext cx="1072896" cy="164592"/>
-                          </a:xfrm>
-                          <a:prstGeom prst="rect"/>
-                        </pic:spPr>
-                      </pic:pic>
-                    </a:graphicData>
-                  </a:graphic>
-                </wp:inline>
-              </w:drawing>
-            </w:r>
-            <w:r>
-              <w:rPr>
-                <w:b/>
-                <w:i/>
-                <w:color w:val="9E1B32"/>
-                <w:sz w:val="22"/>
-              </w:rPr>
-              <w:t xml:space="preserve"> times</w:t>
-            </w:r>
-          </w:p>
-          <w:p>
-            <w:pPr>
-              <w:spacing w:before="0" w:after="120"/>
-              <w:ind w:left="900"/>
-            </w:pPr>
-            <w:r>
-              <w:rPr>
-                <w:b w:val="0"/>
-                <w:i/>
-                <w:color w:val="6B6B6B"/>
-                <w:sz w:val="19"/>
-              </w:rPr>
-              <w:t>4.8 ÷ 1.6 = 3 and −3 − (−7) = 4.</w:t>
-            </w:r>
-          </w:p>
-          <w:p>
-            <w:pPr>
-              <w:spacing w:before="40" w:after="120"/>
-              <w:ind w:left="420"/>
-            </w:pPr>
-            <w:r>
-              <w:rPr>
-                <w:b w:val="0"/>
-                <w:i/>
-                <w:color w:val="6B6B6B"/>
-                <w:sz w:val="19"/>
-              </w:rPr>
-              <w:t>Scoring: a 1 · b 1 = 2 points.</w:t>
-            </w:r>
-          </w:p>
-        </w:tc>
-      </w:tr>
-    </w:tbl>
-    <w:p>
-      <w:pPr>
-        <w:spacing w:after="0" w:before="0" w:line="20" w:lineRule="exact"/>
-      </w:pPr>
-      <w:r>
-        <w:rPr>
-          <w:sz w:val="2"/>
-        </w:rPr>
-      </w:r>
-    </w:p>
-    <w:tbl>
-      <w:tblPr>
-        <w:tblLayout w:type="fixed"/>
-        <w:tblLook w:firstColumn="1" w:firstRow="1" w:lastColumn="0" w:lastRow="0" w:noHBand="0" w:noVBand="1" w:val="04A0"/>
-        <w:tblLayout w:type="fixed"/>
-        <w:tblW w:w="9360" w:type="dxa"/>
-      </w:tblPr>
-      <w:tblGrid>
-        <w:gridCol w:w="9360"/>
-      </w:tblGrid>
-      <w:tr>
-        <w:trPr>
-          <w:cantSplit/>
-        </w:trPr>
-        <w:tc>
-          <w:tcPr>
-            <w:tcW w:type="dxa" w:w="9360"/>
-            <w:tcBorders>
-              <w:top w:val="nil"/>
-              <w:left w:val="nil"/>
-              <w:bottom w:val="nil"/>
-              <w:right w:val="nil"/>
-            </w:tcBorders>
-            <w:tcMar>
-              <w:top w:w="0" w:type="dxa"/>
-              <w:left w:w="0" w:type="dxa"/>
-              <w:bottom w:w="0" w:type="dxa"/>
-              <w:right w:w="0" w:type="dxa"/>
-            </w:tcMar>
-          </w:tcPr>
-          <w:p>
-            <w:pPr>
-              <w:spacing w:before="200" w:after="120"/>
-              <w:ind w:left="420" w:hanging="420"/>
-              <w:tabs>
-                <w:tab w:val="right" w:pos="9360"/>
-              </w:tabs>
-            </w:pPr>
-            <w:r>
-              <w:rPr>
-                <w:b/>
-                <w:i w:val="0"/>
-                <w:color w:val="1A1A1A"/>
-                <w:sz w:val="22"/>
-              </w:rPr>
-              <w:t xml:space="preserve">19.   </w:t>
-            </w:r>
-            <w:r>
-              <w:rPr>
-                <w:b w:val="0"/>
-                <w:i w:val="0"/>
-                <w:color w:val="1A1A1A"/>
-                <w:sz w:val="22"/>
-              </w:rPr>
-              <w:t xml:space="preserve">Which is greater,  </w:t>
-            </w:r>
-            <w:r>
-              <w:drawing>
-                <wp:inline xmlns:a="http://schemas.openxmlformats.org/drawingml/2006/main" xmlns:pic="http://schemas.openxmlformats.org/drawingml/2006/picture">
-                  <wp:extent cx="649224" cy="146304"/>
-                  <wp:docPr id="96" name="Picture 96"/>
-                  <wp:cNvGraphicFramePr>
-                    <a:graphicFrameLocks noChangeAspect="1"/>
-                  </wp:cNvGraphicFramePr>
-                  <a:graphic>
-                    <a:graphicData uri="http://schemas.openxmlformats.org/drawingml/2006/picture">
-                      <pic:pic>
-                        <pic:nvPicPr>
-                          <pic:cNvPr id="0" name="19afd0573e8a4e5d.png"/>
-                          <pic:cNvPicPr/>
-                        </pic:nvPicPr>
-                        <pic:blipFill>
-                          <a:blip r:embed="rId103"/>
-                          <a:stretch>
-                            <a:fillRect/>
-                          </a:stretch>
-                        </pic:blipFill>
-                        <pic:spPr>
-                          <a:xfrm>
-                            <a:off x="0" y="0"/>
-                            <a:ext cx="649224" cy="146304"/>
-                          </a:xfrm>
-                          <a:prstGeom prst="rect"/>
-                        </pic:spPr>
-                      </pic:pic>
-                    </a:graphicData>
-                  </a:graphic>
-                </wp:inline>
-              </w:drawing>
-            </w:r>
-            <w:r>
-              <w:rPr>
-                <w:b w:val="0"/>
-                <w:i w:val="0"/>
-                <w:color w:val="1A1A1A"/>
-                <w:sz w:val="22"/>
-              </w:rPr>
-              <w:t xml:space="preserve">  or  </w:t>
-            </w:r>
-            <w:r>
-              <w:drawing>
-                <wp:inline xmlns:a="http://schemas.openxmlformats.org/drawingml/2006/main" xmlns:pic="http://schemas.openxmlformats.org/drawingml/2006/picture">
-                  <wp:extent cx="652272" cy="146304"/>
-                  <wp:docPr id="97" name="Picture 97"/>
-                  <wp:cNvGraphicFramePr>
-                    <a:graphicFrameLocks noChangeAspect="1"/>
-                  </wp:cNvGraphicFramePr>
-                  <a:graphic>
-                    <a:graphicData uri="http://schemas.openxmlformats.org/drawingml/2006/picture">
-                      <pic:pic>
-                        <pic:nvPicPr>
-                          <pic:cNvPr id="0" name="fd5527731cd36ea9.png"/>
-                          <pic:cNvPicPr/>
-                        </pic:nvPicPr>
-                        <pic:blipFill>
-                          <a:blip r:embed="rId104"/>
-                          <a:stretch>
-                            <a:fillRect/>
-                          </a:stretch>
-                        </pic:blipFill>
-                        <pic:spPr>
-                          <a:xfrm>
-                            <a:off x="0" y="0"/>
-                            <a:ext cx="652272" cy="146304"/>
-                          </a:xfrm>
-                          <a:prstGeom prst="rect"/>
-                        </pic:spPr>
-                      </pic:pic>
-                    </a:graphicData>
-                  </a:graphic>
-                </wp:inline>
-              </w:drawing>
-            </w:r>
-            <w:r>
-              <w:rPr>
-                <w:b w:val="0"/>
-                <w:i w:val="0"/>
-                <w:color w:val="1A1A1A"/>
-                <w:sz w:val="22"/>
-              </w:rPr>
-              <w:t xml:space="preserve"> ?  Explain how you know.</w:t>
-            </w:r>
-            <w:r>
-              <w:tab/>
-            </w:r>
-            <w:r>
-              <w:rPr>
-                <w:b w:val="0"/>
-                <w:i/>
-                <w:color w:val="6B6B6B"/>
-                <w:sz w:val="19"/>
-              </w:rPr>
-              <w:t>1 pt</w:t>
-            </w:r>
-          </w:p>
-          <w:p>
-            <w:pPr>
-              <w:spacing w:before="40" w:after="60"/>
-              <w:ind w:left="420"/>
-            </w:pPr>
-            <w:r>
-              <w:drawing>
-                <wp:inline xmlns:a="http://schemas.openxmlformats.org/drawingml/2006/main" xmlns:pic="http://schemas.openxmlformats.org/drawingml/2006/picture">
-                  <wp:extent cx="652272" cy="146304"/>
-                  <wp:docPr id="98" name="Picture 98"/>
-                  <wp:cNvGraphicFramePr>
-                    <a:graphicFrameLocks noChangeAspect="1"/>
-                  </wp:cNvGraphicFramePr>
-                  <a:graphic>
-                    <a:graphicData uri="http://schemas.openxmlformats.org/drawingml/2006/picture">
-                      <pic:pic>
-                        <pic:nvPicPr>
-                          <pic:cNvPr id="0" name="55bd550e2b2196cc.png"/>
-                          <pic:cNvPicPr/>
-                        </pic:nvPicPr>
-                        <pic:blipFill>
-                          <a:blip r:embed="rId105"/>
-                          <a:stretch>
-                            <a:fillRect/>
-                          </a:stretch>
-                        </pic:blipFill>
-                        <pic:spPr>
-                          <a:xfrm>
-                            <a:off x="0" y="0"/>
-                            <a:ext cx="652272" cy="146304"/>
-                          </a:xfrm>
-                          <a:prstGeom prst="rect"/>
-                        </pic:spPr>
-                      </pic:pic>
-                    </a:graphicData>
-                  </a:graphic>
-                </wp:inline>
-              </w:drawing>
-            </w:r>
-            <w:r>
-              <w:rPr>
-                <w:b/>
-                <w:i/>
-                <w:color w:val="9E1B32"/>
-                <w:sz w:val="22"/>
-              </w:rPr>
-              <w:t xml:space="preserve"> — the exponent −3 is greater than −4, so its power of 10 is larger; 0.0021 &gt; 0.00089.</w:t>
-            </w:r>
-          </w:p>
-          <w:p>
-            <w:pPr>
-              <w:spacing w:before="0" w:after="120"/>
-              <w:ind w:left="420"/>
-            </w:pPr>
-            <w:r>
-              <w:rPr>
-                <w:b w:val="0"/>
-                <w:i/>
-                <w:color w:val="6B6B6B"/>
-                <w:sz w:val="19"/>
-              </w:rPr>
-              <w:t>The point needs the choice and the reason. 8.9 × 10</w:t>
-            </w:r>
-            <w:r>
-              <w:rPr>
-                <w:b w:val="0"/>
-                <w:i/>
-                <w:color w:val="6B6B6B"/>
-                <w:sz w:val="19"/>
-                <w:vertAlign w:val="superscript"/>
-              </w:rPr>
-              <w:t>-4</w:t>
-            </w:r>
-            <w:r>
-              <w:rPr>
-                <w:b w:val="0"/>
-                <w:i/>
-                <w:color w:val="6B6B6B"/>
-                <w:sz w:val="19"/>
-              </w:rPr>
-              <w:t xml:space="preserve"> compared the coefficients.</w:t>
-            </w:r>
-          </w:p>
-          <w:p>
-            <w:pPr>
-              <w:spacing w:before="40" w:after="120"/>
-              <w:ind w:left="420"/>
-            </w:pPr>
-            <w:r>
-              <w:rPr>
-                <w:b w:val="0"/>
-                <w:i/>
-                <w:color w:val="6B6B6B"/>
-                <w:sz w:val="19"/>
-              </w:rPr>
-              <w:t>Scoring: 1 point.</w:t>
-            </w:r>
-          </w:p>
-        </w:tc>
-      </w:tr>
-    </w:tbl>
-    <w:p>
-      <w:pPr>
-        <w:spacing w:after="0" w:before="0" w:line="20" w:lineRule="exact"/>
-      </w:pPr>
-      <w:r>
-        <w:rPr>
-          <w:sz w:val="2"/>
-        </w:rPr>
-      </w:r>
-    </w:p>
-    <w:tbl>
-      <w:tblPr>
-        <w:tblLayout w:type="fixed"/>
-        <w:tblLook w:firstColumn="1" w:firstRow="1" w:lastColumn="0" w:lastRow="0" w:noHBand="0" w:noVBand="1" w:val="04A0"/>
-        <w:tblLayout w:type="fixed"/>
-        <w:tblW w:w="9360" w:type="dxa"/>
-      </w:tblPr>
-      <w:tblGrid>
-        <w:gridCol w:w="9360"/>
-      </w:tblGrid>
-      <w:tr>
-        <w:trPr>
-          <w:cantSplit/>
-        </w:trPr>
-        <w:tc>
-          <w:tcPr>
-            <w:tcW w:type="dxa" w:w="9360"/>
-            <w:tcBorders>
-              <w:top w:val="nil"/>
-              <w:left w:val="nil"/>
-              <w:bottom w:val="nil"/>
-              <w:right w:val="nil"/>
-            </w:tcBorders>
-            <w:tcMar>
-              <w:top w:w="0" w:type="dxa"/>
-              <w:left w:w="0" w:type="dxa"/>
-              <w:bottom w:w="0" w:type="dxa"/>
-              <w:right w:w="0" w:type="dxa"/>
-            </w:tcMar>
-          </w:tcPr>
-          <w:p>
-            <w:pPr>
-              <w:spacing w:before="200" w:after="120"/>
-              <w:ind w:left="420" w:hanging="420"/>
-              <w:tabs>
-                <w:tab w:val="right" w:pos="9360"/>
-              </w:tabs>
-            </w:pPr>
-            <w:r>
-              <w:rPr>
-                <w:b/>
-                <w:i w:val="0"/>
-                <w:color w:val="1A1A1A"/>
-                <w:sz w:val="22"/>
-              </w:rPr>
-              <w:t xml:space="preserve">20.   </w:t>
             </w:r>
             <w:r>
               <w:rPr>
@@ -8492,7 +7014,7 @@
           <w:color w:val="1A1A1A"/>
           <w:sz w:val="20"/>
         </w:rPr>
-        <w:t>40 points, one point per lettered part.  Section 1 — 9  ·  Section 2 — 11  ·  Section 3 — 9  ·  Section 4 — 11</w:t>
+        <w:t>36 points, one point per lettered part.  Section 1 — 9  ·  Section 2 — 9  ·  Section 3 — 8  ·  Section 4 — 10</w:t>
       </w:r>
     </w:p>
     <w:tbl>
@@ -8832,7 +7354,7 @@
                 <w:color w:val="1A1A1A"/>
                 <w:sz w:val="21"/>
               </w:rPr>
-              <w:t>5,  6,  7,  8,  9,  10</w:t>
+              <w:t>5,  6,  7,  8</w:t>
             </w:r>
           </w:p>
         </w:tc>
@@ -8863,7 +7385,7 @@
                 <w:color w:val="1A1A1A"/>
                 <w:sz w:val="21"/>
               </w:rPr>
-              <w:t>11</w:t>
+              <w:t>9</w:t>
             </w:r>
           </w:p>
         </w:tc>
@@ -8952,7 +7474,7 @@
                 <w:color w:val="1A1A1A"/>
                 <w:sz w:val="21"/>
               </w:rPr>
-              <w:t>11,  12,  13,  14</w:t>
+              <w:t>9,  10,  11</w:t>
             </w:r>
           </w:p>
         </w:tc>
@@ -8983,7 +7505,7 @@
                 <w:color w:val="1A1A1A"/>
                 <w:sz w:val="21"/>
               </w:rPr>
-              <w:t>9</w:t>
+              <w:t>8</w:t>
             </w:r>
           </w:p>
         </w:tc>
@@ -9072,7 +7594,7 @@
                 <w:color w:val="1A1A1A"/>
                 <w:sz w:val="21"/>
               </w:rPr>
-              <w:t>15,  16,  17,  18,  19,  20</w:t>
+              <w:t>12,  13,  14,  15,  16</w:t>
             </w:r>
           </w:p>
         </w:tc>
@@ -9103,7 +7625,7 @@
                 <w:color w:val="1A1A1A"/>
                 <w:sz w:val="21"/>
               </w:rPr>
-              <w:t>11</w:t>
+              <w:t>10</w:t>
             </w:r>
           </w:p>
         </w:tc>
@@ -9214,7 +7736,7 @@
                 <w:color w:val="1A1A1A"/>
                 <w:sz w:val="21"/>
               </w:rPr>
-              <w:t>40</w:t>
+              <w:t>36</w:t>
             </w:r>
           </w:p>
         </w:tc>
@@ -9277,7 +7799,45 @@
           <w:color w:val="6B6B6B"/>
           <w:sz w:val="19"/>
         </w:rPr>
-        <w:t>Transfer item (ruling 18): question 10. Its surface appears on neither the review nor any question bank. A second transfer item was cut from this paper: Croix, 7 October 2026 — the old question 21 (between which two consecutive powers of 10 a number lies) needed a step the unit does not teach.</w:t>
+        <w:t>Transfer items (ruling 18): none on this paper. Both were cut: (1) Croix, 7 October 2026 — the old question 21 (between which two consecutive powers of 10 a number lies) needed a step the unit does not teach.  (2) Croix, 7 October 2026 — the old question 10 (which is greater, 2</w:t>
+      </w:r>
+      <w:r>
+        <w:rPr>
+          <w:b w:val="0"/>
+          <w:i/>
+          <w:color w:val="6B6B6B"/>
+          <w:sz w:val="19"/>
+          <w:vertAlign w:val="superscript"/>
+        </w:rPr>
+        <w:t>-3</w:t>
+      </w:r>
+      <w:r>
+        <w:rPr>
+          <w:b w:val="0"/>
+          <w:i/>
+          <w:color w:val="6B6B6B"/>
+          <w:sz w:val="19"/>
+        </w:rPr>
+        <w:t xml:space="preserve"> or 3</w:t>
+      </w:r>
+      <w:r>
+        <w:rPr>
+          <w:b w:val="0"/>
+          <w:i/>
+          <w:color w:val="6B6B6B"/>
+          <w:sz w:val="19"/>
+          <w:vertAlign w:val="superscript"/>
+        </w:rPr>
+        <w:t>-2</w:t>
+      </w:r>
+      <w:r>
+        <w:rPr>
+          <w:b w:val="0"/>
+          <w:i/>
+          <w:color w:val="6B6B6B"/>
+          <w:sz w:val="19"/>
+        </w:rPr>
+        <w:t>: show how you know) went with every question answered in a sentence; he does not want to read explanations on this paper.</w:t>
       </w:r>
     </w:p>
     <w:sectPr>
